--- a/RCS-Proposal.docx
+++ b/RCS-Proposal.docx
@@ -110,6 +110,7 @@
       <w:r>
         <w:rPr>
           <w:b/>
+          <w:highlight w:val="red"/>
         </w:rPr>
         <w:t>Literature Review</w:t>
       </w:r>
@@ -154,6 +155,14 @@
       </w:r>
       <w:r>
         <w:br/>
+      </w:r>
+    </w:p>
+    <w:p>
+      <w:r>
+        <w:rPr>
+          <w:highlight w:val="yellow"/>
+        </w:rPr>
+        <w:t>Failed to connect with our study.</w:t>
       </w:r>
     </w:p>
     <w:p/>
@@ -164,10 +173,6 @@
     <w:p/>
     <w:p/>
     <w:p>
-      <w:bookmarkStart w:id="0" w:name="_GoBack"/>
-      <w:bookmarkEnd w:id="0"/>
-    </w:p>
-    <w:p>
       <w:r>
         <w:lastRenderedPageBreak/>
         <w:br/>
@@ -194,6 +199,7 @@
         <w:rPr>
           <w:b/>
           <w:bCs/>
+          <w:highlight w:val="red"/>
         </w:rPr>
         <w:t>Problem Statement</w:t>
       </w:r>
@@ -212,7 +218,22 @@
     <w:p/>
     <w:p>
       <w:r>
-        <w:t>This study seeks to address these challenges by leveraging AI for proactive threat detection, sentiment polarity analysis, and misinformation control. The primary goal is to create scalable, ethical, and privacy-preserving tools that enhance the safety and authenticity of online discussions.</w:t>
+        <w:t>This study seeks to address these challenges by leveraging AI for proactive threat detection, sentiment polarity analysis, and misinformation control. The primary goal is to create scalable, ethical, and privacy-preserving</w:t>
+      </w:r>
+      <w:r>
+        <w:t xml:space="preserve"> models</w:t>
+      </w:r>
+      <w:r>
+        <w:t xml:space="preserve"> that enhance the safety and authenticity of online discussions.</w:t>
+      </w:r>
+    </w:p>
+    <w:p/>
+    <w:p>
+      <w:r>
+        <w:rPr>
+          <w:highlight w:val="yellow"/>
+        </w:rPr>
+        <w:t>Add questions and show methods on how to do this.</w:t>
       </w:r>
     </w:p>
     <w:p/>
@@ -233,6 +254,7 @@
         <w:rPr>
           <w:b/>
           <w:bCs/>
+          <w:highlight w:val="red"/>
         </w:rPr>
         <w:t>Objectives</w:t>
       </w:r>
@@ -256,11 +278,21 @@
       <w:r>
         <w:rPr>
           <w:rStyle w:val="Strong"/>
+          <w:highlight w:val="yellow"/>
         </w:rPr>
         <w:t>Proactive threat detection</w:t>
       </w:r>
       <w:r>
-        <w:t>: Develop bots capable of identifying and mitigating harmful behaviors and interactions.</w:t>
+        <w:t xml:space="preserve">: Develop bots capable of identifying and </w:t>
+      </w:r>
+      <w:r>
+        <w:rPr>
+          <w:highlight w:val="yellow"/>
+        </w:rPr>
+        <w:t>mitigating harmful behaviors</w:t>
+      </w:r>
+      <w:r>
+        <w:t xml:space="preserve"> and interactions.</w:t>
       </w:r>
     </w:p>
     <w:p>
@@ -274,11 +306,21 @@
       <w:r>
         <w:rPr>
           <w:rStyle w:val="Strong"/>
+          <w:highlight w:val="lightGray"/>
         </w:rPr>
         <w:t>Sentiment polarity analysis</w:t>
       </w:r>
       <w:r>
-        <w:t>: Utilize bots to assess the emotional tone of online discussions, identifying and responding to negative trends.</w:t>
+        <w:rPr>
+          <w:highlight w:val="lightGray"/>
+        </w:rPr>
+        <w:t>:</w:t>
+      </w:r>
+      <w:r>
+        <w:t xml:space="preserve"> Utilize bots to assess the emotional tone of online discussions, identifying and responding to negative trends.</w:t>
+      </w:r>
+      <w:r>
+        <w:t xml:space="preserve"> – not interesting</w:t>
       </w:r>
     </w:p>
     <w:p>
@@ -308,6 +350,90 @@
       </w:r>
     </w:p>
     <w:p>
+      <w:pPr>
+        <w:pStyle w:val="NormalWeb"/>
+        <w:rPr>
+          <w:color w:val="FFFFFF" w:themeColor="background1"/>
+        </w:rPr>
+      </w:pPr>
+      <w:r>
+        <w:rPr>
+          <w:color w:val="FFFFFF" w:themeColor="background1"/>
+          <w:highlight w:val="darkGreen"/>
+        </w:rPr>
+        <w:t xml:space="preserve">Bot </w:t>
+      </w:r>
+      <w:proofErr w:type="spellStart"/>
+      <w:proofErr w:type="gramStart"/>
+      <w:r>
+        <w:rPr>
+          <w:color w:val="FFFFFF" w:themeColor="background1"/>
+          <w:highlight w:val="darkGreen"/>
+        </w:rPr>
+        <w:t>detect,fake</w:t>
+      </w:r>
+      <w:proofErr w:type="spellEnd"/>
+      <w:proofErr w:type="gramEnd"/>
+      <w:r>
+        <w:rPr>
+          <w:color w:val="FFFFFF" w:themeColor="background1"/>
+          <w:highlight w:val="darkGreen"/>
+        </w:rPr>
+        <w:t xml:space="preserve"> </w:t>
+      </w:r>
+      <w:proofErr w:type="spellStart"/>
+      <w:r>
+        <w:rPr>
+          <w:color w:val="FFFFFF" w:themeColor="background1"/>
+          <w:highlight w:val="darkGreen"/>
+        </w:rPr>
+        <w:t>news,threat</w:t>
+      </w:r>
+      <w:proofErr w:type="spellEnd"/>
+      <w:r>
+        <w:rPr>
+          <w:color w:val="FFFFFF" w:themeColor="background1"/>
+        </w:rPr>
+        <w:t>.</w:t>
+      </w:r>
+    </w:p>
+    <w:p>
+      <w:pPr>
+        <w:pStyle w:val="NormalWeb"/>
+      </w:pPr>
+      <w:r>
+        <w:t>Combine 2 classifiers.</w:t>
+      </w:r>
+    </w:p>
+    <w:p>
+      <w:pPr>
+        <w:pStyle w:val="NormalWeb"/>
+      </w:pPr>
+    </w:p>
+    <w:p>
+      <w:pPr>
+        <w:rPr>
+          <w:highlight w:val="yellow"/>
+        </w:rPr>
+      </w:pPr>
+      <w:r>
+        <w:rPr>
+          <w:highlight w:val="yellow"/>
+        </w:rPr>
+        <w:t>Describe the objectives clearly</w:t>
+      </w:r>
+      <w:r>
+        <w:rPr>
+          <w:highlight w:val="yellow"/>
+        </w:rPr>
+        <w:t xml:space="preserve"> with your idea.</w:t>
+      </w:r>
+    </w:p>
+    <w:p/>
+    <w:p/>
+    <w:p/>
+    <w:p/>
+    <w:p>
       <w:r>
         <w:rPr>
           <w:noProof/>
@@ -410,7 +536,6 @@
         <w:rPr>
           <w:noProof/>
         </w:rPr>
-        <w:lastRenderedPageBreak/>
         <w:pict w14:anchorId="75B72FBF">
           <v:rect id="_x0000_i1028" alt="" style="width:451pt;height:.05pt;mso-width-percent:0;mso-height-percent:0;mso-width-percent:0;mso-height-percent:0" o:hralign="center" o:hrstd="t" o:hr="t" fillcolor="#a0a0a0" stroked="f"/>
         </w:pict>
@@ -535,6 +660,118 @@
       </w:pPr>
       <w:r>
         <w:t>This research highlights the transformative potential of bots in creating safer and more authentic online environments. By focusing on sentiment polarity analysis, threat detection, and misinformation control, this study will provide scalable and ethical solutions to enhance user trust and platform integrity. Bots, used as tools for good, will empower platforms to proactively safeguard their communities.</w:t>
+      </w:r>
+    </w:p>
+    <w:p/>
+    <w:p/>
+    <w:p/>
+    <w:p/>
+    <w:p/>
+    <w:p/>
+    <w:p>
+      <w:pPr>
+        <w:rPr>
+          <w:highlight w:val="yellow"/>
+        </w:rPr>
+      </w:pPr>
+      <w:r>
+        <w:rPr>
+          <w:highlight w:val="yellow"/>
+        </w:rPr>
+        <w:t xml:space="preserve">Needs </w:t>
+      </w:r>
+      <w:proofErr w:type="spellStart"/>
+      <w:r>
+        <w:rPr>
+          <w:highlight w:val="yellow"/>
+        </w:rPr>
+        <w:t>methodoly</w:t>
+      </w:r>
+      <w:proofErr w:type="spellEnd"/>
+      <w:r>
+        <w:rPr>
+          <w:highlight w:val="yellow"/>
+        </w:rPr>
+        <w:t xml:space="preserve"> </w:t>
+      </w:r>
+      <w:proofErr w:type="spellStart"/>
+      <w:r>
+        <w:rPr>
+          <w:highlight w:val="yellow"/>
+        </w:rPr>
+        <w:t>aswell</w:t>
+      </w:r>
+      <w:proofErr w:type="spellEnd"/>
+      <w:r>
+        <w:rPr>
+          <w:highlight w:val="yellow"/>
+        </w:rPr>
+        <w:t>.</w:t>
+      </w:r>
+    </w:p>
+    <w:p>
+      <w:pPr>
+        <w:rPr>
+          <w:highlight w:val="yellow"/>
+        </w:rPr>
+      </w:pPr>
+      <w:r>
+        <w:rPr>
+          <w:highlight w:val="yellow"/>
+        </w:rPr>
+        <w:t>Which method is the best to detect the metrics we picked?</w:t>
+      </w:r>
+    </w:p>
+    <w:p>
+      <w:r>
+        <w:rPr>
+          <w:highlight w:val="yellow"/>
+        </w:rPr>
+        <w:t>Identify possible methods to classify possible methods.</w:t>
+      </w:r>
+    </w:p>
+    <w:p>
+      <w:r>
+        <w:rPr>
+          <w:highlight w:val="yellow"/>
+        </w:rPr>
+        <w:t xml:space="preserve">Existing definition for threat and </w:t>
+      </w:r>
+      <w:r>
+        <w:rPr>
+          <w:highlight w:val="yellow"/>
+        </w:rPr>
+        <w:t>H</w:t>
+      </w:r>
+      <w:r>
+        <w:rPr>
+          <w:highlight w:val="yellow"/>
+        </w:rPr>
+        <w:t xml:space="preserve">ate </w:t>
+      </w:r>
+      <w:r>
+        <w:rPr>
+          <w:highlight w:val="yellow"/>
+        </w:rPr>
+        <w:t>S</w:t>
+      </w:r>
+      <w:r>
+        <w:rPr>
+          <w:highlight w:val="yellow"/>
+        </w:rPr>
+        <w:t>pe</w:t>
+      </w:r>
+      <w:r>
+        <w:rPr>
+          <w:highlight w:val="yellow"/>
+        </w:rPr>
+        <w:t>e</w:t>
+      </w:r>
+      <w:r>
+        <w:rPr>
+          <w:highlight w:val="yellow"/>
+        </w:rPr>
+        <w:t>ch.</w:t>
       </w:r>
     </w:p>
     <w:p/>
@@ -546,6 +783,552 @@
     <w:p/>
     <w:p/>
     <w:p/>
+    <w:p>
+      <w:r>
+        <w:rPr>
+          <w:noProof/>
+        </w:rPr>
+        <w:pict w14:anchorId="2308141C">
+          <v:rect id="_x0000_i1026" alt="" style="width:451pt;height:.05pt;mso-width-percent:0;mso-height-percent:0;mso-width-percent:0;mso-height-percent:0" o:hralign="center" o:hrstd="t" o:hr="t" fillcolor="#a0a0a0" stroked="f"/>
+        </w:pict>
+      </w:r>
+    </w:p>
+    <w:p>
+      <w:r>
+        <w:rPr>
+          <w:b/>
+        </w:rPr>
+        <w:t>References:</w:t>
+      </w:r>
+      <w:r>
+        <w:rPr>
+          <w:b/>
+        </w:rPr>
+        <w:br/>
+      </w:r>
+    </w:p>
+    <w:p>
+      <w:pPr>
+        <w:pStyle w:val="ListParagraph"/>
+        <w:numPr>
+          <w:ilvl w:val="0"/>
+          <w:numId w:val="19"/>
+        </w:numPr>
+      </w:pPr>
+      <w:proofErr w:type="spellStart"/>
+      <w:r>
+        <w:t>Arvapalli</w:t>
+      </w:r>
+      <w:proofErr w:type="spellEnd"/>
+      <w:r>
+        <w:t xml:space="preserve">, S.S., &amp; </w:t>
+      </w:r>
+      <w:proofErr w:type="spellStart"/>
+      <w:r>
+        <w:t>Susmitha</w:t>
+      </w:r>
+      <w:proofErr w:type="spellEnd"/>
+      <w:r>
+        <w:t xml:space="preserve">, A. (2024). </w:t>
+      </w:r>
+      <w:r>
+        <w:rPr>
+          <w:i/>
+          <w:iCs/>
+        </w:rPr>
+        <w:t>Sentiment Analysis of Cyberbullying Data in Social Media</w:t>
+      </w:r>
+      <w:r>
+        <w:t xml:space="preserve">. </w:t>
+      </w:r>
+      <w:hyperlink r:id="rId7" w:history="1">
+        <w:r>
+          <w:rPr>
+            <w:rStyle w:val="Hyperlink"/>
+          </w:rPr>
+          <w:t>Link</w:t>
+        </w:r>
+      </w:hyperlink>
+      <w:r>
+        <w:br/>
+      </w:r>
+    </w:p>
+    <w:p>
+      <w:pPr>
+        <w:numPr>
+          <w:ilvl w:val="0"/>
+          <w:numId w:val="19"/>
+        </w:numPr>
+      </w:pPr>
+      <w:r>
+        <w:t xml:space="preserve">Lopez-Joya, S., Diaz-Garcia, J.A., Ruiz, M.D., &amp; Martin-Bautista, M.J. (2024). </w:t>
+      </w:r>
+      <w:r>
+        <w:rPr>
+          <w:i/>
+          <w:iCs/>
+        </w:rPr>
+        <w:t>Exploring Social Bots</w:t>
+      </w:r>
+      <w:r>
+        <w:rPr>
+          <w:i/>
+          <w:iCs/>
+        </w:rPr>
+        <w:t>.</w:t>
+      </w:r>
+      <w:r>
+        <w:rPr>
+          <w:rStyle w:val="Hyperlink"/>
+        </w:rPr>
+        <w:t xml:space="preserve"> </w:t>
+      </w:r>
+      <w:hyperlink r:id="rId8" w:history="1">
+        <w:r>
+          <w:rPr>
+            <w:rStyle w:val="Hyperlink"/>
+          </w:rPr>
+          <w:t>Link</w:t>
+        </w:r>
+      </w:hyperlink>
+      <w:r>
+        <w:br/>
+      </w:r>
+    </w:p>
+    <w:p>
+      <w:pPr>
+        <w:ind w:left="720"/>
+      </w:pPr>
+    </w:p>
+    <w:p>
+      <w:pPr>
+        <w:numPr>
+          <w:ilvl w:val="0"/>
+          <w:numId w:val="19"/>
+        </w:numPr>
+      </w:pPr>
+      <w:r>
+        <w:t xml:space="preserve">Sinha, A., &amp; Chaudhary, A. (2022). </w:t>
+      </w:r>
+      <w:proofErr w:type="spellStart"/>
+      <w:r>
+        <w:rPr>
+          <w:i/>
+          <w:iCs/>
+        </w:rPr>
+        <w:t>TweezBot</w:t>
+      </w:r>
+      <w:proofErr w:type="spellEnd"/>
+      <w:r>
+        <w:rPr>
+          <w:i/>
+          <w:iCs/>
+        </w:rPr>
+        <w:t>: An AI-Driven Online Media Bot Identification Algorithm for Twitter Social Networks</w:t>
+      </w:r>
+      <w:r>
+        <w:t xml:space="preserve">. </w:t>
+      </w:r>
+      <w:hyperlink r:id="rId9" w:history="1">
+        <w:r>
+          <w:rPr>
+            <w:rStyle w:val="Hyperlink"/>
+          </w:rPr>
+          <w:t>Link</w:t>
+        </w:r>
+      </w:hyperlink>
+    </w:p>
+    <w:p/>
+    <w:p>
+      <w:pPr>
+        <w:numPr>
+          <w:ilvl w:val="0"/>
+          <w:numId w:val="19"/>
+        </w:numPr>
+      </w:pPr>
+      <w:proofErr w:type="spellStart"/>
+      <w:r>
+        <w:t>Carrilho</w:t>
+      </w:r>
+      <w:proofErr w:type="spellEnd"/>
+      <w:r>
+        <w:t xml:space="preserve"> Santos, F.C. (2023). </w:t>
+      </w:r>
+      <w:r>
+        <w:rPr>
+          <w:i/>
+          <w:iCs/>
+        </w:rPr>
+        <w:t xml:space="preserve">Artificial Intelligence in Automated Detection of Disinformation: </w:t>
+      </w:r>
+    </w:p>
+    <w:p/>
+    <w:p>
+      <w:pPr>
+        <w:ind w:left="720"/>
+      </w:pPr>
+    </w:p>
+    <w:p>
+      <w:pPr>
+        <w:numPr>
+          <w:ilvl w:val="0"/>
+          <w:numId w:val="20"/>
+        </w:numPr>
+      </w:pPr>
+      <w:proofErr w:type="spellStart"/>
+      <w:r>
+        <w:t>Cresci</w:t>
+      </w:r>
+      <w:proofErr w:type="spellEnd"/>
+      <w:r>
+        <w:t xml:space="preserve">, S., et al. (2016). </w:t>
+      </w:r>
+      <w:r>
+        <w:rPr>
+          <w:i/>
+          <w:iCs/>
+        </w:rPr>
+        <w:t>The Spread of Low-Credibility Content by Social Bots</w:t>
+      </w:r>
+      <w:r>
+        <w:t xml:space="preserve">. </w:t>
+      </w:r>
+      <w:hyperlink r:id="rId10" w:history="1">
+        <w:r>
+          <w:rPr>
+            <w:rStyle w:val="Hyperlink"/>
+          </w:rPr>
+          <w:t>Link</w:t>
+        </w:r>
+      </w:hyperlink>
+    </w:p>
+    <w:p/>
+    <w:p>
+      <w:pPr>
+        <w:numPr>
+          <w:ilvl w:val="0"/>
+          <w:numId w:val="20"/>
+        </w:numPr>
+      </w:pPr>
+      <w:r>
+        <w:t xml:space="preserve">Ahmed, N., &amp; </w:t>
+      </w:r>
+      <w:proofErr w:type="spellStart"/>
+      <w:r>
+        <w:t>Abulaish</w:t>
+      </w:r>
+      <w:proofErr w:type="spellEnd"/>
+      <w:r>
+        <w:t xml:space="preserve">, M. (2017). </w:t>
+      </w:r>
+      <w:r>
+        <w:rPr>
+          <w:i/>
+          <w:iCs/>
+        </w:rPr>
+        <w:t>Detecting Bots and Assessing Their Impact in Social Networks</w:t>
+      </w:r>
+      <w:r>
+        <w:t xml:space="preserve">. </w:t>
+      </w:r>
+      <w:r>
+        <w:rPr>
+          <w:i/>
+          <w:iCs/>
+        </w:rPr>
+        <w:t>Applied Network Science</w:t>
+      </w:r>
+      <w:r>
+        <w:t xml:space="preserve">. </w:t>
+      </w:r>
+      <w:hyperlink r:id="rId11" w:history="1">
+        <w:r>
+          <w:rPr>
+            <w:rStyle w:val="Hyperlink"/>
+          </w:rPr>
+          <w:t>Link</w:t>
+        </w:r>
+      </w:hyperlink>
+    </w:p>
+    <w:p/>
+    <w:p>
+      <w:pPr>
+        <w:numPr>
+          <w:ilvl w:val="0"/>
+          <w:numId w:val="20"/>
+        </w:numPr>
+        <w:rPr>
+          <w:rStyle w:val="Hyperlink"/>
+          <w:color w:val="auto"/>
+          <w:u w:val="none"/>
+        </w:rPr>
+      </w:pPr>
+      <w:proofErr w:type="spellStart"/>
+      <w:r>
+        <w:t>Bessi</w:t>
+      </w:r>
+      <w:proofErr w:type="spellEnd"/>
+      <w:r>
+        <w:t xml:space="preserve">, A., &amp; Ferrara, E. (2018). </w:t>
+      </w:r>
+      <w:r>
+        <w:rPr>
+          <w:i/>
+          <w:iCs/>
+        </w:rPr>
+        <w:t>Social Bots and Political Polarization: A Study of the 2016 US Presidential Election</w:t>
+      </w:r>
+      <w:r>
+        <w:t xml:space="preserve">. </w:t>
+      </w:r>
+      <w:hyperlink r:id="rId12" w:history="1">
+        <w:r>
+          <w:rPr>
+            <w:rStyle w:val="Hyperlink"/>
+          </w:rPr>
+          <w:t>Link</w:t>
+        </w:r>
+      </w:hyperlink>
+    </w:p>
+    <w:p>
+      <w:pPr>
+        <w:rPr>
+          <w:rStyle w:val="Hyperlink"/>
+          <w:color w:val="auto"/>
+          <w:u w:val="none"/>
+        </w:rPr>
+      </w:pPr>
+    </w:p>
+    <w:p>
+      <w:pPr>
+        <w:numPr>
+          <w:ilvl w:val="0"/>
+          <w:numId w:val="20"/>
+        </w:numPr>
+      </w:pPr>
+      <w:r>
+        <w:t xml:space="preserve">Rahman, M., et al. (2023). </w:t>
+      </w:r>
+      <w:r>
+        <w:rPr>
+          <w:i/>
+          <w:iCs/>
+        </w:rPr>
+        <w:t>Toward Mitigating Misinformation and Social Media Manipulation in LLM Era</w:t>
+      </w:r>
+      <w:r>
+        <w:t xml:space="preserve">. </w:t>
+      </w:r>
+      <w:r>
+        <w:rPr>
+          <w:i/>
+          <w:iCs/>
+        </w:rPr>
+        <w:t>Proceedings of the ACM Web Conference 2023</w:t>
+      </w:r>
+      <w:r>
+        <w:t xml:space="preserve">. </w:t>
+      </w:r>
+      <w:hyperlink r:id="rId13" w:history="1">
+        <w:r>
+          <w:rPr>
+            <w:rStyle w:val="Hyperlink"/>
+          </w:rPr>
+          <w:t>Links</w:t>
+        </w:r>
+      </w:hyperlink>
+    </w:p>
+    <w:p>
+      <w:pPr>
+        <w:ind w:left="720"/>
+      </w:pPr>
+    </w:p>
+    <w:p>
+      <w:pPr>
+        <w:numPr>
+          <w:ilvl w:val="0"/>
+          <w:numId w:val="20"/>
+        </w:numPr>
+      </w:pPr>
+      <w:r>
+        <w:t xml:space="preserve">Anonymous (2023). </w:t>
+      </w:r>
+      <w:r>
+        <w:rPr>
+          <w:i/>
+          <w:iCs/>
+        </w:rPr>
+        <w:t>Mapping Automatic Social Media Information Disorder: The Role of Bots and AI in Spreading Misleading Information in Society</w:t>
+      </w:r>
+      <w:r>
+        <w:t xml:space="preserve">. </w:t>
+      </w:r>
+      <w:r>
+        <w:rPr>
+          <w:i/>
+          <w:iCs/>
+        </w:rPr>
+        <w:t>PLOS ONE</w:t>
+      </w:r>
+      <w:r>
+        <w:t xml:space="preserve">. </w:t>
+      </w:r>
+      <w:hyperlink r:id="rId14" w:history="1">
+        <w:r>
+          <w:rPr>
+            <w:rStyle w:val="Hyperlink"/>
+          </w:rPr>
+          <w:t>Link</w:t>
+        </w:r>
+      </w:hyperlink>
+      <w:r>
+        <w:t>.</w:t>
+      </w:r>
+      <w:r>
+        <w:br/>
+      </w:r>
+    </w:p>
+    <w:p>
+      <w:pPr>
+        <w:numPr>
+          <w:ilvl w:val="0"/>
+          <w:numId w:val="20"/>
+        </w:numPr>
+      </w:pPr>
+      <w:r>
+        <w:t xml:space="preserve">Ahmed, N., et al. (2021). </w:t>
+      </w:r>
+      <w:r>
+        <w:rPr>
+          <w:i/>
+          <w:iCs/>
+        </w:rPr>
+        <w:t>Detecting Bots and Assessing Their Impact in Social Networks</w:t>
+      </w:r>
+      <w:r>
+        <w:t xml:space="preserve">. </w:t>
+      </w:r>
+      <w:r>
+        <w:rPr>
+          <w:i/>
+          <w:iCs/>
+        </w:rPr>
+        <w:t>Operations Research</w:t>
+      </w:r>
+      <w:r>
+        <w:t xml:space="preserve">. </w:t>
+      </w:r>
+      <w:hyperlink r:id="rId15" w:history="1">
+        <w:r>
+          <w:rPr>
+            <w:rStyle w:val="Hyperlink"/>
+          </w:rPr>
+          <w:t>Links</w:t>
+        </w:r>
+      </w:hyperlink>
+      <w:r>
+        <w:t>.</w:t>
+      </w:r>
+    </w:p>
+    <w:p>
+      <w:pPr>
+        <w:ind w:left="720"/>
+      </w:pPr>
+    </w:p>
+    <w:p>
+      <w:pPr>
+        <w:numPr>
+          <w:ilvl w:val="0"/>
+          <w:numId w:val="20"/>
+        </w:numPr>
+      </w:pPr>
+      <w:r>
+        <w:t xml:space="preserve">Ahmed, N., &amp; </w:t>
+      </w:r>
+      <w:proofErr w:type="spellStart"/>
+      <w:r>
+        <w:t>Abulaish</w:t>
+      </w:r>
+      <w:proofErr w:type="spellEnd"/>
+      <w:r>
+        <w:t xml:space="preserve">, M. (2017). </w:t>
+      </w:r>
+      <w:r>
+        <w:rPr>
+          <w:i/>
+          <w:iCs/>
+        </w:rPr>
+        <w:t>Detecting Bots and Assessing Their Impact in Social Networks</w:t>
+      </w:r>
+      <w:r>
+        <w:t xml:space="preserve">. </w:t>
+      </w:r>
+      <w:hyperlink r:id="rId16" w:history="1">
+        <w:r>
+          <w:rPr>
+            <w:rStyle w:val="Hyperlink"/>
+          </w:rPr>
+          <w:t>Link</w:t>
+        </w:r>
+      </w:hyperlink>
+      <w:r>
+        <w:t>.</w:t>
+      </w:r>
+    </w:p>
+    <w:p>
+      <w:pPr>
+        <w:pStyle w:val="ListParagraph"/>
+      </w:pPr>
+    </w:p>
+    <w:p>
+      <w:pPr>
+        <w:numPr>
+          <w:ilvl w:val="0"/>
+          <w:numId w:val="20"/>
+        </w:numPr>
+      </w:pPr>
+      <w:proofErr w:type="spellStart"/>
+      <w:r>
+        <w:t>Cresci</w:t>
+      </w:r>
+      <w:proofErr w:type="spellEnd"/>
+      <w:r>
+        <w:t xml:space="preserve">, S., et al. (2018). </w:t>
+      </w:r>
+      <w:r>
+        <w:rPr>
+          <w:i/>
+          <w:iCs/>
+        </w:rPr>
+        <w:t>The Spread of Low-Credibility Content by Social Bots</w:t>
+      </w:r>
+      <w:r>
+        <w:t xml:space="preserve">. </w:t>
+      </w:r>
+      <w:r>
+        <w:rPr>
+          <w:i/>
+          <w:iCs/>
+        </w:rPr>
+        <w:t>Nature Communications, 9</w:t>
+      </w:r>
+      <w:r>
+        <w:t xml:space="preserve">, Article 4690. </w:t>
+      </w:r>
+      <w:hyperlink r:id="rId17" w:history="1">
+        <w:r>
+          <w:rPr>
+            <w:rStyle w:val="Hyperlink"/>
+          </w:rPr>
+          <w:t>Link</w:t>
+        </w:r>
+      </w:hyperlink>
+    </w:p>
+    <w:p>
+      <w:pPr>
+        <w:pStyle w:val="ListParagraph"/>
+      </w:pPr>
+    </w:p>
     <w:p/>
     <w:p/>
     <w:p/>
@@ -554,578 +1337,11 @@
     <w:p/>
     <w:p/>
     <w:p/>
-    <w:p/>
-    <w:p/>
-    <w:p/>
-    <w:p/>
-    <w:p/>
-    <w:p/>
-    <w:p/>
-    <w:p/>
-    <w:p/>
-    <w:p/>
-    <w:p/>
     <w:p>
       <w:r>
         <w:rPr>
           <w:noProof/>
         </w:rPr>
-        <w:lastRenderedPageBreak/>
-        <w:pict w14:anchorId="2308141C">
-          <v:rect id="_x0000_i1026" alt="" style="width:451pt;height:.05pt;mso-width-percent:0;mso-height-percent:0;mso-width-percent:0;mso-height-percent:0" o:hralign="center" o:hrstd="t" o:hr="t" fillcolor="#a0a0a0" stroked="f"/>
-        </w:pict>
-      </w:r>
-    </w:p>
-    <w:p>
-      <w:r>
-        <w:rPr>
-          <w:b/>
-        </w:rPr>
-        <w:t>References:</w:t>
-      </w:r>
-      <w:r>
-        <w:rPr>
-          <w:b/>
-        </w:rPr>
-        <w:br/>
-      </w:r>
-    </w:p>
-    <w:p>
-      <w:pPr>
-        <w:pStyle w:val="ListParagraph"/>
-        <w:numPr>
-          <w:ilvl w:val="0"/>
-          <w:numId w:val="19"/>
-        </w:numPr>
-      </w:pPr>
-      <w:proofErr w:type="spellStart"/>
-      <w:r>
-        <w:t>Arvapalli</w:t>
-      </w:r>
-      <w:proofErr w:type="spellEnd"/>
-      <w:r>
-        <w:t xml:space="preserve">, S.S., &amp; </w:t>
-      </w:r>
-      <w:proofErr w:type="spellStart"/>
-      <w:r>
-        <w:t>Susmitha</w:t>
-      </w:r>
-      <w:proofErr w:type="spellEnd"/>
-      <w:r>
-        <w:t xml:space="preserve">, A. (2024). </w:t>
-      </w:r>
-      <w:r>
-        <w:rPr>
-          <w:i/>
-          <w:iCs/>
-        </w:rPr>
-        <w:t>Sentiment Analysis of Cyberbullying Data in Social Media</w:t>
-      </w:r>
-      <w:r>
-        <w:t xml:space="preserve">. </w:t>
-      </w:r>
-      <w:hyperlink r:id="rId7" w:history="1">
-        <w:r>
-          <w:rPr>
-            <w:rStyle w:val="Hyperlink"/>
-          </w:rPr>
-          <w:t>Link</w:t>
-        </w:r>
-      </w:hyperlink>
-      <w:r>
-        <w:br/>
-      </w:r>
-    </w:p>
-    <w:p>
-      <w:pPr>
-        <w:numPr>
-          <w:ilvl w:val="0"/>
-          <w:numId w:val="19"/>
-        </w:numPr>
-      </w:pPr>
-      <w:r>
-        <w:t xml:space="preserve">Lopez-Joya, S., Diaz-Garcia, J.A., Ruiz, M.D., &amp; Martin-Bautista, M.J. (2024). </w:t>
-      </w:r>
-      <w:r>
-        <w:rPr>
-          <w:i/>
-          <w:iCs/>
-        </w:rPr>
-        <w:t>Exploring Social Bots</w:t>
-      </w:r>
-      <w:r>
-        <w:rPr>
-          <w:i/>
-          <w:iCs/>
-        </w:rPr>
-        <w:t>.</w:t>
-      </w:r>
-      <w:r>
-        <w:rPr>
-          <w:rStyle w:val="Hyperlink"/>
-        </w:rPr>
-        <w:t xml:space="preserve"> </w:t>
-      </w:r>
-      <w:hyperlink r:id="rId8" w:history="1">
-        <w:r>
-          <w:rPr>
-            <w:rStyle w:val="Hyperlink"/>
-          </w:rPr>
-          <w:t>Link</w:t>
-        </w:r>
-      </w:hyperlink>
-      <w:r>
-        <w:br/>
-      </w:r>
-    </w:p>
-    <w:p>
-      <w:pPr>
-        <w:ind w:left="720"/>
-      </w:pPr>
-    </w:p>
-    <w:p>
-      <w:pPr>
-        <w:numPr>
-          <w:ilvl w:val="0"/>
-          <w:numId w:val="19"/>
-        </w:numPr>
-      </w:pPr>
-      <w:r>
-        <w:t xml:space="preserve">Sinha, A., &amp; Chaudhary, A. (2022). </w:t>
-      </w:r>
-      <w:proofErr w:type="spellStart"/>
-      <w:r>
-        <w:rPr>
-          <w:i/>
-          <w:iCs/>
-        </w:rPr>
-        <w:t>TweezBot</w:t>
-      </w:r>
-      <w:proofErr w:type="spellEnd"/>
-      <w:r>
-        <w:rPr>
-          <w:i/>
-          <w:iCs/>
-        </w:rPr>
-        <w:t>: An AI-Driven Online Media Bot Identification Algorithm for Twitter Social Networks</w:t>
-      </w:r>
-      <w:r>
-        <w:t xml:space="preserve">. </w:t>
-      </w:r>
-      <w:hyperlink r:id="rId9" w:history="1">
-        <w:r>
-          <w:rPr>
-            <w:rStyle w:val="Hyperlink"/>
-          </w:rPr>
-          <w:t>Link</w:t>
-        </w:r>
-      </w:hyperlink>
-    </w:p>
-    <w:p/>
-    <w:p>
-      <w:pPr>
-        <w:numPr>
-          <w:ilvl w:val="0"/>
-          <w:numId w:val="19"/>
-        </w:numPr>
-      </w:pPr>
-      <w:proofErr w:type="spellStart"/>
-      <w:r>
-        <w:t>Carrilho</w:t>
-      </w:r>
-      <w:proofErr w:type="spellEnd"/>
-      <w:r>
-        <w:t xml:space="preserve"> Santos, F.C. (2023). </w:t>
-      </w:r>
-      <w:r>
-        <w:rPr>
-          <w:i/>
-          <w:iCs/>
-        </w:rPr>
-        <w:t xml:space="preserve">Artificial Intelligence in Automated Detection of Disinformation: </w:t>
-      </w:r>
-    </w:p>
-    <w:p/>
-    <w:p>
-      <w:pPr>
-        <w:ind w:left="720"/>
-      </w:pPr>
-    </w:p>
-    <w:p>
-      <w:pPr>
-        <w:numPr>
-          <w:ilvl w:val="0"/>
-          <w:numId w:val="20"/>
-        </w:numPr>
-      </w:pPr>
-      <w:proofErr w:type="spellStart"/>
-      <w:r>
-        <w:t>Cresci</w:t>
-      </w:r>
-      <w:proofErr w:type="spellEnd"/>
-      <w:r>
-        <w:t xml:space="preserve">, S., et al. (2016). </w:t>
-      </w:r>
-      <w:r>
-        <w:rPr>
-          <w:i/>
-          <w:iCs/>
-        </w:rPr>
-        <w:t>The Spread of Low-Credibility Content by Social Bots</w:t>
-      </w:r>
-      <w:r>
-        <w:t xml:space="preserve">. </w:t>
-      </w:r>
-      <w:hyperlink r:id="rId10" w:history="1">
-        <w:r>
-          <w:rPr>
-            <w:rStyle w:val="Hyperlink"/>
-          </w:rPr>
-          <w:t>Link</w:t>
-        </w:r>
-      </w:hyperlink>
-    </w:p>
-    <w:p/>
-    <w:p>
-      <w:pPr>
-        <w:numPr>
-          <w:ilvl w:val="0"/>
-          <w:numId w:val="20"/>
-        </w:numPr>
-      </w:pPr>
-      <w:r>
-        <w:t xml:space="preserve">Ahmed, N., &amp; </w:t>
-      </w:r>
-      <w:proofErr w:type="spellStart"/>
-      <w:r>
-        <w:t>Abulaish</w:t>
-      </w:r>
-      <w:proofErr w:type="spellEnd"/>
-      <w:r>
-        <w:t xml:space="preserve">, M. (2017). </w:t>
-      </w:r>
-      <w:r>
-        <w:rPr>
-          <w:i/>
-          <w:iCs/>
-        </w:rPr>
-        <w:t>Detecting Bots and Assessing Their Impact in Social Networks</w:t>
-      </w:r>
-      <w:r>
-        <w:t xml:space="preserve">. </w:t>
-      </w:r>
-      <w:r>
-        <w:rPr>
-          <w:i/>
-          <w:iCs/>
-        </w:rPr>
-        <w:t>Applied Network Science</w:t>
-      </w:r>
-      <w:r>
-        <w:t xml:space="preserve">. </w:t>
-      </w:r>
-      <w:hyperlink r:id="rId11" w:history="1">
-        <w:r>
-          <w:rPr>
-            <w:rStyle w:val="Hyperlink"/>
-          </w:rPr>
-          <w:t>Link</w:t>
-        </w:r>
-      </w:hyperlink>
-    </w:p>
-    <w:p/>
-    <w:p>
-      <w:pPr>
-        <w:numPr>
-          <w:ilvl w:val="0"/>
-          <w:numId w:val="20"/>
-        </w:numPr>
-        <w:rPr>
-          <w:rStyle w:val="Hyperlink"/>
-          <w:color w:val="auto"/>
-          <w:u w:val="none"/>
-        </w:rPr>
-      </w:pPr>
-      <w:proofErr w:type="spellStart"/>
-      <w:r>
-        <w:t>Bessi</w:t>
-      </w:r>
-      <w:proofErr w:type="spellEnd"/>
-      <w:r>
-        <w:t xml:space="preserve">, A., &amp; Ferrara, E. (2018). </w:t>
-      </w:r>
-      <w:r>
-        <w:rPr>
-          <w:i/>
-          <w:iCs/>
-        </w:rPr>
-        <w:t>Social Bots and Political Polarization: A Study of the 2016 US Presidential Election</w:t>
-      </w:r>
-      <w:r>
-        <w:t xml:space="preserve">. </w:t>
-      </w:r>
-      <w:hyperlink r:id="rId12" w:history="1">
-        <w:r>
-          <w:rPr>
-            <w:rStyle w:val="Hyperlink"/>
-          </w:rPr>
-          <w:t>Link</w:t>
-        </w:r>
-      </w:hyperlink>
-    </w:p>
-    <w:p>
-      <w:pPr>
-        <w:rPr>
-          <w:rStyle w:val="Hyperlink"/>
-          <w:color w:val="auto"/>
-          <w:u w:val="none"/>
-        </w:rPr>
-      </w:pPr>
-    </w:p>
-    <w:p>
-      <w:pPr>
-        <w:numPr>
-          <w:ilvl w:val="0"/>
-          <w:numId w:val="20"/>
-        </w:numPr>
-      </w:pPr>
-      <w:r>
-        <w:t xml:space="preserve">Rahman, M., et al. (2023). </w:t>
-      </w:r>
-      <w:r>
-        <w:rPr>
-          <w:i/>
-          <w:iCs/>
-        </w:rPr>
-        <w:t>Toward Mitigating Misinformation and Social Media Manipulation in LLM Era</w:t>
-      </w:r>
-      <w:r>
-        <w:t xml:space="preserve">. </w:t>
-      </w:r>
-      <w:r>
-        <w:rPr>
-          <w:i/>
-          <w:iCs/>
-        </w:rPr>
-        <w:t>Proceedings of the ACM Web Conference 2023</w:t>
-      </w:r>
-      <w:r>
-        <w:t xml:space="preserve">. </w:t>
-      </w:r>
-      <w:hyperlink r:id="rId13" w:history="1">
-        <w:r>
-          <w:rPr>
-            <w:rStyle w:val="Hyperlink"/>
-          </w:rPr>
-          <w:t>Links</w:t>
-        </w:r>
-      </w:hyperlink>
-    </w:p>
-    <w:p>
-      <w:pPr>
-        <w:ind w:left="720"/>
-      </w:pPr>
-    </w:p>
-    <w:p>
-      <w:pPr>
-        <w:numPr>
-          <w:ilvl w:val="0"/>
-          <w:numId w:val="20"/>
-        </w:numPr>
-      </w:pPr>
-      <w:r>
-        <w:t xml:space="preserve">Anonymous (2023). </w:t>
-      </w:r>
-      <w:r>
-        <w:rPr>
-          <w:i/>
-          <w:iCs/>
-        </w:rPr>
-        <w:t>Mapping Automatic Social Media Information Disorder: The Role of Bots and AI in Spreading Misleading Information in Society</w:t>
-      </w:r>
-      <w:r>
-        <w:t xml:space="preserve">. </w:t>
-      </w:r>
-      <w:r>
-        <w:rPr>
-          <w:i/>
-          <w:iCs/>
-        </w:rPr>
-        <w:t>PLOS ONE</w:t>
-      </w:r>
-      <w:r>
-        <w:t xml:space="preserve">. </w:t>
-      </w:r>
-      <w:hyperlink r:id="rId14" w:history="1">
-        <w:r>
-          <w:rPr>
-            <w:rStyle w:val="Hyperlink"/>
-          </w:rPr>
-          <w:t>Link</w:t>
-        </w:r>
-      </w:hyperlink>
-      <w:r>
-        <w:t>.</w:t>
-      </w:r>
-      <w:r>
-        <w:br/>
-      </w:r>
-    </w:p>
-    <w:p>
-      <w:pPr>
-        <w:numPr>
-          <w:ilvl w:val="0"/>
-          <w:numId w:val="20"/>
-        </w:numPr>
-      </w:pPr>
-      <w:r>
-        <w:t xml:space="preserve">Ahmed, N., et al. (2021). </w:t>
-      </w:r>
-      <w:r>
-        <w:rPr>
-          <w:i/>
-          <w:iCs/>
-        </w:rPr>
-        <w:t>Detecting Bots and Assessing Their Impact in Social Networks</w:t>
-      </w:r>
-      <w:r>
-        <w:t xml:space="preserve">. </w:t>
-      </w:r>
-      <w:r>
-        <w:rPr>
-          <w:i/>
-          <w:iCs/>
-        </w:rPr>
-        <w:t>Operations Research</w:t>
-      </w:r>
-      <w:r>
-        <w:t xml:space="preserve">. </w:t>
-      </w:r>
-      <w:hyperlink r:id="rId15" w:history="1">
-        <w:r>
-          <w:rPr>
-            <w:rStyle w:val="Hyperlink"/>
-          </w:rPr>
-          <w:t>Links</w:t>
-        </w:r>
-      </w:hyperlink>
-      <w:r>
-        <w:t>.</w:t>
-      </w:r>
-    </w:p>
-    <w:p>
-      <w:pPr>
-        <w:ind w:left="720"/>
-      </w:pPr>
-    </w:p>
-    <w:p>
-      <w:pPr>
-        <w:numPr>
-          <w:ilvl w:val="0"/>
-          <w:numId w:val="20"/>
-        </w:numPr>
-      </w:pPr>
-      <w:r>
-        <w:t xml:space="preserve">Ahmed, N., &amp; </w:t>
-      </w:r>
-      <w:proofErr w:type="spellStart"/>
-      <w:r>
-        <w:t>Abulaish</w:t>
-      </w:r>
-      <w:proofErr w:type="spellEnd"/>
-      <w:r>
-        <w:t xml:space="preserve">, M. (2017). </w:t>
-      </w:r>
-      <w:r>
-        <w:rPr>
-          <w:i/>
-          <w:iCs/>
-        </w:rPr>
-        <w:t>Detecting Bots and Assessing Their Impact in Social Networks</w:t>
-      </w:r>
-      <w:r>
-        <w:t xml:space="preserve">. </w:t>
-      </w:r>
-      <w:hyperlink r:id="rId16" w:history="1">
-        <w:r>
-          <w:rPr>
-            <w:rStyle w:val="Hyperlink"/>
-          </w:rPr>
-          <w:t>Link</w:t>
-        </w:r>
-      </w:hyperlink>
-      <w:r>
-        <w:t>.</w:t>
-      </w:r>
-    </w:p>
-    <w:p>
-      <w:pPr>
-        <w:pStyle w:val="ListParagraph"/>
-      </w:pPr>
-    </w:p>
-    <w:p>
-      <w:pPr>
-        <w:numPr>
-          <w:ilvl w:val="0"/>
-          <w:numId w:val="20"/>
-        </w:numPr>
-      </w:pPr>
-      <w:proofErr w:type="spellStart"/>
-      <w:r>
-        <w:t>Cresci</w:t>
-      </w:r>
-      <w:proofErr w:type="spellEnd"/>
-      <w:r>
-        <w:t xml:space="preserve">, S., et al. (2018). </w:t>
-      </w:r>
-      <w:r>
-        <w:rPr>
-          <w:i/>
-          <w:iCs/>
-        </w:rPr>
-        <w:t>The Spread of Low-Credibility Content by Social Bots</w:t>
-      </w:r>
-      <w:r>
-        <w:t xml:space="preserve">. </w:t>
-      </w:r>
-      <w:r>
-        <w:rPr>
-          <w:i/>
-          <w:iCs/>
-        </w:rPr>
-        <w:t>Nature Communications, 9</w:t>
-      </w:r>
-      <w:r>
-        <w:t xml:space="preserve">, Article 4690. </w:t>
-      </w:r>
-      <w:hyperlink r:id="rId17" w:history="1">
-        <w:r>
-          <w:rPr>
-            <w:rStyle w:val="Hyperlink"/>
-          </w:rPr>
-          <w:t>Link</w:t>
-        </w:r>
-      </w:hyperlink>
-    </w:p>
-    <w:p>
-      <w:pPr>
-        <w:pStyle w:val="ListParagraph"/>
-      </w:pPr>
-    </w:p>
-    <w:p/>
-    <w:p/>
-    <w:p/>
-    <w:p/>
-    <w:p/>
-    <w:p/>
-    <w:p/>
-    <w:p/>
-    <w:p>
-      <w:r>
-        <w:rPr>
-          <w:noProof/>
-        </w:rPr>
-        <w:lastRenderedPageBreak/>
         <w:pict w14:anchorId="1D182E10">
           <v:rect id="_x0000_i1025" alt="" style="width:451pt;height:.05pt;mso-width-percent:0;mso-height-percent:0;mso-width-percent:0;mso-height-percent:0" o:hralign="center" o:hrstd="t" o:hr="t" fillcolor="#a0a0a0" stroked="f"/>
         </w:pict>
@@ -1255,6 +1471,394 @@
           <w:b/>
         </w:rPr>
       </w:pPr>
+    </w:p>
+    <w:p>
+      <w:pPr>
+        <w:rPr>
+          <w:b/>
+        </w:rPr>
+      </w:pPr>
+    </w:p>
+    <w:p>
+      <w:pPr>
+        <w:rPr>
+          <w:b/>
+        </w:rPr>
+      </w:pPr>
+      <w:r>
+        <w:rPr>
+          <w:b/>
+        </w:rPr>
+        <w:t>Questions:</w:t>
+      </w:r>
+    </w:p>
+    <w:p>
+      <w:pPr>
+        <w:rPr>
+          <w:b/>
+        </w:rPr>
+      </w:pPr>
+    </w:p>
+    <w:p>
+      <w:r>
+        <w:t xml:space="preserve">1. Multiple different modes per </w:t>
+      </w:r>
+      <w:proofErr w:type="spellStart"/>
+      <w:r>
+        <w:t>chala</w:t>
+      </w:r>
+      <w:proofErr w:type="spellEnd"/>
+      <w:r>
+        <w:t xml:space="preserve"> </w:t>
+      </w:r>
+      <w:proofErr w:type="spellStart"/>
+      <w:r>
+        <w:t>kr</w:t>
+      </w:r>
+      <w:proofErr w:type="spellEnd"/>
+      <w:r>
+        <w:t xml:space="preserve"> check </w:t>
+      </w:r>
+      <w:proofErr w:type="spellStart"/>
+      <w:r>
+        <w:t>kr</w:t>
+      </w:r>
+      <w:proofErr w:type="spellEnd"/>
+      <w:r>
+        <w:t xml:space="preserve"> </w:t>
+      </w:r>
+      <w:proofErr w:type="spellStart"/>
+      <w:r>
+        <w:t>na</w:t>
+      </w:r>
+      <w:proofErr w:type="spellEnd"/>
+      <w:r>
+        <w:t xml:space="preserve"> </w:t>
+      </w:r>
+      <w:proofErr w:type="spellStart"/>
+      <w:r>
+        <w:t>hai</w:t>
+      </w:r>
+      <w:proofErr w:type="spellEnd"/>
+      <w:r>
+        <w:t xml:space="preserve"> k </w:t>
+      </w:r>
+      <w:proofErr w:type="spellStart"/>
+      <w:r>
+        <w:t>konsa</w:t>
+      </w:r>
+      <w:proofErr w:type="spellEnd"/>
+      <w:r>
+        <w:t xml:space="preserve"> </w:t>
+      </w:r>
+      <w:proofErr w:type="spellStart"/>
+      <w:r>
+        <w:t>zada</w:t>
+      </w:r>
+      <w:proofErr w:type="spellEnd"/>
+      <w:r>
+        <w:t xml:space="preserve"> accurate </w:t>
+      </w:r>
+      <w:proofErr w:type="spellStart"/>
+      <w:r>
+        <w:t>haii</w:t>
+      </w:r>
+      <w:proofErr w:type="spellEnd"/>
+      <w:r>
+        <w:t>.</w:t>
+      </w:r>
+    </w:p>
+    <w:p>
+      <w:r>
+        <w:t xml:space="preserve">2. jo result </w:t>
+      </w:r>
+      <w:proofErr w:type="spellStart"/>
+      <w:r>
+        <w:t>araha</w:t>
+      </w:r>
+      <w:proofErr w:type="spellEnd"/>
+      <w:r>
+        <w:t xml:space="preserve"> </w:t>
+      </w:r>
+      <w:proofErr w:type="spellStart"/>
+      <w:r>
+        <w:t>hai</w:t>
+      </w:r>
+      <w:proofErr w:type="spellEnd"/>
+      <w:r>
+        <w:t xml:space="preserve"> </w:t>
+      </w:r>
+      <w:proofErr w:type="spellStart"/>
+      <w:r>
+        <w:t>uska</w:t>
+      </w:r>
+      <w:proofErr w:type="spellEnd"/>
+      <w:r>
+        <w:t xml:space="preserve"> </w:t>
+      </w:r>
+      <w:proofErr w:type="spellStart"/>
+      <w:r>
+        <w:t>conculsion</w:t>
+      </w:r>
+      <w:proofErr w:type="spellEnd"/>
+      <w:r>
+        <w:t xml:space="preserve"> </w:t>
+      </w:r>
+      <w:proofErr w:type="spellStart"/>
+      <w:r>
+        <w:t>kya</w:t>
+      </w:r>
+      <w:proofErr w:type="spellEnd"/>
+      <w:r>
+        <w:t xml:space="preserve"> </w:t>
+      </w:r>
+      <w:proofErr w:type="spellStart"/>
+      <w:r>
+        <w:t>hoga</w:t>
+      </w:r>
+      <w:proofErr w:type="spellEnd"/>
+      <w:r>
+        <w:t xml:space="preserve"> (with fake news detection and threat detection jo </w:t>
+      </w:r>
+      <w:proofErr w:type="spellStart"/>
+      <w:r>
+        <w:t>consulsion</w:t>
+      </w:r>
+      <w:proofErr w:type="spellEnd"/>
+      <w:r>
+        <w:t xml:space="preserve"> </w:t>
+      </w:r>
+      <w:proofErr w:type="spellStart"/>
+      <w:r>
+        <w:t>hai</w:t>
+      </w:r>
+      <w:proofErr w:type="spellEnd"/>
+      <w:r>
+        <w:t xml:space="preserve"> </w:t>
+      </w:r>
+      <w:proofErr w:type="spellStart"/>
+      <w:r>
+        <w:t>vo</w:t>
+      </w:r>
+      <w:proofErr w:type="spellEnd"/>
+      <w:r>
+        <w:t xml:space="preserve"> society </w:t>
+      </w:r>
+      <w:proofErr w:type="spellStart"/>
+      <w:r>
+        <w:t>ko</w:t>
+      </w:r>
+      <w:proofErr w:type="spellEnd"/>
+      <w:r>
+        <w:t xml:space="preserve"> </w:t>
+      </w:r>
+      <w:proofErr w:type="spellStart"/>
+      <w:r>
+        <w:t>kesay</w:t>
+      </w:r>
+      <w:proofErr w:type="spellEnd"/>
+      <w:r>
+        <w:t xml:space="preserve"> help </w:t>
+      </w:r>
+      <w:proofErr w:type="spellStart"/>
+      <w:r>
+        <w:t>kr</w:t>
+      </w:r>
+      <w:proofErr w:type="spellEnd"/>
+      <w:r>
+        <w:t xml:space="preserve"> </w:t>
+      </w:r>
+      <w:proofErr w:type="spellStart"/>
+      <w:r>
+        <w:t>raha</w:t>
+      </w:r>
+      <w:proofErr w:type="spellEnd"/>
+      <w:r>
+        <w:t xml:space="preserve"> </w:t>
+      </w:r>
+      <w:proofErr w:type="spellStart"/>
+      <w:r>
+        <w:t>hai</w:t>
+      </w:r>
+      <w:proofErr w:type="spellEnd"/>
+      <w:r>
+        <w:t>,</w:t>
+      </w:r>
+    </w:p>
+    <w:p>
+      <w:r>
+        <w:t>3.what are the trends in Deep Learning for detecting online threat detection, fake news.</w:t>
+      </w:r>
+    </w:p>
+    <w:p>
+      <w:r>
+        <w:t>4.</w:t>
+      </w:r>
+      <w:r>
+        <w:t xml:space="preserve"> 2 </w:t>
+      </w:r>
+      <w:proofErr w:type="spellStart"/>
+      <w:r>
+        <w:t>differnet</w:t>
+      </w:r>
+      <w:proofErr w:type="spellEnd"/>
+      <w:r>
+        <w:t xml:space="preserve"> model </w:t>
+      </w:r>
+      <w:proofErr w:type="spellStart"/>
+      <w:r>
+        <w:t>chaning</w:t>
+      </w:r>
+      <w:proofErr w:type="spellEnd"/>
+      <w:r>
+        <w:t xml:space="preserve"> results good, same model results </w:t>
+      </w:r>
+      <w:proofErr w:type="gramStart"/>
+      <w:r>
+        <w:t>good ?</w:t>
+      </w:r>
+      <w:proofErr w:type="gramEnd"/>
+    </w:p>
+    <w:p/>
+    <w:p>
+      <w:pPr>
+        <w:rPr>
+          <w:rFonts w:ascii="Helvetica" w:eastAsiaTheme="minorHAnsi" w:hAnsi="Helvetica" w:cs="Helvetica"/>
+        </w:rPr>
+      </w:pPr>
+      <w:r>
+        <w:rPr>
+          <w:rFonts w:ascii="Helvetica" w:eastAsiaTheme="minorHAnsi" w:hAnsi="Helvetica" w:cs="Helvetica"/>
+        </w:rPr>
+        <w:t>Q1</w:t>
+      </w:r>
+      <w:r>
+        <w:rPr>
+          <w:rFonts w:ascii="Helvetica" w:eastAsiaTheme="minorHAnsi" w:hAnsi="Helvetica" w:cs="Helvetica"/>
+        </w:rPr>
+        <w:t>.</w:t>
+      </w:r>
+      <w:r>
+        <w:rPr>
+          <w:rFonts w:ascii="Helvetica" w:eastAsiaTheme="minorHAnsi" w:hAnsi="Helvetica" w:cs="Helvetica"/>
+        </w:rPr>
+        <w:t xml:space="preserve"> </w:t>
+      </w:r>
+      <w:r>
+        <w:rPr>
+          <w:rFonts w:ascii="Helvetica" w:eastAsiaTheme="minorHAnsi" w:hAnsi="Helvetica" w:cs="Helvetica"/>
+        </w:rPr>
+        <w:t xml:space="preserve">How does the performance of separate BERT models trained individually on </w:t>
+      </w:r>
+      <w:r>
+        <w:rPr>
+          <w:rFonts w:ascii="Helvetica" w:eastAsiaTheme="minorHAnsi" w:hAnsi="Helvetica" w:cs="Helvetica"/>
+        </w:rPr>
+        <w:t>fake news</w:t>
+      </w:r>
+      <w:r>
+        <w:rPr>
+          <w:rFonts w:ascii="Helvetica" w:eastAsiaTheme="minorHAnsi" w:hAnsi="Helvetica" w:cs="Helvetica"/>
+        </w:rPr>
+        <w:t xml:space="preserve"> and threat datasets compare to a single BERT model trained jointly on both datasets, and which approach yields better results for combined detection tasks</w:t>
+      </w:r>
+      <w:r>
+        <w:rPr>
+          <w:rFonts w:ascii="Helvetica" w:eastAsiaTheme="minorHAnsi" w:hAnsi="Helvetica" w:cs="Helvetica"/>
+        </w:rPr>
+        <w:t>?</w:t>
+      </w:r>
+    </w:p>
+    <w:p/>
+    <w:p>
+      <w:pPr>
+        <w:rPr>
+          <w:rFonts w:ascii="Helvetica" w:eastAsiaTheme="minorHAnsi" w:hAnsi="Helvetica" w:cs="Helvetica"/>
+        </w:rPr>
+      </w:pPr>
+      <w:r>
+        <w:t>Q2.</w:t>
+      </w:r>
+      <w:r>
+        <w:rPr>
+          <w:rFonts w:ascii="Helvetica" w:eastAsiaTheme="minorHAnsi" w:hAnsi="Helvetica" w:cs="Helvetica"/>
+        </w:rPr>
+        <w:t xml:space="preserve"> </w:t>
+      </w:r>
+      <w:r>
+        <w:rPr>
+          <w:rFonts w:ascii="Helvetica" w:eastAsiaTheme="minorHAnsi" w:hAnsi="Helvetica" w:cs="Helvetica"/>
+        </w:rPr>
+        <w:t>How can the conclusions</w:t>
+      </w:r>
+      <w:r>
+        <w:rPr>
+          <w:rFonts w:ascii="Helvetica" w:eastAsiaTheme="minorHAnsi" w:hAnsi="Helvetica" w:cs="Helvetica"/>
+        </w:rPr>
+        <w:t xml:space="preserve"> be</w:t>
+      </w:r>
+      <w:r>
+        <w:rPr>
+          <w:rFonts w:ascii="Helvetica" w:eastAsiaTheme="minorHAnsi" w:hAnsi="Helvetica" w:cs="Helvetica"/>
+        </w:rPr>
+        <w:t xml:space="preserve"> drawn from the combined detection of fake news and threats contribute to improving societal safety, fostering informed public engagement, and enhancing the quality on social media?</w:t>
+      </w:r>
+    </w:p>
+    <w:p/>
+    <w:p>
+      <w:r>
+        <w:t xml:space="preserve">Q3. </w:t>
+      </w:r>
+      <w:r>
+        <w:rPr>
+          <w:rFonts w:ascii="Helvetica" w:eastAsiaTheme="minorHAnsi" w:hAnsi="Helvetica" w:cs="Helvetica"/>
+        </w:rPr>
+        <w:t>W</w:t>
+      </w:r>
+      <w:r>
+        <w:rPr>
+          <w:rFonts w:ascii="Helvetica" w:eastAsiaTheme="minorHAnsi" w:hAnsi="Helvetica" w:cs="Helvetica"/>
+        </w:rPr>
+        <w:t xml:space="preserve">hat are the trends in </w:t>
+      </w:r>
+      <w:r>
+        <w:rPr>
+          <w:rFonts w:ascii="Helvetica" w:eastAsiaTheme="minorHAnsi" w:hAnsi="Helvetica" w:cs="Helvetica"/>
+        </w:rPr>
+        <w:t xml:space="preserve">different transformer models ( encoder , decoder , hybrid ) while detecting </w:t>
+      </w:r>
+      <w:r>
+        <w:rPr>
+          <w:rFonts w:ascii="Helvetica" w:eastAsiaTheme="minorHAnsi" w:hAnsi="Helvetica" w:cs="Helvetica"/>
+        </w:rPr>
+        <w:t xml:space="preserve">online threat </w:t>
+      </w:r>
+      <w:r>
+        <w:rPr>
+          <w:rFonts w:ascii="Helvetica" w:eastAsiaTheme="minorHAnsi" w:hAnsi="Helvetica" w:cs="Helvetica"/>
+        </w:rPr>
+        <w:t>&amp;</w:t>
+      </w:r>
+      <w:r>
+        <w:rPr>
+          <w:rFonts w:ascii="Helvetica" w:eastAsiaTheme="minorHAnsi" w:hAnsi="Helvetica" w:cs="Helvetica"/>
+        </w:rPr>
+        <w:t xml:space="preserve"> fake news</w:t>
+      </w:r>
+      <w:r>
+        <w:rPr>
+          <w:rFonts w:ascii="Helvetica" w:eastAsiaTheme="minorHAnsi" w:hAnsi="Helvetica" w:cs="Helvetica"/>
+        </w:rPr>
+        <w:t xml:space="preserve"> </w:t>
+      </w:r>
+      <w:r>
+        <w:rPr>
+          <w:rFonts w:ascii="Helvetica" w:eastAsiaTheme="minorHAnsi" w:hAnsi="Helvetica" w:cs="Helvetica"/>
+        </w:rPr>
+        <w:t>detection.</w:t>
+      </w:r>
+      <w:bookmarkStart w:id="0" w:name="_GoBack"/>
+      <w:bookmarkEnd w:id="0"/>
     </w:p>
     <w:sectPr>
       <w:pgSz w:w="11900" w:h="16840"/>
@@ -4504,6 +5108,7 @@
   <w:style w:type="character" w:default="1" w:styleId="DefaultParagraphFont">
     <w:name w:val="Default Paragraph Font"/>
     <w:uiPriority w:val="1"/>
+    <w:semiHidden/>
     <w:unhideWhenUsed/>
   </w:style>
   <w:style w:type="table" w:default="1" w:styleId="TableNormal">

--- a/RCS-Proposal.docx
+++ b/RCS-Proposal.docx
@@ -129,15 +129,7 @@
     <w:p/>
     <w:p>
       <w:r>
-        <w:t>Machine learning techniques have been leveraged in works such as "Sentiment Analysis of Cyberbullying Data in Social Media" and "Harnessing Machine Learning to Unveil Emotional Responses to Hateful Content," which use sentiment analysis to understand and address harmful behaviors. Additionally, studies like "Exploring Social Bots" and "</w:t>
-      </w:r>
-      <w:proofErr w:type="spellStart"/>
-      <w:r>
-        <w:t>TweezBot</w:t>
-      </w:r>
-      <w:proofErr w:type="spellEnd"/>
-      <w:r>
-        <w:t>" enhance bot detection through feature-based machine learning models</w:t>
+        <w:t>Machine learning techniques have been leveraged in works such as "Sentiment Analysis of Cyberbullying Data in Social Media" and "Harnessing Machine Learning to Unveil Emotional Responses to Hateful Content," which use sentiment analysis to understand and address harmful behaviors. Additionally, studies like "Exploring Social Bots" and "TweezBot" enhance bot detection through feature-based machine learning models</w:t>
       </w:r>
       <w:r>
         <w:t>.</w:t>
@@ -361,35 +353,8 @@
           <w:color w:val="FFFFFF" w:themeColor="background1"/>
           <w:highlight w:val="darkGreen"/>
         </w:rPr>
-        <w:t xml:space="preserve">Bot </w:t>
-      </w:r>
-      <w:proofErr w:type="spellStart"/>
-      <w:proofErr w:type="gramStart"/>
-      <w:r>
-        <w:rPr>
-          <w:color w:val="FFFFFF" w:themeColor="background1"/>
-          <w:highlight w:val="darkGreen"/>
-        </w:rPr>
-        <w:t>detect,fake</w:t>
-      </w:r>
-      <w:proofErr w:type="spellEnd"/>
-      <w:proofErr w:type="gramEnd"/>
-      <w:r>
-        <w:rPr>
-          <w:color w:val="FFFFFF" w:themeColor="background1"/>
-          <w:highlight w:val="darkGreen"/>
-        </w:rPr>
-        <w:t xml:space="preserve"> </w:t>
-      </w:r>
-      <w:proofErr w:type="spellStart"/>
-      <w:r>
-        <w:rPr>
-          <w:color w:val="FFFFFF" w:themeColor="background1"/>
-          <w:highlight w:val="darkGreen"/>
-        </w:rPr>
-        <w:t>news,threat</w:t>
-      </w:r>
-      <w:proofErr w:type="spellEnd"/>
+        <w:t>Bot detect,fake news,threat</w:t>
+      </w:r>
       <w:r>
         <w:rPr>
           <w:color w:val="FFFFFF" w:themeColor="background1"/>
@@ -678,35 +643,7 @@
         <w:rPr>
           <w:highlight w:val="yellow"/>
         </w:rPr>
-        <w:t xml:space="preserve">Needs </w:t>
-      </w:r>
-      <w:proofErr w:type="spellStart"/>
-      <w:r>
-        <w:rPr>
-          <w:highlight w:val="yellow"/>
-        </w:rPr>
-        <w:t>methodoly</w:t>
-      </w:r>
-      <w:proofErr w:type="spellEnd"/>
-      <w:r>
-        <w:rPr>
-          <w:highlight w:val="yellow"/>
-        </w:rPr>
-        <w:t xml:space="preserve"> </w:t>
-      </w:r>
-      <w:proofErr w:type="spellStart"/>
-      <w:r>
-        <w:rPr>
-          <w:highlight w:val="yellow"/>
-        </w:rPr>
-        <w:t>aswell</w:t>
-      </w:r>
-      <w:proofErr w:type="spellEnd"/>
-      <w:r>
-        <w:rPr>
-          <w:highlight w:val="yellow"/>
-        </w:rPr>
-        <w:t>.</w:t>
+        <w:t>Needs methodoly aswell.</w:t>
       </w:r>
     </w:p>
     <w:p>
@@ -815,21 +752,8 @@
           <w:numId w:val="19"/>
         </w:numPr>
       </w:pPr>
-      <w:proofErr w:type="spellStart"/>
-      <w:r>
-        <w:t>Arvapalli</w:t>
-      </w:r>
-      <w:proofErr w:type="spellEnd"/>
-      <w:r>
-        <w:t xml:space="preserve">, S.S., &amp; </w:t>
-      </w:r>
-      <w:proofErr w:type="spellStart"/>
-      <w:r>
-        <w:t>Susmitha</w:t>
-      </w:r>
-      <w:proofErr w:type="spellEnd"/>
-      <w:r>
-        <w:t xml:space="preserve">, A. (2024). </w:t>
+      <w:r>
+        <w:t xml:space="preserve">Arvapalli, S.S., &amp; Susmitha, A. (2024). </w:t>
       </w:r>
       <w:r>
         <w:rPr>
@@ -910,21 +834,12 @@
       <w:r>
         <w:t xml:space="preserve">Sinha, A., &amp; Chaudhary, A. (2022). </w:t>
       </w:r>
-      <w:proofErr w:type="spellStart"/>
       <w:r>
         <w:rPr>
           <w:i/>
           <w:iCs/>
         </w:rPr>
-        <w:t>TweezBot</w:t>
-      </w:r>
-      <w:proofErr w:type="spellEnd"/>
-      <w:r>
-        <w:rPr>
-          <w:i/>
-          <w:iCs/>
-        </w:rPr>
-        <w:t>: An AI-Driven Online Media Bot Identification Algorithm for Twitter Social Networks</w:t>
+        <w:t>TweezBot: An AI-Driven Online Media Bot Identification Algorithm for Twitter Social Networks</w:t>
       </w:r>
       <w:r>
         <w:t xml:space="preserve">. </w:t>
@@ -946,13 +861,8 @@
           <w:numId w:val="19"/>
         </w:numPr>
       </w:pPr>
-      <w:proofErr w:type="spellStart"/>
-      <w:r>
-        <w:t>Carrilho</w:t>
-      </w:r>
-      <w:proofErr w:type="spellEnd"/>
-      <w:r>
-        <w:t xml:space="preserve"> Santos, F.C. (2023). </w:t>
+      <w:r>
+        <w:t xml:space="preserve">Carrilho Santos, F.C. (2023). </w:t>
       </w:r>
       <w:r>
         <w:rPr>
@@ -975,13 +885,8 @@
           <w:numId w:val="20"/>
         </w:numPr>
       </w:pPr>
-      <w:proofErr w:type="spellStart"/>
-      <w:r>
-        <w:t>Cresci</w:t>
-      </w:r>
-      <w:proofErr w:type="spellEnd"/>
-      <w:r>
-        <w:t xml:space="preserve">, S., et al. (2016). </w:t>
+      <w:r>
+        <w:t xml:space="preserve">Cresci, S., et al. (2016). </w:t>
       </w:r>
       <w:r>
         <w:rPr>
@@ -1011,15 +916,7 @@
         </w:numPr>
       </w:pPr>
       <w:r>
-        <w:t xml:space="preserve">Ahmed, N., &amp; </w:t>
-      </w:r>
-      <w:proofErr w:type="spellStart"/>
-      <w:r>
-        <w:t>Abulaish</w:t>
-      </w:r>
-      <w:proofErr w:type="spellEnd"/>
-      <w:r>
-        <w:t xml:space="preserve">, M. (2017). </w:t>
+        <w:t xml:space="preserve">Ahmed, N., &amp; Abulaish, M. (2017). </w:t>
       </w:r>
       <w:r>
         <w:rPr>
@@ -1063,13 +960,8 @@
           <w:u w:val="none"/>
         </w:rPr>
       </w:pPr>
-      <w:proofErr w:type="spellStart"/>
-      <w:r>
-        <w:t>Bessi</w:t>
-      </w:r>
-      <w:proofErr w:type="spellEnd"/>
-      <w:r>
-        <w:t xml:space="preserve">, A., &amp; Ferrara, E. (2018). </w:t>
+      <w:r>
+        <w:t xml:space="preserve">Bessi, A., &amp; Ferrara, E. (2018). </w:t>
       </w:r>
       <w:r>
         <w:rPr>
@@ -1243,15 +1135,7 @@
         </w:numPr>
       </w:pPr>
       <w:r>
-        <w:t xml:space="preserve">Ahmed, N., &amp; </w:t>
-      </w:r>
-      <w:proofErr w:type="spellStart"/>
-      <w:r>
-        <w:t>Abulaish</w:t>
-      </w:r>
-      <w:proofErr w:type="spellEnd"/>
-      <w:r>
-        <w:t xml:space="preserve">, M. (2017). </w:t>
+        <w:t xml:space="preserve">Ahmed, N., &amp; Abulaish, M. (2017). </w:t>
       </w:r>
       <w:r>
         <w:rPr>
@@ -1287,13 +1171,8 @@
           <w:numId w:val="20"/>
         </w:numPr>
       </w:pPr>
-      <w:proofErr w:type="spellStart"/>
-      <w:r>
-        <w:t>Cresci</w:t>
-      </w:r>
-      <w:proofErr w:type="spellEnd"/>
-      <w:r>
-        <w:t xml:space="preserve">, S., et al. (2018). </w:t>
+      <w:r>
+        <w:t xml:space="preserve">Cresci, S., et al. (2018). </w:t>
       </w:r>
       <w:r>
         <w:rPr>
@@ -1382,21 +1261,8 @@
           <w:u w:val="none"/>
         </w:rPr>
       </w:pPr>
-      <w:proofErr w:type="spellStart"/>
-      <w:r>
-        <w:t>Kariri</w:t>
-      </w:r>
-      <w:proofErr w:type="spellEnd"/>
-      <w:r>
-        <w:t xml:space="preserve">, E., &amp; </w:t>
-      </w:r>
-      <w:proofErr w:type="spellStart"/>
-      <w:r>
-        <w:t>Alabduljabbar</w:t>
-      </w:r>
-      <w:proofErr w:type="spellEnd"/>
-      <w:r>
-        <w:t xml:space="preserve">, A. (2024). </w:t>
+      <w:r>
+        <w:t xml:space="preserve">Kariri, E., &amp; Alabduljabbar, A. (2024). </w:t>
       </w:r>
       <w:r>
         <w:rPr>
@@ -1430,13 +1296,8 @@
           <w:numId w:val="22"/>
         </w:numPr>
       </w:pPr>
-      <w:proofErr w:type="spellStart"/>
-      <w:r>
-        <w:t>Himelein-Wachowiak</w:t>
-      </w:r>
-      <w:proofErr w:type="spellEnd"/>
-      <w:r>
-        <w:t xml:space="preserve">, M., et al. (2023). </w:t>
+      <w:r>
+        <w:t xml:space="preserve">Himelein-Wachowiak, M., et al. (2023). </w:t>
       </w:r>
       <w:r>
         <w:rPr>
@@ -1501,188 +1362,12 @@
     </w:p>
     <w:p>
       <w:r>
-        <w:t xml:space="preserve">1. Multiple different modes per </w:t>
-      </w:r>
-      <w:proofErr w:type="spellStart"/>
-      <w:r>
-        <w:t>chala</w:t>
-      </w:r>
-      <w:proofErr w:type="spellEnd"/>
-      <w:r>
-        <w:t xml:space="preserve"> </w:t>
-      </w:r>
-      <w:proofErr w:type="spellStart"/>
-      <w:r>
-        <w:t>kr</w:t>
-      </w:r>
-      <w:proofErr w:type="spellEnd"/>
-      <w:r>
-        <w:t xml:space="preserve"> check </w:t>
-      </w:r>
-      <w:proofErr w:type="spellStart"/>
-      <w:r>
-        <w:t>kr</w:t>
-      </w:r>
-      <w:proofErr w:type="spellEnd"/>
-      <w:r>
-        <w:t xml:space="preserve"> </w:t>
-      </w:r>
-      <w:proofErr w:type="spellStart"/>
-      <w:r>
-        <w:t>na</w:t>
-      </w:r>
-      <w:proofErr w:type="spellEnd"/>
-      <w:r>
-        <w:t xml:space="preserve"> </w:t>
-      </w:r>
-      <w:proofErr w:type="spellStart"/>
-      <w:r>
-        <w:t>hai</w:t>
-      </w:r>
-      <w:proofErr w:type="spellEnd"/>
-      <w:r>
-        <w:t xml:space="preserve"> k </w:t>
-      </w:r>
-      <w:proofErr w:type="spellStart"/>
-      <w:r>
-        <w:t>konsa</w:t>
-      </w:r>
-      <w:proofErr w:type="spellEnd"/>
-      <w:r>
-        <w:t xml:space="preserve"> </w:t>
-      </w:r>
-      <w:proofErr w:type="spellStart"/>
-      <w:r>
-        <w:t>zada</w:t>
-      </w:r>
-      <w:proofErr w:type="spellEnd"/>
-      <w:r>
-        <w:t xml:space="preserve"> accurate </w:t>
-      </w:r>
-      <w:proofErr w:type="spellStart"/>
-      <w:r>
-        <w:t>haii</w:t>
-      </w:r>
-      <w:proofErr w:type="spellEnd"/>
-      <w:r>
-        <w:t>.</w:t>
-      </w:r>
-    </w:p>
-    <w:p>
-      <w:r>
-        <w:t xml:space="preserve">2. jo result </w:t>
-      </w:r>
-      <w:proofErr w:type="spellStart"/>
-      <w:r>
-        <w:t>araha</w:t>
-      </w:r>
-      <w:proofErr w:type="spellEnd"/>
-      <w:r>
-        <w:t xml:space="preserve"> </w:t>
-      </w:r>
-      <w:proofErr w:type="spellStart"/>
-      <w:r>
-        <w:t>hai</w:t>
-      </w:r>
-      <w:proofErr w:type="spellEnd"/>
-      <w:r>
-        <w:t xml:space="preserve"> </w:t>
-      </w:r>
-      <w:proofErr w:type="spellStart"/>
-      <w:r>
-        <w:t>uska</w:t>
-      </w:r>
-      <w:proofErr w:type="spellEnd"/>
-      <w:r>
-        <w:t xml:space="preserve"> </w:t>
-      </w:r>
-      <w:proofErr w:type="spellStart"/>
-      <w:r>
-        <w:t>conculsion</w:t>
-      </w:r>
-      <w:proofErr w:type="spellEnd"/>
-      <w:r>
-        <w:t xml:space="preserve"> </w:t>
-      </w:r>
-      <w:proofErr w:type="spellStart"/>
-      <w:r>
-        <w:t>kya</w:t>
-      </w:r>
-      <w:proofErr w:type="spellEnd"/>
-      <w:r>
-        <w:t xml:space="preserve"> </w:t>
-      </w:r>
-      <w:proofErr w:type="spellStart"/>
-      <w:r>
-        <w:t>hoga</w:t>
-      </w:r>
-      <w:proofErr w:type="spellEnd"/>
-      <w:r>
-        <w:t xml:space="preserve"> (with fake news detection and threat detection jo </w:t>
-      </w:r>
-      <w:proofErr w:type="spellStart"/>
-      <w:r>
-        <w:t>consulsion</w:t>
-      </w:r>
-      <w:proofErr w:type="spellEnd"/>
-      <w:r>
-        <w:t xml:space="preserve"> </w:t>
-      </w:r>
-      <w:proofErr w:type="spellStart"/>
-      <w:r>
-        <w:t>hai</w:t>
-      </w:r>
-      <w:proofErr w:type="spellEnd"/>
-      <w:r>
-        <w:t xml:space="preserve"> </w:t>
-      </w:r>
-      <w:proofErr w:type="spellStart"/>
-      <w:r>
-        <w:t>vo</w:t>
-      </w:r>
-      <w:proofErr w:type="spellEnd"/>
-      <w:r>
-        <w:t xml:space="preserve"> society </w:t>
-      </w:r>
-      <w:proofErr w:type="spellStart"/>
-      <w:r>
-        <w:t>ko</w:t>
-      </w:r>
-      <w:proofErr w:type="spellEnd"/>
-      <w:r>
-        <w:t xml:space="preserve"> </w:t>
-      </w:r>
-      <w:proofErr w:type="spellStart"/>
-      <w:r>
-        <w:t>kesay</w:t>
-      </w:r>
-      <w:proofErr w:type="spellEnd"/>
-      <w:r>
-        <w:t xml:space="preserve"> help </w:t>
-      </w:r>
-      <w:proofErr w:type="spellStart"/>
-      <w:r>
-        <w:t>kr</w:t>
-      </w:r>
-      <w:proofErr w:type="spellEnd"/>
-      <w:r>
-        <w:t xml:space="preserve"> </w:t>
-      </w:r>
-      <w:proofErr w:type="spellStart"/>
-      <w:r>
-        <w:t>raha</w:t>
-      </w:r>
-      <w:proofErr w:type="spellEnd"/>
-      <w:r>
-        <w:t xml:space="preserve"> </w:t>
-      </w:r>
-      <w:proofErr w:type="spellStart"/>
-      <w:r>
-        <w:t>hai</w:t>
-      </w:r>
-      <w:proofErr w:type="spellEnd"/>
-      <w:r>
-        <w:t>,</w:t>
+        <w:t>1. Multiple different modes per chala kr check kr na hai k konsa zada accurate haii.</w:t>
+      </w:r>
+    </w:p>
+    <w:p>
+      <w:r>
+        <w:t>2. jo result araha hai uska conculsion kya hoga (with fake news detection and threat detection jo consulsion hai vo society ko kesay help kr raha hai,</w:t>
       </w:r>
     </w:p>
     <w:p>
@@ -1695,29 +1380,8 @@
         <w:t>4.</w:t>
       </w:r>
       <w:r>
-        <w:t xml:space="preserve"> 2 </w:t>
-      </w:r>
-      <w:proofErr w:type="spellStart"/>
-      <w:r>
-        <w:t>differnet</w:t>
-      </w:r>
-      <w:proofErr w:type="spellEnd"/>
-      <w:r>
-        <w:t xml:space="preserve"> model </w:t>
-      </w:r>
-      <w:proofErr w:type="spellStart"/>
-      <w:r>
-        <w:t>chaning</w:t>
-      </w:r>
-      <w:proofErr w:type="spellEnd"/>
-      <w:r>
-        <w:t xml:space="preserve"> results good, same model results </w:t>
-      </w:r>
-      <w:proofErr w:type="gramStart"/>
-      <w:r>
-        <w:t>good ?</w:t>
-      </w:r>
-      <w:proofErr w:type="gramEnd"/>
+        <w:t xml:space="preserve"> 2 differnet model chaning results good, same model results good ?</w:t>
+      </w:r>
     </w:p>
     <w:p/>
     <w:p>
@@ -1726,139 +1390,101 @@
           <w:rFonts w:ascii="Helvetica" w:eastAsiaTheme="minorHAnsi" w:hAnsi="Helvetica" w:cs="Helvetica"/>
         </w:rPr>
       </w:pPr>
-      <w:r>
+    </w:p>
+    <w:p>
+      <w:pPr>
         <w:rPr>
           <w:rFonts w:ascii="Helvetica" w:eastAsiaTheme="minorHAnsi" w:hAnsi="Helvetica" w:cs="Helvetica"/>
-        </w:rPr>
-        <w:t>Q1</w:t>
-      </w:r>
+          <w:b/>
+        </w:rPr>
+      </w:pPr>
       <w:r>
         <w:rPr>
           <w:rFonts w:ascii="Helvetica" w:eastAsiaTheme="minorHAnsi" w:hAnsi="Helvetica" w:cs="Helvetica"/>
-        </w:rPr>
-        <w:t>.</w:t>
-      </w:r>
-      <w:r>
+          <w:b/>
+        </w:rPr>
+        <w:t>RESEARCH QUESTIONS NEW:</w:t>
+      </w:r>
+    </w:p>
+    <w:p>
+      <w:pPr>
         <w:rPr>
           <w:rFonts w:ascii="Helvetica" w:eastAsiaTheme="minorHAnsi" w:hAnsi="Helvetica" w:cs="Helvetica"/>
         </w:rPr>
-        <w:t xml:space="preserve"> </w:t>
-      </w:r>
+      </w:pPr>
       <w:r>
         <w:rPr>
           <w:rFonts w:ascii="Helvetica" w:eastAsiaTheme="minorHAnsi" w:hAnsi="Helvetica" w:cs="Helvetica"/>
         </w:rPr>
-        <w:t xml:space="preserve">How does the performance of separate BERT models trained individually on </w:t>
-      </w:r>
-      <w:r>
-        <w:rPr>
-          <w:rFonts w:ascii="Helvetica" w:eastAsiaTheme="minorHAnsi" w:hAnsi="Helvetica" w:cs="Helvetica"/>
-        </w:rPr>
-        <w:t>fake news</w:t>
-      </w:r>
-      <w:r>
-        <w:rPr>
-          <w:rFonts w:ascii="Helvetica" w:eastAsiaTheme="minorHAnsi" w:hAnsi="Helvetica" w:cs="Helvetica"/>
-        </w:rPr>
-        <w:t xml:space="preserve"> and threat datasets compare to a single BERT model trained jointly on both datasets, and which approach yields better results for combined detection tasks</w:t>
-      </w:r>
-      <w:r>
-        <w:rPr>
-          <w:rFonts w:ascii="Helvetica" w:eastAsiaTheme="minorHAnsi" w:hAnsi="Helvetica" w:cs="Helvetica"/>
-        </w:rPr>
-        <w:t>?</w:t>
-      </w:r>
-    </w:p>
-    <w:p/>
-    <w:p>
-      <w:pPr>
-        <w:rPr>
-          <w:rFonts w:ascii="Helvetica" w:eastAsiaTheme="minorHAnsi" w:hAnsi="Helvetica" w:cs="Helvetica"/>
-        </w:rPr>
-      </w:pPr>
-      <w:r>
-        <w:t>Q2.</w:t>
-      </w:r>
-      <w:r>
-        <w:rPr>
-          <w:rFonts w:ascii="Helvetica" w:eastAsiaTheme="minorHAnsi" w:hAnsi="Helvetica" w:cs="Helvetica"/>
-        </w:rPr>
-        <w:t xml:space="preserve"> </w:t>
-      </w:r>
-      <w:r>
-        <w:rPr>
-          <w:rFonts w:ascii="Helvetica" w:eastAsiaTheme="minorHAnsi" w:hAnsi="Helvetica" w:cs="Helvetica"/>
-        </w:rPr>
-        <w:t>How can the conclusions</w:t>
-      </w:r>
-      <w:r>
-        <w:rPr>
-          <w:rFonts w:ascii="Helvetica" w:eastAsiaTheme="minorHAnsi" w:hAnsi="Helvetica" w:cs="Helvetica"/>
-        </w:rPr>
-        <w:t xml:space="preserve"> be</w:t>
-      </w:r>
-      <w:r>
-        <w:rPr>
-          <w:rFonts w:ascii="Helvetica" w:eastAsiaTheme="minorHAnsi" w:hAnsi="Helvetica" w:cs="Helvetica"/>
-        </w:rPr>
-        <w:t xml:space="preserve"> drawn from the combined detection of fake news and threats contribute to improving societal safety, fostering informed public engagement, and enhancing the quality on social media?</w:t>
-      </w:r>
-    </w:p>
-    <w:p/>
-    <w:p>
-      <w:r>
-        <w:t xml:space="preserve">Q3. </w:t>
-      </w:r>
-      <w:r>
-        <w:rPr>
-          <w:rFonts w:ascii="Helvetica" w:eastAsiaTheme="minorHAnsi" w:hAnsi="Helvetica" w:cs="Helvetica"/>
-        </w:rPr>
-        <w:t>W</w:t>
-      </w:r>
-      <w:r>
-        <w:rPr>
-          <w:rFonts w:ascii="Helvetica" w:eastAsiaTheme="minorHAnsi" w:hAnsi="Helvetica" w:cs="Helvetica"/>
-        </w:rPr>
-        <w:t xml:space="preserve">hat are the trends in </w:t>
-      </w:r>
-      <w:r>
-        <w:rPr>
-          <w:rFonts w:ascii="Helvetica" w:eastAsiaTheme="minorHAnsi" w:hAnsi="Helvetica" w:cs="Helvetica"/>
-        </w:rPr>
-        <w:t xml:space="preserve">different transformer models ( encoder , decoder , hybrid ) while detecting </w:t>
-      </w:r>
-      <w:r>
-        <w:rPr>
-          <w:rFonts w:ascii="Helvetica" w:eastAsiaTheme="minorHAnsi" w:hAnsi="Helvetica" w:cs="Helvetica"/>
-        </w:rPr>
-        <w:t xml:space="preserve">online threat </w:t>
-      </w:r>
-      <w:r>
-        <w:rPr>
-          <w:rFonts w:ascii="Helvetica" w:eastAsiaTheme="minorHAnsi" w:hAnsi="Helvetica" w:cs="Helvetica"/>
-        </w:rPr>
-        <w:t>&amp;</w:t>
-      </w:r>
-      <w:r>
-        <w:rPr>
-          <w:rFonts w:ascii="Helvetica" w:eastAsiaTheme="minorHAnsi" w:hAnsi="Helvetica" w:cs="Helvetica"/>
-        </w:rPr>
-        <w:t xml:space="preserve"> fake news</w:t>
-      </w:r>
-      <w:r>
-        <w:rPr>
-          <w:rFonts w:ascii="Helvetica" w:eastAsiaTheme="minorHAnsi" w:hAnsi="Helvetica" w:cs="Helvetica"/>
-        </w:rPr>
-        <w:t xml:space="preserve"> </w:t>
-      </w:r>
-      <w:r>
-        <w:rPr>
-          <w:rFonts w:ascii="Helvetica" w:eastAsiaTheme="minorHAnsi" w:hAnsi="Helvetica" w:cs="Helvetica"/>
-        </w:rPr>
-        <w:t>detection.</w:t>
+        <w:br/>
       </w:r>
       <w:bookmarkStart w:id="0" w:name="_GoBack"/>
       <w:bookmarkEnd w:id="0"/>
+      <w:r>
+        <w:rPr>
+          <w:rFonts w:ascii="Helvetica" w:eastAsiaTheme="minorHAnsi" w:hAnsi="Helvetica" w:cs="Helvetica"/>
+        </w:rPr>
+        <w:t>Q1</w:t>
+      </w:r>
+      <w:r>
+        <w:rPr>
+          <w:rFonts w:ascii="Helvetica" w:eastAsiaTheme="minorHAnsi" w:hAnsi="Helvetica" w:cs="Helvetica"/>
+        </w:rPr>
+        <w:t>.</w:t>
+      </w:r>
+      <w:r>
+        <w:rPr>
+          <w:rFonts w:ascii="Helvetica" w:eastAsiaTheme="minorHAnsi" w:hAnsi="Helvetica" w:cs="Helvetica"/>
+        </w:rPr>
+        <w:t xml:space="preserve"> How does the performance of separate BERT models trained individually on </w:t>
+      </w:r>
+      <w:r>
+        <w:rPr>
+          <w:rFonts w:ascii="Helvetica" w:eastAsiaTheme="minorHAnsi" w:hAnsi="Helvetica" w:cs="Helvetica"/>
+        </w:rPr>
+        <w:t>fake news</w:t>
+      </w:r>
+      <w:r>
+        <w:rPr>
+          <w:rFonts w:ascii="Helvetica" w:eastAsiaTheme="minorHAnsi" w:hAnsi="Helvetica" w:cs="Helvetica"/>
+        </w:rPr>
+        <w:t xml:space="preserve"> and threat datasets compare to a single BERT model trained jointly on both datasets, and which approach yields better results for combined detection tasks?</w:t>
+      </w:r>
+    </w:p>
+    <w:p/>
+    <w:p>
+      <w:pPr>
+        <w:rPr>
+          <w:rFonts w:ascii="Helvetica" w:eastAsiaTheme="minorHAnsi" w:hAnsi="Helvetica" w:cs="Helvetica"/>
+        </w:rPr>
+      </w:pPr>
+      <w:r>
+        <w:t>Q2.</w:t>
+      </w:r>
+      <w:r>
+        <w:rPr>
+          <w:rFonts w:ascii="Helvetica" w:eastAsiaTheme="minorHAnsi" w:hAnsi="Helvetica" w:cs="Helvetica"/>
+        </w:rPr>
+        <w:t xml:space="preserve"> </w:t>
+      </w:r>
+      <w:r>
+        <w:rPr>
+          <w:rFonts w:ascii="Helvetica" w:eastAsiaTheme="minorHAnsi" w:hAnsi="Helvetica" w:cs="Helvetica"/>
+        </w:rPr>
+        <w:t>How can the conclusions be drawn from the combined detection of fake news and threats contribute to improving societal safety, fostering informed public engagement, and enhancing the quality on social media?</w:t>
+      </w:r>
+    </w:p>
+    <w:p/>
+    <w:p>
+      <w:r>
+        <w:t xml:space="preserve">Q3. </w:t>
+      </w:r>
+      <w:r>
+        <w:rPr>
+          <w:rFonts w:ascii="Helvetica" w:eastAsiaTheme="minorHAnsi" w:hAnsi="Helvetica" w:cs="Helvetica"/>
+        </w:rPr>
+        <w:t>What are the trends in different transformer models ( encoder , decoder , hybrid ) while detecting online threat &amp; fake news detection.</w:t>
+      </w:r>
     </w:p>
     <w:sectPr>
       <w:pgSz w:w="11900" w:h="16840"/>

--- a/RCS-Proposal.docx
+++ b/RCS-Proposal.docx
@@ -43,8 +43,18 @@
           <w:sz w:val="28"/>
           <w:szCs w:val="36"/>
         </w:rPr>
-        <w:t>Enhancing the Safety and Authenticity of Online Discussions on Social Media Platforms with the help of BOT’s</w:t>
-      </w:r>
+        <w:t xml:space="preserve">Enhancing the Safety and Authenticity of Online Discussions on Social Media Platforms with </w:t>
+      </w:r>
+      <w:r>
+        <w:rPr>
+          <w:bCs/>
+          <w:sz w:val="28"/>
+          <w:szCs w:val="36"/>
+        </w:rPr>
+        <w:t>AI</w:t>
+      </w:r>
+      <w:bookmarkStart w:id="0" w:name="_GoBack"/>
+      <w:bookmarkEnd w:id="0"/>
     </w:p>
     <w:p/>
     <w:p>
@@ -79,7 +89,28 @@
         <w:pStyle w:val="NormalWeb"/>
       </w:pPr>
       <w:r>
-        <w:t>Social media platforms have become essential for communication, community building, and information sharing. However, harmful behaviors, malicious actors, and the spread of misinformation pose significant challenges, undermining trust and safety.</w:t>
+        <w:t xml:space="preserve">Social media platforms have become essential for communication, community building, and information sharing. However, </w:t>
+      </w:r>
+      <w:r>
+        <w:t xml:space="preserve">threats </w:t>
+      </w:r>
+      <w:r>
+        <w:t xml:space="preserve">and </w:t>
+      </w:r>
+      <w:r>
+        <w:t>the spreading</w:t>
+      </w:r>
+      <w:r>
+        <w:t xml:space="preserve"> </w:t>
+      </w:r>
+      <w:r>
+        <w:t xml:space="preserve">of </w:t>
+      </w:r>
+      <w:r>
+        <w:t>fake news</w:t>
+      </w:r>
+      <w:r>
+        <w:t xml:space="preserve"> pose significant challenges, undermining trust and safety.</w:t>
       </w:r>
     </w:p>
     <w:p>
@@ -87,7 +118,115 @@
         <w:pStyle w:val="NormalWeb"/>
       </w:pPr>
       <w:r>
-        <w:t>This research focuses on using bots as proactive tools to enhance the safety and authenticity of online discussions. By leveraging AI-driven systems, bots can detect and mitigate misinformation, analyze sentiments, and identify threats, ensuring a secure and authentic digital environment.</w:t>
+        <w:rPr>
+          <w:highlight w:val="yellow"/>
+        </w:rPr>
+        <w:t xml:space="preserve">This research focuses on using </w:t>
+      </w:r>
+      <w:r>
+        <w:rPr>
+          <w:highlight w:val="yellow"/>
+        </w:rPr>
+        <w:t>t</w:t>
+      </w:r>
+      <w:r>
+        <w:rPr>
+          <w:highlight w:val="yellow"/>
+        </w:rPr>
+        <w:t>ransform model</w:t>
+      </w:r>
+      <w:r>
+        <w:rPr>
+          <w:highlight w:val="yellow"/>
+        </w:rPr>
+        <w:t>s</w:t>
+      </w:r>
+      <w:r>
+        <w:rPr>
+          <w:highlight w:val="yellow"/>
+        </w:rPr>
+        <w:t xml:space="preserve"> like BERT </w:t>
+      </w:r>
+      <w:r>
+        <w:rPr>
+          <w:highlight w:val="yellow"/>
+        </w:rPr>
+        <w:t>and other transformer models</w:t>
+      </w:r>
+      <w:r>
+        <w:rPr>
+          <w:highlight w:val="yellow"/>
+        </w:rPr>
+        <w:t xml:space="preserve"> </w:t>
+      </w:r>
+      <w:r>
+        <w:rPr>
+          <w:highlight w:val="yellow"/>
+        </w:rPr>
+        <w:t>to enhance the safety and authenticity of online</w:t>
+      </w:r>
+      <w:r>
+        <w:rPr>
+          <w:highlight w:val="yellow"/>
+        </w:rPr>
+        <w:t xml:space="preserve"> social media</w:t>
+      </w:r>
+      <w:r>
+        <w:rPr>
+          <w:highlight w:val="yellow"/>
+        </w:rPr>
+        <w:t>. By leveraging AI-driven</w:t>
+      </w:r>
+      <w:r>
+        <w:rPr>
+          <w:highlight w:val="yellow"/>
+        </w:rPr>
+        <w:t xml:space="preserve"> models that can detect and flag fake news &amp; </w:t>
+      </w:r>
+      <w:r>
+        <w:rPr>
+          <w:highlight w:val="yellow"/>
+        </w:rPr>
+        <w:t>and</w:t>
+      </w:r>
+      <w:r>
+        <w:rPr>
+          <w:highlight w:val="yellow"/>
+        </w:rPr>
+        <w:t xml:space="preserve"> threats,</w:t>
+      </w:r>
+      <w:r>
+        <w:rPr>
+          <w:highlight w:val="yellow"/>
+        </w:rPr>
+        <w:t xml:space="preserve"> mitigate misinformation, </w:t>
+      </w:r>
+      <w:r>
+        <w:rPr>
+          <w:highlight w:val="yellow"/>
+        </w:rPr>
+        <w:t xml:space="preserve">and </w:t>
+      </w:r>
+      <w:r>
+        <w:rPr>
+          <w:highlight w:val="yellow"/>
+        </w:rPr>
+        <w:t>analyze sentiments</w:t>
+      </w:r>
+      <w:r>
+        <w:rPr>
+          <w:highlight w:val="yellow"/>
+        </w:rPr>
+        <w:t xml:space="preserve">, </w:t>
+      </w:r>
+      <w:r>
+        <w:rPr>
+          <w:highlight w:val="yellow"/>
+        </w:rPr>
+        <w:t>ensuring a secure and authentic digital environment.</w:t>
+      </w:r>
+      <w:r>
+        <w:br/>
       </w:r>
     </w:p>
     <w:p>
@@ -116,45 +255,464 @@
       </w:r>
     </w:p>
     <w:p>
-      <w:r>
-        <w:t xml:space="preserve">Recent studies have </w:t>
-      </w:r>
-      <w:r>
-        <w:t>some</w:t>
-      </w:r>
-      <w:r>
-        <w:t xml:space="preserve"> understanding of mitigating challenges on social media by focusing on misinformation, emotional impact, and bot detection. Research like "Toward Mitigating Misinformation and Social Media Manipulation in the LLM Era" and "Mapping Automatic Social Media Information Disorder" explores how bots and AI technologies spread or counter disinformation, emphasizing ethical deployment to ensure authenticity. </w:t>
+      <w:pPr>
+        <w:pStyle w:val="NormalWeb"/>
+        <w:rPr>
+          <w:highlight w:val="yellow"/>
+        </w:rPr>
+      </w:pPr>
+      <w:r>
+        <w:rPr>
+          <w:highlight w:val="yellow"/>
+        </w:rPr>
+        <w:t>The challenges posed by misinformation and online threats have been extensively studied, but their overlap and combined detection remain underexplored. This section reviews recent works on fake news detection, threat detection, and the application of transformer-based models, connecting them to the research questions outlined.</w:t>
+      </w:r>
+    </w:p>
+    <w:p>
+      <w:pPr>
+        <w:pStyle w:val="Heading4"/>
+        <w:rPr>
+          <w:color w:val="000000" w:themeColor="text1"/>
+          <w:highlight w:val="yellow"/>
+        </w:rPr>
+      </w:pPr>
+      <w:r>
+        <w:rPr>
+          <w:rStyle w:val="Strong"/>
+          <w:b w:val="0"/>
+          <w:bCs w:val="0"/>
+          <w:color w:val="000000" w:themeColor="text1"/>
+          <w:highlight w:val="yellow"/>
+        </w:rPr>
+        <w:t>Fake News Detection</w:t>
+      </w:r>
+      <w:r>
+        <w:rPr>
+          <w:rStyle w:val="Strong"/>
+          <w:b w:val="0"/>
+          <w:bCs w:val="0"/>
+          <w:color w:val="000000" w:themeColor="text1"/>
+          <w:highlight w:val="yellow"/>
+        </w:rPr>
+        <w:t>:</w:t>
+      </w:r>
+    </w:p>
+    <w:p>
+      <w:pPr>
+        <w:pStyle w:val="NormalWeb"/>
+        <w:rPr>
+          <w:highlight w:val="yellow"/>
+        </w:rPr>
+      </w:pPr>
+      <w:r>
+        <w:rPr>
+          <w:highlight w:val="yellow"/>
+        </w:rPr>
+        <w:t xml:space="preserve">Recent work on disinformation, such as the </w:t>
+      </w:r>
+      <w:proofErr w:type="spellStart"/>
+      <w:r>
+        <w:rPr>
+          <w:rStyle w:val="Emphasis"/>
+          <w:highlight w:val="yellow"/>
+        </w:rPr>
+        <w:t>DeFaktS</w:t>
+      </w:r>
+      <w:proofErr w:type="spellEnd"/>
+      <w:r>
+        <w:rPr>
+          <w:highlight w:val="yellow"/>
+        </w:rPr>
+        <w:t xml:space="preserve"> dataset, highlights the importance of fine-grained detection using transformer models like BERT. This study is relevant to </w:t>
+      </w:r>
+      <w:r>
+        <w:rPr>
+          <w:rStyle w:val="Strong"/>
+          <w:highlight w:val="yellow"/>
+        </w:rPr>
+        <w:t>Research Question 1</w:t>
+      </w:r>
+      <w:r>
+        <w:rPr>
+          <w:highlight w:val="yellow"/>
+        </w:rPr>
+        <w:t>, as it informs the comparison of separate versus joint BERT models for fake news detection.</w:t>
+      </w:r>
+    </w:p>
+    <w:p>
+      <w:pPr>
+        <w:pStyle w:val="Heading4"/>
+        <w:rPr>
+          <w:color w:val="000000" w:themeColor="text1"/>
+          <w:highlight w:val="yellow"/>
+        </w:rPr>
+      </w:pPr>
+      <w:r>
+        <w:rPr>
+          <w:rStyle w:val="Strong"/>
+          <w:b w:val="0"/>
+          <w:bCs w:val="0"/>
+          <w:color w:val="000000" w:themeColor="text1"/>
+          <w:highlight w:val="yellow"/>
+        </w:rPr>
+        <w:t>Threat Detection</w:t>
+      </w:r>
+      <w:r>
+        <w:rPr>
+          <w:rStyle w:val="Strong"/>
+          <w:b w:val="0"/>
+          <w:bCs w:val="0"/>
+          <w:color w:val="000000" w:themeColor="text1"/>
+          <w:highlight w:val="yellow"/>
+        </w:rPr>
+        <w:t>:</w:t>
+      </w:r>
+    </w:p>
+    <w:p>
+      <w:pPr>
+        <w:pStyle w:val="NormalWeb"/>
+        <w:rPr>
+          <w:highlight w:val="yellow"/>
+        </w:rPr>
+      </w:pPr>
+      <w:r>
+        <w:rPr>
+          <w:highlight w:val="yellow"/>
+        </w:rPr>
+        <w:t xml:space="preserve">The survey on hate speech and toxicity detection </w:t>
+      </w:r>
+      <w:r>
+        <w:rPr>
+          <w:highlight w:val="yellow"/>
+        </w:rPr>
+        <w:t>focuses on</w:t>
+      </w:r>
+      <w:r>
+        <w:rPr>
+          <w:highlight w:val="yellow"/>
+        </w:rPr>
+        <w:t xml:space="preserve"> the growing role of transformer models in identifying harmful content. It provides insights into encoder-based and hybrid architectures, relevant to </w:t>
+      </w:r>
+      <w:r>
+        <w:rPr>
+          <w:rStyle w:val="Strong"/>
+          <w:highlight w:val="yellow"/>
+        </w:rPr>
+        <w:t>Research Question 3</w:t>
+      </w:r>
+      <w:r>
+        <w:rPr>
+          <w:highlight w:val="yellow"/>
+        </w:rPr>
+        <w:t>, exploring trends in transformer models for threat detection.</w:t>
+      </w:r>
+    </w:p>
+    <w:p>
+      <w:pPr>
+        <w:pStyle w:val="Heading4"/>
+        <w:rPr>
+          <w:color w:val="000000" w:themeColor="text1"/>
+          <w:highlight w:val="yellow"/>
+        </w:rPr>
+      </w:pPr>
+      <w:r>
+        <w:rPr>
+          <w:rStyle w:val="Strong"/>
+          <w:b w:val="0"/>
+          <w:bCs w:val="0"/>
+          <w:color w:val="000000" w:themeColor="text1"/>
+          <w:highlight w:val="yellow"/>
+        </w:rPr>
+        <w:t>Social Media Safety</w:t>
+      </w:r>
+      <w:r>
+        <w:rPr>
+          <w:rStyle w:val="Strong"/>
+          <w:b w:val="0"/>
+          <w:bCs w:val="0"/>
+          <w:color w:val="000000" w:themeColor="text1"/>
+          <w:highlight w:val="yellow"/>
+        </w:rPr>
+        <w:t>:</w:t>
+      </w:r>
+    </w:p>
+    <w:p>
+      <w:pPr>
+        <w:pStyle w:val="NormalWeb"/>
+        <w:rPr>
+          <w:highlight w:val="yellow"/>
+        </w:rPr>
+      </w:pPr>
+      <w:r>
+        <w:rPr>
+          <w:highlight w:val="yellow"/>
+        </w:rPr>
+        <w:t xml:space="preserve">The use of semantic networks in threat modeling, discussed in </w:t>
+      </w:r>
+      <w:r>
+        <w:rPr>
+          <w:rStyle w:val="Emphasis"/>
+          <w:highlight w:val="yellow"/>
+        </w:rPr>
+        <w:t>Threat Modelling and Detection Using Semantic Network for Improving Social Media Safety</w:t>
+      </w:r>
+      <w:r>
+        <w:rPr>
+          <w:highlight w:val="yellow"/>
+        </w:rPr>
+        <w:t xml:space="preserve">, enhances the understanding of harmful online behavior. Although it doesn't address combined detection, its methods inform the development of multitask detection systems, </w:t>
+      </w:r>
+      <w:r>
+        <w:rPr>
+          <w:highlight w:val="yellow"/>
+        </w:rPr>
+        <w:t>aligning with</w:t>
+      </w:r>
+      <w:r>
+        <w:rPr>
+          <w:highlight w:val="yellow"/>
+        </w:rPr>
+        <w:t xml:space="preserve"> </w:t>
+      </w:r>
+      <w:r>
+        <w:rPr>
+          <w:rStyle w:val="Strong"/>
+          <w:highlight w:val="yellow"/>
+        </w:rPr>
+        <w:t>Research Question 1</w:t>
+      </w:r>
+      <w:r>
+        <w:rPr>
+          <w:highlight w:val="yellow"/>
+        </w:rPr>
+        <w:t>.</w:t>
+      </w:r>
+    </w:p>
+    <w:p>
+      <w:r>
+        <w:rPr>
+          <w:highlight w:val="yellow"/>
+        </w:rPr>
+        <w:lastRenderedPageBreak/>
+        <w:t>Th</w:t>
+      </w:r>
+      <w:r>
+        <w:rPr>
+          <w:highlight w:val="yellow"/>
+        </w:rPr>
+        <w:t>is</w:t>
+      </w:r>
+      <w:r>
+        <w:rPr>
+          <w:highlight w:val="yellow"/>
+        </w:rPr>
+        <w:t xml:space="preserve"> literature highlights the potential of transformer models, particularly BERT and hybrid architectures, to enhance detection accuracy and efficiency in both areas. This research aims to fill that gap by exploring the comparative effectiveness of separate versus joint models, analyzing the trends in transformer architectures, and the broader societal benefits of improving digital safety.</w:t>
+      </w:r>
+      <w:r>
+        <w:t xml:space="preserve"> </w:t>
+      </w:r>
+    </w:p>
+    <w:p>
+      <w:r>
+        <w:br/>
+      </w:r>
+      <w:r>
+        <w:rPr>
+          <w:noProof/>
+        </w:rPr>
+        <w:pict w14:anchorId="4639472E">
+          <v:rect id="_x0000_i1031" alt="" style="width:451pt;height:.05pt;mso-width-percent:0;mso-height-percent:0;mso-width-percent:0;mso-height-percent:0" o:hralign="center" o:hrstd="t" o:hr="t" fillcolor="#a0a0a0" stroked="f"/>
+        </w:pict>
+      </w:r>
+    </w:p>
+    <w:p>
+      <w:pPr>
+        <w:spacing w:before="100" w:beforeAutospacing="1" w:after="100" w:afterAutospacing="1"/>
+        <w:outlineLvl w:val="2"/>
+        <w:rPr>
+          <w:b/>
+          <w:bCs/>
+        </w:rPr>
+      </w:pPr>
+      <w:r>
+        <w:rPr>
+          <w:b/>
+          <w:bCs/>
+          <w:highlight w:val="red"/>
+        </w:rPr>
+        <w:t>Problem Statement</w:t>
+      </w:r>
+    </w:p>
+    <w:p>
+      <w:r>
+        <w:t>The spread of misinformation and harmful behaviors on social media platforms has created significant challenges to fostering safe and authentic online environments. The rapid dissemination of false information</w:t>
+      </w:r>
+      <w:r>
+        <w:t xml:space="preserve"> fake news</w:t>
+      </w:r>
+      <w:r>
+        <w:t xml:space="preserve"> manipulates public opinion, undermines societal trust, and exacerbates the polarization of communities. Meanwhile, threatening and abusive interactions erode the quality of discourse, deterring meaningful engagement and amplifying negativity.</w:t>
+      </w:r>
+    </w:p>
+    <w:p>
+      <w:pPr>
+        <w:pStyle w:val="NormalWeb"/>
+      </w:pPr>
+      <w:r>
+        <w:rPr>
+          <w:highlight w:val="yellow"/>
+        </w:rPr>
+        <w:t>Fake news and online threats are often studied as separate problems, but in reality, they can overlap. For example, fake news can incite harmful behavior, and threats can spread false information. Existing approaches fail to address this overlap effectively. Moreover, different types of transformer models, such as encoders, decoders, and hybrid architectures, have not been compared for this task. This study will address these gaps by exploring the best approaches for combined detection and analyzing their impact on online safety &amp; security.</w:t>
       </w:r>
     </w:p>
     <w:p/>
     <w:p>
       <w:r>
-        <w:t>Machine learning techniques have been leveraged in works such as "Sentiment Analysis of Cyberbullying Data in Social Media" and "Harnessing Machine Learning to Unveil Emotional Responses to Hateful Content," which use sentiment analysis to understand and address harmful behaviors. Additionally, studies like "Exploring Social Bots" and "TweezBot" enhance bot detection through feature-based machine learning models</w:t>
-      </w:r>
-      <w:r>
-        <w:t>.</w:t>
+        <w:rPr>
+          <w:noProof/>
+        </w:rPr>
+        <w:pict w14:anchorId="089BF11F">
+          <v:rect id="_x0000_i1030" alt="" style="width:451pt;height:.05pt;mso-width-percent:0;mso-height-percent:0;mso-width-percent:0;mso-height-percent:0" o:hralign="center" o:hrstd="t" o:hr="t" fillcolor="#a0a0a0" stroked="f"/>
+        </w:pict>
       </w:r>
     </w:p>
     <w:p/>
     <w:p>
-      <w:r>
-        <w:t>Historical analyses, such as "The Spread of Low-Credibility Content by Social Bots," provide foundational insights into how bots manipulate discourse, underscoring the importance of developing scalable, ethical solutions for safer digital spaces.</w:t>
-      </w:r>
-    </w:p>
-    <w:p>
-      <w:r>
-        <w:br/>
-      </w:r>
-      <w:r>
-        <w:br/>
-      </w:r>
-    </w:p>
-    <w:p>
-      <w:r>
-        <w:rPr>
-          <w:highlight w:val="yellow"/>
-        </w:rPr>
-        <w:t>Failed to connect with our study.</w:t>
+      <w:pPr>
+        <w:rPr>
+          <w:b/>
+          <w:highlight w:val="yellow"/>
+        </w:rPr>
+      </w:pPr>
+      <w:r>
+        <w:rPr>
+          <w:b/>
+          <w:highlight w:val="yellow"/>
+        </w:rPr>
+        <w:t>Research Questions</w:t>
+      </w:r>
+    </w:p>
+    <w:p>
+      <w:pPr>
+        <w:rPr>
+          <w:highlight w:val="yellow"/>
+        </w:rPr>
+      </w:pPr>
+    </w:p>
+    <w:p>
+      <w:pPr>
+        <w:rPr>
+          <w:rFonts w:eastAsiaTheme="minorHAnsi"/>
+          <w:highlight w:val="yellow"/>
+        </w:rPr>
+      </w:pPr>
+      <w:r>
+        <w:rPr>
+          <w:rFonts w:eastAsiaTheme="minorHAnsi"/>
+          <w:highlight w:val="yellow"/>
+        </w:rPr>
+        <w:t>Q1. How does the performance of separate BERT models trained individually on fake news and threat datasets compare to a single BERT model trained jointly on both datasets and which approach yields better results for combined detection tasks?</w:t>
+      </w:r>
+    </w:p>
+    <w:p>
+      <w:pPr>
+        <w:rPr>
+          <w:highlight w:val="yellow"/>
+        </w:rPr>
+      </w:pPr>
+    </w:p>
+    <w:p>
+      <w:pPr>
+        <w:rPr>
+          <w:rFonts w:eastAsiaTheme="minorHAnsi"/>
+          <w:highlight w:val="yellow"/>
+        </w:rPr>
+      </w:pPr>
+      <w:r>
+        <w:rPr>
+          <w:highlight w:val="yellow"/>
+        </w:rPr>
+        <w:t>Q2.</w:t>
+      </w:r>
+      <w:r>
+        <w:rPr>
+          <w:rFonts w:eastAsiaTheme="minorHAnsi"/>
+          <w:highlight w:val="yellow"/>
+        </w:rPr>
+        <w:t xml:space="preserve"> How can the conclusions be drawn from the combined detection of fake news and threats contribute to improving societal safety, fostering informed public engagement, and enhancing the quality o</w:t>
+      </w:r>
+      <w:r>
+        <w:rPr>
+          <w:rFonts w:eastAsiaTheme="minorHAnsi"/>
+          <w:highlight w:val="yellow"/>
+        </w:rPr>
+        <w:t>f</w:t>
+      </w:r>
+      <w:r>
+        <w:rPr>
+          <w:rFonts w:eastAsiaTheme="minorHAnsi"/>
+          <w:highlight w:val="yellow"/>
+        </w:rPr>
+        <w:t xml:space="preserve"> social media?</w:t>
+      </w:r>
+    </w:p>
+    <w:p>
+      <w:pPr>
+        <w:rPr>
+          <w:highlight w:val="yellow"/>
+        </w:rPr>
+      </w:pPr>
+    </w:p>
+    <w:p>
+      <w:r>
+        <w:rPr>
+          <w:highlight w:val="yellow"/>
+        </w:rPr>
+        <w:t xml:space="preserve">Q3. </w:t>
+      </w:r>
+      <w:r>
+        <w:rPr>
+          <w:rFonts w:eastAsiaTheme="minorHAnsi"/>
+          <w:highlight w:val="yellow"/>
+        </w:rPr>
+        <w:t xml:space="preserve">What are the trends in different transformer models </w:t>
+      </w:r>
+      <w:proofErr w:type="gramStart"/>
+      <w:r>
+        <w:rPr>
+          <w:rFonts w:eastAsiaTheme="minorHAnsi"/>
+          <w:highlight w:val="yellow"/>
+        </w:rPr>
+        <w:t>( encoder</w:t>
+      </w:r>
+      <w:proofErr w:type="gramEnd"/>
+      <w:r>
+        <w:rPr>
+          <w:rFonts w:eastAsiaTheme="minorHAnsi"/>
+          <w:highlight w:val="yellow"/>
+        </w:rPr>
+        <w:t>, decoder, hybrid ) while detecting online threat</w:t>
+      </w:r>
+      <w:r>
+        <w:rPr>
+          <w:rFonts w:eastAsiaTheme="minorHAnsi"/>
+          <w:highlight w:val="yellow"/>
+        </w:rPr>
+        <w:t>s</w:t>
+      </w:r>
+      <w:r>
+        <w:rPr>
+          <w:rFonts w:eastAsiaTheme="minorHAnsi"/>
+          <w:highlight w:val="yellow"/>
+        </w:rPr>
+        <w:t xml:space="preserve"> &amp; fake news detection</w:t>
+      </w:r>
+      <w:r>
+        <w:rPr>
+          <w:rFonts w:eastAsiaTheme="minorHAnsi"/>
+          <w:highlight w:val="yellow"/>
+        </w:rPr>
+        <w:t>?</w:t>
       </w:r>
     </w:p>
     <w:p/>
@@ -164,247 +722,644 @@
     <w:p/>
     <w:p/>
     <w:p/>
-    <w:p>
-      <w:r>
-        <w:lastRenderedPageBreak/>
-        <w:br/>
-      </w:r>
+    <w:p/>
+    <w:p>
       <w:r>
         <w:rPr>
           <w:noProof/>
         </w:rPr>
-        <w:pict w14:anchorId="4639472E">
-          <v:rect id="_x0000_i1031" alt="" style="width:451pt;height:.05pt;mso-width-percent:0;mso-height-percent:0;mso-width-percent:0;mso-height-percent:0" o:hralign="center" o:hrstd="t" o:hr="t" fillcolor="#a0a0a0" stroked="f"/>
+        <w:pict w14:anchorId="7A03DB06">
+          <v:rect id="_x0000_i1029" alt="" style="width:451pt;height:.05pt;mso-width-percent:0;mso-height-percent:0;mso-width-percent:0;mso-height-percent:0" o:hralign="center" o:hrstd="t" o:hr="t" fillcolor="#a0a0a0" stroked="f"/>
         </w:pict>
       </w:r>
     </w:p>
-    <w:p>
-      <w:pPr>
-        <w:spacing w:before="100" w:beforeAutospacing="1" w:after="100" w:afterAutospacing="1"/>
-        <w:outlineLvl w:val="2"/>
-        <w:rPr>
-          <w:b/>
-          <w:bCs/>
-        </w:rPr>
-      </w:pPr>
+    <w:p/>
+    <w:p/>
+    <w:p>
       <w:r>
         <w:rPr>
           <w:b/>
           <w:bCs/>
           <w:highlight w:val="red"/>
         </w:rPr>
-        <w:t>Problem Statement</w:t>
-      </w:r>
-    </w:p>
-    <w:p>
-      <w:r>
-        <w:t>The spread of misinformation and harmful behaviors on social media platforms has created significant challenges to fostering safe and authentic online environments. The rapid dissemination of false information manipulates public opinion, undermines societal trust, and exacerbates the polarization of communities. Meanwhile, threatening and abusive interactions erode the quality of discourse, deterring meaningful engagement and amplifying negativity.</w:t>
+        <w:lastRenderedPageBreak/>
+        <w:t>Objectives</w:t>
+      </w:r>
+    </w:p>
+    <w:p>
+      <w:pPr>
+        <w:numPr>
+          <w:ilvl w:val="0"/>
+          <w:numId w:val="23"/>
+        </w:numPr>
+        <w:spacing w:before="100" w:beforeAutospacing="1" w:after="100" w:afterAutospacing="1"/>
+        <w:rPr>
+          <w:highlight w:val="yellow"/>
+        </w:rPr>
+      </w:pPr>
+      <w:r>
+        <w:rPr>
+          <w:highlight w:val="yellow"/>
+        </w:rPr>
+        <w:t>Compare the performance of two approaches:</w:t>
+      </w:r>
+    </w:p>
+    <w:p>
+      <w:pPr>
+        <w:numPr>
+          <w:ilvl w:val="1"/>
+          <w:numId w:val="23"/>
+        </w:numPr>
+        <w:spacing w:before="100" w:beforeAutospacing="1" w:after="100" w:afterAutospacing="1"/>
+        <w:rPr>
+          <w:highlight w:val="yellow"/>
+        </w:rPr>
+      </w:pPr>
+      <w:r>
+        <w:rPr>
+          <w:highlight w:val="yellow"/>
+        </w:rPr>
+        <w:t>Separate BERT models trained on fake news and threat datasets.</w:t>
+      </w:r>
+    </w:p>
+    <w:p>
+      <w:pPr>
+        <w:numPr>
+          <w:ilvl w:val="1"/>
+          <w:numId w:val="23"/>
+        </w:numPr>
+        <w:spacing w:before="100" w:beforeAutospacing="1" w:after="100" w:afterAutospacing="1"/>
+        <w:rPr>
+          <w:highlight w:val="yellow"/>
+        </w:rPr>
+      </w:pPr>
+      <w:r>
+        <w:rPr>
+          <w:highlight w:val="yellow"/>
+        </w:rPr>
+        <w:t>A single BERT model trained on both tasks together.</w:t>
+      </w:r>
+    </w:p>
+    <w:p>
+      <w:pPr>
+        <w:numPr>
+          <w:ilvl w:val="0"/>
+          <w:numId w:val="23"/>
+        </w:numPr>
+        <w:spacing w:before="100" w:beforeAutospacing="1" w:after="100" w:afterAutospacing="1"/>
+        <w:rPr>
+          <w:highlight w:val="yellow"/>
+        </w:rPr>
+      </w:pPr>
+      <w:r>
+        <w:rPr>
+          <w:highlight w:val="yellow"/>
+        </w:rPr>
+        <w:t>Understand how detecting both fake news and threats together can improve</w:t>
+      </w:r>
+      <w:r>
+        <w:rPr>
+          <w:highlight w:val="yellow"/>
+        </w:rPr>
+        <w:t xml:space="preserve"> the </w:t>
+      </w:r>
+      <w:proofErr w:type="gramStart"/>
+      <w:r>
+        <w:rPr>
+          <w:highlight w:val="yellow"/>
+        </w:rPr>
+        <w:t>models</w:t>
+      </w:r>
+      <w:proofErr w:type="gramEnd"/>
+      <w:r>
+        <w:rPr>
+          <w:highlight w:val="yellow"/>
+        </w:rPr>
+        <w:t xml:space="preserve"> performance as well as</w:t>
+      </w:r>
+      <w:r>
+        <w:rPr>
+          <w:highlight w:val="yellow"/>
+        </w:rPr>
+        <w:t xml:space="preserve"> online safety, public awareness, and the quality of social media.</w:t>
+      </w:r>
+    </w:p>
+    <w:p>
+      <w:pPr>
+        <w:numPr>
+          <w:ilvl w:val="0"/>
+          <w:numId w:val="23"/>
+        </w:numPr>
+        <w:spacing w:before="100" w:beforeAutospacing="1" w:after="100" w:afterAutospacing="1"/>
+        <w:rPr>
+          <w:highlight w:val="yellow"/>
+        </w:rPr>
+      </w:pPr>
+      <w:r>
+        <w:rPr>
+          <w:highlight w:val="yellow"/>
+        </w:rPr>
+        <w:t>Analyze trends in encoder, decoder, and hybrid transformer models for detecting fake news and online threats.</w:t>
       </w:r>
     </w:p>
     <w:p/>
     <w:p>
       <w:r>
-        <w:t>Existing solutions to these issues are often manual or simplistic, lacking the scalability and sophistication required to address the complex dynamics of modern social platforms. Furthermore, many current methods fail to balance effective intervention with the preservation of user privacy and the openness of digital spaces.</w:t>
-      </w:r>
-    </w:p>
-    <w:p/>
-    <w:p>
-      <w:r>
-        <w:t>This study seeks to address these challenges by leveraging AI for proactive threat detection, sentiment polarity analysis, and misinformation control. The primary goal is to create scalable, ethical, and privacy-preserving</w:t>
-      </w:r>
-      <w:r>
-        <w:t xml:space="preserve"> models</w:t>
-      </w:r>
-      <w:r>
-        <w:t xml:space="preserve"> that enhance the safety and authenticity of online discussions.</w:t>
-      </w:r>
-    </w:p>
-    <w:p/>
-    <w:p>
-      <w:r>
-        <w:rPr>
-          <w:highlight w:val="yellow"/>
-        </w:rPr>
-        <w:t>Add questions and show methods on how to do this.</w:t>
-      </w:r>
-    </w:p>
-    <w:p/>
-    <w:p/>
-    <w:p/>
-    <w:p>
-      <w:r>
         <w:rPr>
           <w:noProof/>
         </w:rPr>
-        <w:pict w14:anchorId="449DDB21">
-          <v:rect id="_x0000_i1030" alt="" style="width:451pt;height:.05pt;mso-width-percent:0;mso-height-percent:0;mso-width-percent:0;mso-height-percent:0" o:hralign="center" o:hrstd="t" o:hr="t" fillcolor="#a0a0a0" stroked="f"/>
+        <w:pict w14:anchorId="62853E48">
+          <v:rect id="_x0000_i1028" alt="" style="width:451pt;height:.05pt;mso-width-percent:0;mso-height-percent:0;mso-width-percent:0;mso-height-percent:0" o:hralign="center" o:hrstd="t" o:hr="t" fillcolor="#a0a0a0" stroked="f"/>
         </w:pict>
       </w:r>
     </w:p>
     <w:p>
-      <w:r>
-        <w:rPr>
+      <w:pPr>
+        <w:pStyle w:val="Heading3"/>
+        <w:rPr>
+          <w:highlight w:val="yellow"/>
+        </w:rPr>
+      </w:pPr>
+      <w:r>
+        <w:rPr>
+          <w:rStyle w:val="Strong"/>
           <w:b/>
           <w:bCs/>
-          <w:highlight w:val="red"/>
-        </w:rPr>
-        <w:t>Objectives</w:t>
+          <w:highlight w:val="yellow"/>
+        </w:rPr>
+        <w:t>Scope of Metrics</w:t>
       </w:r>
     </w:p>
     <w:p>
       <w:pPr>
         <w:pStyle w:val="NormalWeb"/>
-      </w:pPr>
-      <w:r>
-        <w:t>This research aims to achieve the following:</w:t>
+        <w:rPr>
+          <w:highlight w:val="yellow"/>
+        </w:rPr>
+      </w:pPr>
+      <w:r>
+        <w:rPr>
+          <w:highlight w:val="yellow"/>
+        </w:rPr>
+        <w:t>The effectiveness of the models will be evaluated based on:</w:t>
       </w:r>
     </w:p>
     <w:p>
       <w:pPr>
         <w:numPr>
           <w:ilvl w:val="0"/>
-          <w:numId w:val="6"/>
+          <w:numId w:val="25"/>
         </w:numPr>
         <w:spacing w:before="100" w:beforeAutospacing="1" w:after="100" w:afterAutospacing="1"/>
+        <w:rPr>
+          <w:highlight w:val="yellow"/>
+        </w:rPr>
       </w:pPr>
       <w:r>
         <w:rPr>
           <w:rStyle w:val="Strong"/>
           <w:highlight w:val="yellow"/>
         </w:rPr>
-        <w:t>Proactive threat detection</w:t>
-      </w:r>
-      <w:r>
-        <w:t xml:space="preserve">: Develop bots capable of identifying and </w:t>
-      </w:r>
-      <w:r>
-        <w:rPr>
-          <w:highlight w:val="yellow"/>
-        </w:rPr>
-        <w:t>mitigating harmful behaviors</w:t>
-      </w:r>
-      <w:r>
-        <w:t xml:space="preserve"> and interactions.</w:t>
+        <w:t>Fake News Detection:</w:t>
+      </w:r>
+      <w:r>
+        <w:rPr>
+          <w:highlight w:val="yellow"/>
+        </w:rPr>
+        <w:t xml:space="preserve"> How well the models identify fake news instances.</w:t>
       </w:r>
     </w:p>
     <w:p>
       <w:pPr>
         <w:numPr>
           <w:ilvl w:val="0"/>
-          <w:numId w:val="6"/>
+          <w:numId w:val="25"/>
         </w:numPr>
         <w:spacing w:before="100" w:beforeAutospacing="1" w:after="100" w:afterAutospacing="1"/>
+        <w:rPr>
+          <w:highlight w:val="yellow"/>
+        </w:rPr>
       </w:pPr>
       <w:r>
         <w:rPr>
           <w:rStyle w:val="Strong"/>
-          <w:highlight w:val="lightGray"/>
-        </w:rPr>
-        <w:t>Sentiment polarity analysis</w:t>
-      </w:r>
-      <w:r>
-        <w:rPr>
-          <w:highlight w:val="lightGray"/>
-        </w:rPr>
-        <w:t>:</w:t>
-      </w:r>
-      <w:r>
-        <w:t xml:space="preserve"> Utilize bots to assess the emotional tone of online discussions, identifying and responding to negative trends.</w:t>
-      </w:r>
-      <w:r>
-        <w:t xml:space="preserve"> – not interesting</w:t>
+          <w:highlight w:val="yellow"/>
+        </w:rPr>
+        <w:t>Threat Detection:</w:t>
+      </w:r>
+      <w:r>
+        <w:rPr>
+          <w:highlight w:val="yellow"/>
+        </w:rPr>
+        <w:t xml:space="preserve"> How accurately the models detect harmful or threatening content.</w:t>
       </w:r>
     </w:p>
     <w:p>
       <w:pPr>
         <w:numPr>
           <w:ilvl w:val="0"/>
-          <w:numId w:val="6"/>
+          <w:numId w:val="25"/>
         </w:numPr>
         <w:spacing w:before="100" w:beforeAutospacing="1" w:after="100" w:afterAutospacing="1"/>
+        <w:rPr>
+          <w:highlight w:val="yellow"/>
+        </w:rPr>
       </w:pPr>
       <w:r>
         <w:rPr>
           <w:rStyle w:val="Strong"/>
-        </w:rPr>
-        <w:t>Combat misinformation</w:t>
-      </w:r>
-      <w:r>
-        <w:t>: Design bots to detect and intervene in the spread of false information, reducing its impact.</w:t>
-      </w:r>
-    </w:p>
-    <w:p>
-      <w:pPr>
-        <w:pStyle w:val="NormalWeb"/>
-      </w:pPr>
-      <w:r>
-        <w:t>By achieving these objectives, the study will contribute to safer and more authentic online discussions.</w:t>
-      </w:r>
-    </w:p>
-    <w:p>
-      <w:pPr>
-        <w:pStyle w:val="NormalWeb"/>
-        <w:rPr>
-          <w:color w:val="FFFFFF" w:themeColor="background1"/>
-        </w:rPr>
-      </w:pPr>
-      <w:r>
-        <w:rPr>
-          <w:color w:val="FFFFFF" w:themeColor="background1"/>
-          <w:highlight w:val="darkGreen"/>
-        </w:rPr>
-        <w:t>Bot detect,fake news,threat</w:t>
-      </w:r>
-      <w:r>
-        <w:rPr>
-          <w:color w:val="FFFFFF" w:themeColor="background1"/>
-        </w:rPr>
-        <w:t>.</w:t>
-      </w:r>
-    </w:p>
-    <w:p>
-      <w:pPr>
-        <w:pStyle w:val="NormalWeb"/>
-      </w:pPr>
-      <w:r>
-        <w:t>Combine 2 classifiers.</w:t>
-      </w:r>
-    </w:p>
-    <w:p>
-      <w:pPr>
-        <w:pStyle w:val="NormalWeb"/>
-      </w:pPr>
-    </w:p>
-    <w:p>
-      <w:pPr>
-        <w:rPr>
-          <w:highlight w:val="yellow"/>
-        </w:rPr>
-      </w:pPr>
-      <w:r>
-        <w:rPr>
-          <w:highlight w:val="yellow"/>
-        </w:rPr>
-        <w:t>Describe the objectives clearly</w:t>
-      </w:r>
-      <w:r>
-        <w:rPr>
-          <w:highlight w:val="yellow"/>
-        </w:rPr>
-        <w:t xml:space="preserve"> with your idea.</w:t>
-      </w:r>
-    </w:p>
-    <w:p/>
-    <w:p/>
-    <w:p/>
-    <w:p/>
-    <w:p>
+          <w:highlight w:val="yellow"/>
+        </w:rPr>
+        <w:t>Content Classification Accuracy:</w:t>
+      </w:r>
+      <w:r>
+        <w:rPr>
+          <w:highlight w:val="yellow"/>
+        </w:rPr>
+        <w:t xml:space="preserve"> The model's ability to classify different types of fake news (e.g., misinformation vs. disinformation) and threats (e.g., hate speech vs. cyberbullying).</w:t>
+      </w:r>
+    </w:p>
+    <w:p>
+      <w:pPr>
+        <w:numPr>
+          <w:ilvl w:val="0"/>
+          <w:numId w:val="25"/>
+        </w:numPr>
+        <w:spacing w:before="100" w:beforeAutospacing="1" w:after="100" w:afterAutospacing="1"/>
+        <w:rPr>
+          <w:highlight w:val="yellow"/>
+        </w:rPr>
+      </w:pPr>
+      <w:r>
+        <w:rPr>
+          <w:rStyle w:val="Strong"/>
+          <w:highlight w:val="yellow"/>
+        </w:rPr>
+        <w:t>Security:</w:t>
+      </w:r>
+      <w:r>
+        <w:rPr>
+          <w:highlight w:val="yellow"/>
+        </w:rPr>
+        <w:t xml:space="preserve"> The models’ ability to improve online platform safety by reducing the spread of harmful content.</w:t>
+      </w:r>
+    </w:p>
+    <w:p>
+      <w:pPr>
+        <w:numPr>
+          <w:ilvl w:val="0"/>
+          <w:numId w:val="25"/>
+        </w:numPr>
+        <w:spacing w:before="100" w:beforeAutospacing="1" w:after="100" w:afterAutospacing="1"/>
+        <w:rPr>
+          <w:highlight w:val="yellow"/>
+        </w:rPr>
+      </w:pPr>
+      <w:r>
+        <w:rPr>
+          <w:rStyle w:val="Strong"/>
+          <w:highlight w:val="yellow"/>
+        </w:rPr>
+        <w:t>Societal Safety:</w:t>
+      </w:r>
+      <w:r>
+        <w:rPr>
+          <w:highlight w:val="yellow"/>
+        </w:rPr>
+        <w:t xml:space="preserve"> The broader impact on public awareness, informed decision-making, and fostering safer online environments.</w:t>
+      </w:r>
+    </w:p>
+    <w:p>
+      <w:pPr>
+        <w:rPr>
+          <w:rStyle w:val="Strong"/>
+          <w:b w:val="0"/>
+          <w:bCs w:val="0"/>
+        </w:rPr>
+      </w:pPr>
       <w:r>
         <w:rPr>
           <w:noProof/>
         </w:rPr>
-        <w:pict w14:anchorId="62853E48">
-          <v:rect id="_x0000_i1029" alt="" style="width:451pt;height:.05pt;mso-width-percent:0;mso-height-percent:0;mso-width-percent:0;mso-height-percent:0" o:hralign="center" o:hrstd="t" o:hr="t" fillcolor="#a0a0a0" stroked="f"/>
+        <w:pict w14:anchorId="75B72FBF">
+          <v:rect id="_x0000_i1027" alt="" style="width:451pt;height:.05pt;mso-width-percent:0;mso-height-percent:0;mso-width-percent:0;mso-height-percent:0" o:hralign="center" o:hrstd="t" o:hr="t" fillcolor="#a0a0a0" stroked="f"/>
+        </w:pict>
+      </w:r>
+    </w:p>
+    <w:p>
+      <w:pPr>
+        <w:rPr>
+          <w:noProof/>
+        </w:rPr>
+      </w:pPr>
+    </w:p>
+    <w:p>
+      <w:pPr>
+        <w:pStyle w:val="Heading3"/>
+        <w:rPr>
+          <w:highlight w:val="yellow"/>
+        </w:rPr>
+      </w:pPr>
+      <w:r>
+        <w:rPr>
+          <w:rStyle w:val="Strong"/>
+          <w:b/>
+          <w:bCs/>
+          <w:highlight w:val="yellow"/>
+        </w:rPr>
+        <w:t>Methods</w:t>
+      </w:r>
+    </w:p>
+    <w:p>
+      <w:pPr>
+        <w:numPr>
+          <w:ilvl w:val="0"/>
+          <w:numId w:val="26"/>
+        </w:numPr>
+        <w:spacing w:before="100" w:beforeAutospacing="1" w:after="100" w:afterAutospacing="1"/>
+        <w:rPr>
+          <w:highlight w:val="yellow"/>
+        </w:rPr>
+      </w:pPr>
+      <w:r>
+        <w:rPr>
+          <w:rStyle w:val="Strong"/>
+          <w:highlight w:val="yellow"/>
+        </w:rPr>
+        <w:t>Collecting Data:</w:t>
+      </w:r>
+      <w:r>
+        <w:rPr>
+          <w:highlight w:val="yellow"/>
+        </w:rPr>
+        <w:t xml:space="preserve"> Gather and prepare datasets </w:t>
+      </w:r>
+      <w:r>
+        <w:rPr>
+          <w:highlight w:val="yellow"/>
+        </w:rPr>
+        <w:t xml:space="preserve">for </w:t>
+      </w:r>
+      <w:r>
+        <w:rPr>
+          <w:highlight w:val="yellow"/>
+        </w:rPr>
+        <w:t>fake news and online threats.</w:t>
+      </w:r>
+      <w:r>
+        <w:rPr>
+          <w:highlight w:val="yellow"/>
+        </w:rPr>
+        <w:br/>
+      </w:r>
+    </w:p>
+    <w:p>
+      <w:pPr>
+        <w:numPr>
+          <w:ilvl w:val="0"/>
+          <w:numId w:val="26"/>
+        </w:numPr>
+        <w:spacing w:before="100" w:beforeAutospacing="1" w:after="100" w:afterAutospacing="1"/>
+        <w:rPr>
+          <w:highlight w:val="yellow"/>
+        </w:rPr>
+      </w:pPr>
+      <w:r>
+        <w:rPr>
+          <w:rStyle w:val="Strong"/>
+          <w:highlight w:val="yellow"/>
+        </w:rPr>
+        <w:t>Training Models:</w:t>
+      </w:r>
+    </w:p>
+    <w:p>
+      <w:pPr>
+        <w:numPr>
+          <w:ilvl w:val="1"/>
+          <w:numId w:val="26"/>
+        </w:numPr>
+        <w:spacing w:before="100" w:beforeAutospacing="1" w:after="100" w:afterAutospacing="1"/>
+        <w:rPr>
+          <w:highlight w:val="yellow"/>
+        </w:rPr>
+      </w:pPr>
+      <w:r>
+        <w:rPr>
+          <w:highlight w:val="yellow"/>
+        </w:rPr>
+        <w:t xml:space="preserve">Train separate BERT models </w:t>
+      </w:r>
+      <w:r>
+        <w:rPr>
+          <w:highlight w:val="yellow"/>
+        </w:rPr>
+        <w:t>for</w:t>
+      </w:r>
+      <w:r>
+        <w:rPr>
+          <w:highlight w:val="yellow"/>
+        </w:rPr>
+        <w:t xml:space="preserve"> fake news and threat</w:t>
+      </w:r>
+      <w:r>
+        <w:rPr>
+          <w:highlight w:val="yellow"/>
+        </w:rPr>
+        <w:t xml:space="preserve"> detection</w:t>
+      </w:r>
+      <w:r>
+        <w:rPr>
+          <w:highlight w:val="yellow"/>
+        </w:rPr>
+        <w:t xml:space="preserve"> individually.</w:t>
+      </w:r>
+    </w:p>
+    <w:p>
+      <w:pPr>
+        <w:numPr>
+          <w:ilvl w:val="1"/>
+          <w:numId w:val="26"/>
+        </w:numPr>
+        <w:spacing w:before="100" w:beforeAutospacing="1" w:after="100" w:afterAutospacing="1"/>
+        <w:rPr>
+          <w:highlight w:val="yellow"/>
+        </w:rPr>
+      </w:pPr>
+      <w:r>
+        <w:rPr>
+          <w:highlight w:val="yellow"/>
+        </w:rPr>
+        <w:t>Train one joint BERT model on a combined dataset.</w:t>
+      </w:r>
+    </w:p>
+    <w:p>
+      <w:pPr>
+        <w:numPr>
+          <w:ilvl w:val="1"/>
+          <w:numId w:val="26"/>
+        </w:numPr>
+        <w:spacing w:before="100" w:beforeAutospacing="1" w:after="100" w:afterAutospacing="1"/>
+        <w:rPr>
+          <w:highlight w:val="yellow"/>
+        </w:rPr>
+      </w:pPr>
+      <w:r>
+        <w:rPr>
+          <w:highlight w:val="yellow"/>
+        </w:rPr>
+        <w:t>Train encoder, decoder, and hybrid transformer models on the same tasks.</w:t>
+      </w:r>
+      <w:r>
+        <w:rPr>
+          <w:highlight w:val="yellow"/>
+        </w:rPr>
+        <w:br/>
+      </w:r>
+    </w:p>
+    <w:p>
+      <w:pPr>
+        <w:numPr>
+          <w:ilvl w:val="0"/>
+          <w:numId w:val="26"/>
+        </w:numPr>
+        <w:spacing w:before="100" w:beforeAutospacing="1" w:after="100" w:afterAutospacing="1"/>
+        <w:rPr>
+          <w:highlight w:val="yellow"/>
+        </w:rPr>
+      </w:pPr>
+      <w:r>
+        <w:rPr>
+          <w:rStyle w:val="Strong"/>
+          <w:highlight w:val="yellow"/>
+        </w:rPr>
+        <w:t>Testing Transformer Types:</w:t>
+      </w:r>
+    </w:p>
+    <w:p>
+      <w:pPr>
+        <w:numPr>
+          <w:ilvl w:val="1"/>
+          <w:numId w:val="26"/>
+        </w:numPr>
+        <w:spacing w:before="100" w:beforeAutospacing="1" w:after="100" w:afterAutospacing="1"/>
+        <w:rPr>
+          <w:highlight w:val="yellow"/>
+        </w:rPr>
+      </w:pPr>
+      <w:r>
+        <w:rPr>
+          <w:highlight w:val="yellow"/>
+        </w:rPr>
+        <w:t>T</w:t>
+      </w:r>
+      <w:r>
+        <w:rPr>
+          <w:highlight w:val="yellow"/>
+        </w:rPr>
+        <w:t>est encoder, decoder, and hybrid transformer models on the same tasks.</w:t>
+      </w:r>
+    </w:p>
+    <w:p>
+      <w:pPr>
+        <w:numPr>
+          <w:ilvl w:val="1"/>
+          <w:numId w:val="26"/>
+        </w:numPr>
+        <w:spacing w:before="100" w:beforeAutospacing="1" w:after="100" w:afterAutospacing="1"/>
+        <w:rPr>
+          <w:highlight w:val="yellow"/>
+        </w:rPr>
+      </w:pPr>
+      <w:r>
+        <w:rPr>
+          <w:highlight w:val="yellow"/>
+        </w:rPr>
+        <w:t>Compare their performance and trends.</w:t>
+      </w:r>
+      <w:r>
+        <w:rPr>
+          <w:highlight w:val="yellow"/>
+        </w:rPr>
+        <w:br/>
+      </w:r>
+    </w:p>
+    <w:p>
+      <w:pPr>
+        <w:numPr>
+          <w:ilvl w:val="0"/>
+          <w:numId w:val="26"/>
+        </w:numPr>
+        <w:spacing w:before="100" w:beforeAutospacing="1" w:after="100" w:afterAutospacing="1"/>
+        <w:rPr>
+          <w:highlight w:val="yellow"/>
+        </w:rPr>
+      </w:pPr>
+      <w:r>
+        <w:rPr>
+          <w:rStyle w:val="Strong"/>
+          <w:highlight w:val="yellow"/>
+        </w:rPr>
+        <w:t>Evaluation:</w:t>
+      </w:r>
+      <w:r>
+        <w:rPr>
+          <w:highlight w:val="yellow"/>
+        </w:rPr>
+        <w:t xml:space="preserve"> Use real-world examples to test the models and see which one works best.</w:t>
+      </w:r>
+      <w:r>
+        <w:rPr>
+          <w:highlight w:val="yellow"/>
+        </w:rPr>
+        <w:br/>
+      </w:r>
+    </w:p>
+    <w:p>
+      <w:pPr>
+        <w:numPr>
+          <w:ilvl w:val="0"/>
+          <w:numId w:val="26"/>
+        </w:numPr>
+        <w:spacing w:before="100" w:beforeAutospacing="1" w:after="100" w:afterAutospacing="1"/>
+        <w:rPr>
+          <w:highlight w:val="yellow"/>
+        </w:rPr>
+      </w:pPr>
+      <w:r>
+        <w:rPr>
+          <w:rStyle w:val="Strong"/>
+          <w:highlight w:val="yellow"/>
+        </w:rPr>
+        <w:t>Societal Analysis:</w:t>
+      </w:r>
+      <w:r>
+        <w:rPr>
+          <w:highlight w:val="yellow"/>
+        </w:rPr>
+        <w:t xml:space="preserve"> Study how these methods can help make online spaces safer and improve the way people interact on social media.</w:t>
+      </w:r>
+    </w:p>
+    <w:p>
+      <w:pPr>
+        <w:rPr>
+          <w:noProof/>
+        </w:rPr>
+      </w:pPr>
+    </w:p>
+    <w:p>
+      <w:pPr>
+        <w:rPr>
+          <w:rStyle w:val="Strong"/>
+          <w:b w:val="0"/>
+          <w:bCs w:val="0"/>
+        </w:rPr>
+      </w:pPr>
+      <w:r>
+        <w:rPr>
+          <w:noProof/>
+        </w:rPr>
+        <w:pict w14:anchorId="618E662C">
+          <v:rect id="_x0000_i1026" alt="" style="width:451pt;height:.05pt;mso-width-percent:0;mso-height-percent:0;mso-width-percent:0;mso-height-percent:0" o:hralign="center" o:hrstd="t" o:hr="t" fillcolor="#a0a0a0" stroked="f"/>
         </w:pict>
       </w:r>
     </w:p>
@@ -414,6 +1369,7 @@
         <w:rPr>
           <w:sz w:val="24"/>
           <w:szCs w:val="24"/>
+          <w:highlight w:val="yellow"/>
         </w:rPr>
       </w:pPr>
       <w:r>
@@ -423,292 +1379,29 @@
           <w:bCs/>
           <w:sz w:val="24"/>
           <w:szCs w:val="24"/>
-        </w:rPr>
-        <w:t>Scope of Metrics</w:t>
-      </w:r>
-    </w:p>
-    <w:p>
-      <w:pPr>
-        <w:pStyle w:val="NormalWeb"/>
-      </w:pPr>
-      <w:r>
-        <w:t>This study will focus on the following metrics:</w:t>
-      </w:r>
-    </w:p>
-    <w:p>
-      <w:pPr>
-        <w:numPr>
-          <w:ilvl w:val="0"/>
-          <w:numId w:val="10"/>
-        </w:numPr>
-        <w:spacing w:before="100" w:beforeAutospacing="1" w:after="100" w:afterAutospacing="1"/>
-      </w:pPr>
-      <w:r>
-        <w:rPr>
-          <w:rStyle w:val="Strong"/>
-        </w:rPr>
-        <w:t>Bot Detection</w:t>
-      </w:r>
-      <w:r>
-        <w:t>: Although bots are often misused, the study emphasizes creating advanced, ethical bots for safety and security purposes.</w:t>
-      </w:r>
-    </w:p>
-    <w:p>
-      <w:pPr>
-        <w:numPr>
-          <w:ilvl w:val="0"/>
-          <w:numId w:val="10"/>
-        </w:numPr>
-        <w:spacing w:before="100" w:beforeAutospacing="1" w:after="100" w:afterAutospacing="1"/>
-      </w:pPr>
-      <w:r>
-        <w:rPr>
-          <w:rStyle w:val="Strong"/>
-        </w:rPr>
-        <w:t>Threat Detection</w:t>
-      </w:r>
-      <w:r>
-        <w:t>: Bots will identify and mitigate harmful content, hate speech, and abusive interactions.</w:t>
-      </w:r>
-    </w:p>
-    <w:p>
-      <w:pPr>
-        <w:numPr>
-          <w:ilvl w:val="0"/>
-          <w:numId w:val="10"/>
-        </w:numPr>
-        <w:spacing w:before="100" w:beforeAutospacing="1" w:after="100" w:afterAutospacing="1"/>
-      </w:pPr>
-      <w:r>
-        <w:rPr>
-          <w:rStyle w:val="Strong"/>
-        </w:rPr>
-        <w:t>Sentiment Polarity Analysis</w:t>
-      </w:r>
-      <w:r>
-        <w:t>: Bots will assess discussions' emotional tone, enabling proactive intervention in potentially harmful situations.</w:t>
-      </w:r>
-    </w:p>
-    <w:p>
-      <w:pPr>
-        <w:rPr>
-          <w:rStyle w:val="Strong"/>
-          <w:b w:val="0"/>
-          <w:bCs w:val="0"/>
-        </w:rPr>
-      </w:pPr>
-      <w:r>
-        <w:rPr>
-          <w:noProof/>
-        </w:rPr>
-        <w:pict w14:anchorId="75B72FBF">
-          <v:rect id="_x0000_i1028" alt="" style="width:451pt;height:.05pt;mso-width-percent:0;mso-height-percent:0;mso-width-percent:0;mso-height-percent:0" o:hralign="center" o:hrstd="t" o:hr="t" fillcolor="#a0a0a0" stroked="f"/>
-        </w:pict>
-      </w:r>
-    </w:p>
-    <w:p>
-      <w:pPr>
-        <w:pStyle w:val="Heading3"/>
-        <w:rPr>
-          <w:sz w:val="24"/>
-          <w:szCs w:val="24"/>
-        </w:rPr>
-      </w:pPr>
-      <w:r>
-        <w:rPr>
-          <w:rStyle w:val="Strong"/>
-          <w:b/>
-          <w:bCs/>
-          <w:sz w:val="24"/>
-          <w:szCs w:val="24"/>
-        </w:rPr>
-        <w:t>Expected Outcomes</w:t>
-      </w:r>
-    </w:p>
-    <w:p>
-      <w:pPr>
-        <w:numPr>
-          <w:ilvl w:val="0"/>
-          <w:numId w:val="12"/>
-        </w:numPr>
-        <w:spacing w:before="100" w:beforeAutospacing="1" w:after="100" w:afterAutospacing="1"/>
-      </w:pPr>
-      <w:r>
-        <w:t xml:space="preserve">Creation of a </w:t>
-      </w:r>
-      <w:r>
-        <w:rPr>
-          <w:rStyle w:val="Strong"/>
-        </w:rPr>
-        <w:t>bot-driven framework</w:t>
-      </w:r>
-      <w:r>
-        <w:t xml:space="preserve"> for detection and mitigation of harmful behaviors and misinformation.</w:t>
-      </w:r>
-    </w:p>
-    <w:p>
-      <w:pPr>
-        <w:numPr>
-          <w:ilvl w:val="0"/>
-          <w:numId w:val="12"/>
-        </w:numPr>
-        <w:spacing w:before="100" w:beforeAutospacing="1" w:after="100" w:afterAutospacing="1"/>
-      </w:pPr>
-      <w:r>
-        <w:t>Improved safety and user trust in social media platforms through proactive interventions.</w:t>
-      </w:r>
-    </w:p>
-    <w:p>
-      <w:pPr>
-        <w:numPr>
-          <w:ilvl w:val="0"/>
-          <w:numId w:val="12"/>
-        </w:numPr>
-        <w:spacing w:before="100" w:beforeAutospacing="1" w:after="100" w:afterAutospacing="1"/>
-      </w:pPr>
-      <w:r>
-        <w:t>Enhanced understanding of sentiment polarity and its role in identifying harmful interactions.</w:t>
-      </w:r>
-    </w:p>
-    <w:p>
-      <w:pPr>
-        <w:rPr>
-          <w:noProof/>
-        </w:rPr>
-      </w:pPr>
-      <w:r>
-        <w:rPr>
-          <w:noProof/>
-        </w:rPr>
-        <w:t xml:space="preserve"> </w:t>
-      </w:r>
-    </w:p>
-    <w:p>
-      <w:pPr>
-        <w:rPr>
-          <w:rStyle w:val="Strong"/>
-          <w:b w:val="0"/>
-          <w:bCs w:val="0"/>
-        </w:rPr>
-      </w:pPr>
-      <w:r>
-        <w:rPr>
-          <w:noProof/>
-        </w:rPr>
-        <w:pict w14:anchorId="618E662C">
-          <v:rect id="_x0000_i1027" alt="" style="width:451pt;height:.05pt;mso-width-percent:0;mso-height-percent:0;mso-width-percent:0;mso-height-percent:0" o:hralign="center" o:hrstd="t" o:hr="t" fillcolor="#a0a0a0" stroked="f"/>
-        </w:pict>
-      </w:r>
-    </w:p>
-    <w:p>
-      <w:pPr>
-        <w:pStyle w:val="Heading3"/>
-        <w:rPr>
-          <w:sz w:val="24"/>
-          <w:szCs w:val="24"/>
-        </w:rPr>
-      </w:pPr>
-      <w:r>
-        <w:rPr>
-          <w:rStyle w:val="Strong"/>
-          <w:b/>
-          <w:bCs/>
-          <w:sz w:val="24"/>
-          <w:szCs w:val="24"/>
+          <w:highlight w:val="yellow"/>
         </w:rPr>
         <w:t>Conclusion</w:t>
       </w:r>
     </w:p>
     <w:p>
-      <w:pPr>
-        <w:pStyle w:val="NormalWeb"/>
-      </w:pPr>
-      <w:r>
-        <w:t>This research highlights the transformative potential of bots in creating safer and more authentic online environments. By focusing on sentiment polarity analysis, threat detection, and misinformation control, this study will provide scalable and ethical solutions to enhance user trust and platform integrity. Bots, used as tools for good, will empower platforms to proactively safeguard their communities.</w:t>
-      </w:r>
-    </w:p>
-    <w:p/>
-    <w:p/>
-    <w:p/>
-    <w:p/>
-    <w:p/>
-    <w:p/>
-    <w:p>
-      <w:pPr>
-        <w:rPr>
-          <w:highlight w:val="yellow"/>
-        </w:rPr>
-      </w:pPr>
-      <w:r>
-        <w:rPr>
-          <w:highlight w:val="yellow"/>
-        </w:rPr>
-        <w:t>Needs methodoly aswell.</w:t>
-      </w:r>
-    </w:p>
-    <w:p>
-      <w:pPr>
-        <w:rPr>
-          <w:highlight w:val="yellow"/>
-        </w:rPr>
-      </w:pPr>
-      <w:r>
-        <w:rPr>
-          <w:highlight w:val="yellow"/>
-        </w:rPr>
-        <w:t>Which method is the best to detect the metrics we picked?</w:t>
-      </w:r>
-    </w:p>
-    <w:p>
-      <w:r>
-        <w:rPr>
-          <w:highlight w:val="yellow"/>
-        </w:rPr>
-        <w:t>Identify possible methods to classify possible methods.</w:t>
-      </w:r>
-    </w:p>
-    <w:p>
-      <w:r>
-        <w:rPr>
-          <w:highlight w:val="yellow"/>
-        </w:rPr>
-        <w:t xml:space="preserve">Existing definition for threat and </w:t>
-      </w:r>
-      <w:r>
-        <w:rPr>
-          <w:highlight w:val="yellow"/>
-        </w:rPr>
-        <w:t>H</w:t>
-      </w:r>
-      <w:r>
-        <w:rPr>
-          <w:highlight w:val="yellow"/>
-        </w:rPr>
-        <w:t xml:space="preserve">ate </w:t>
-      </w:r>
-      <w:r>
-        <w:rPr>
-          <w:highlight w:val="yellow"/>
-        </w:rPr>
-        <w:t>S</w:t>
-      </w:r>
-      <w:r>
-        <w:rPr>
-          <w:highlight w:val="yellow"/>
-        </w:rPr>
-        <w:t>pe</w:t>
-      </w:r>
-      <w:r>
-        <w:rPr>
-          <w:highlight w:val="yellow"/>
-        </w:rPr>
-        <w:t>e</w:t>
-      </w:r>
-      <w:r>
-        <w:rPr>
-          <w:highlight w:val="yellow"/>
-        </w:rPr>
-        <w:t>ch.</w:t>
+      <w:r>
+        <w:rPr>
+          <w:highlight w:val="yellow"/>
+        </w:rPr>
+        <w:t xml:space="preserve">This research will help </w:t>
+      </w:r>
+      <w:r>
+        <w:rPr>
+          <w:highlight w:val="yellow"/>
+        </w:rPr>
+        <w:t xml:space="preserve">us </w:t>
+      </w:r>
+      <w:r>
+        <w:rPr>
+          <w:highlight w:val="yellow"/>
+        </w:rPr>
+        <w:t>understand the best way to detect both fake news and online threats at the same time. It will show whether separate or joint models work better and highlight the trends in transformer models for these tasks. The findings will also explore how better detection can make online spaces safer and encourage healthy public discussions.</w:t>
       </w:r>
     </w:p>
     <w:p/>
@@ -720,16 +1413,50 @@
     <w:p/>
     <w:p/>
     <w:p/>
+    <w:p/>
+    <w:p/>
+    <w:p/>
+    <w:p/>
+    <w:p/>
+    <w:p/>
+    <w:p/>
+    <w:p/>
+    <w:p/>
+    <w:p/>
+    <w:p/>
+    <w:p/>
+    <w:p/>
+    <w:p/>
+    <w:p/>
+    <w:p/>
+    <w:p/>
+    <w:p/>
+    <w:p/>
+    <w:p/>
+    <w:p/>
+    <w:p/>
+    <w:p/>
+    <w:p/>
+    <w:p/>
+    <w:p/>
+    <w:p/>
+    <w:p/>
+    <w:p/>
+    <w:p/>
+    <w:p/>
+    <w:p/>
     <w:p>
       <w:r>
         <w:rPr>
           <w:noProof/>
         </w:rPr>
-        <w:pict w14:anchorId="2308141C">
-          <v:rect id="_x0000_i1026" alt="" style="width:451pt;height:.05pt;mso-width-percent:0;mso-height-percent:0;mso-width-percent:0;mso-height-percent:0" o:hralign="center" o:hrstd="t" o:hr="t" fillcolor="#a0a0a0" stroked="f"/>
+        <w:lastRenderedPageBreak/>
+        <w:pict w14:anchorId="7EB8EDAA">
+          <v:rect id="_x0000_i1025" alt="" style="width:451pt;height:.05pt;mso-width-percent:0;mso-height-percent:0;mso-width-percent:0;mso-height-percent:0" o:hralign="center" o:hrstd="t" o:hr="t" fillcolor="#a0a0a0" stroked="f"/>
         </w:pict>
       </w:r>
     </w:p>
+    <w:p/>
     <w:p>
       <w:r>
         <w:rPr>
@@ -746,24 +1473,54 @@
     </w:p>
     <w:p>
       <w:pPr>
-        <w:pStyle w:val="ListParagraph"/>
-        <w:numPr>
-          <w:ilvl w:val="0"/>
-          <w:numId w:val="19"/>
-        </w:numPr>
-      </w:pPr>
-      <w:r>
-        <w:t xml:space="preserve">Arvapalli, S.S., &amp; Susmitha, A. (2024). </w:t>
-      </w:r>
-      <w:r>
-        <w:rPr>
-          <w:i/>
-          <w:iCs/>
-        </w:rPr>
-        <w:t>Sentiment Analysis of Cyberbullying Data in Social Media</w:t>
-      </w:r>
-      <w:r>
-        <w:t xml:space="preserve">. </w:t>
+        <w:pStyle w:val="NormalWeb"/>
+      </w:pPr>
+      <w:proofErr w:type="gramStart"/>
+      <w:r>
+        <w:rPr>
+          <w:rFonts w:hAnsi="Symbol"/>
+        </w:rPr>
+        <w:t></w:t>
+      </w:r>
+      <w:r>
+        <w:t xml:space="preserve">  </w:t>
+      </w:r>
+      <w:proofErr w:type="spellStart"/>
+      <w:r>
+        <w:t>Baly</w:t>
+      </w:r>
+      <w:proofErr w:type="spellEnd"/>
+      <w:proofErr w:type="gramEnd"/>
+      <w:r>
+        <w:t xml:space="preserve">, R., Horne, B. D., &amp; </w:t>
+      </w:r>
+      <w:proofErr w:type="spellStart"/>
+      <w:r>
+        <w:t>Adali</w:t>
+      </w:r>
+      <w:proofErr w:type="spellEnd"/>
+      <w:r>
+        <w:t xml:space="preserve">, S. (2023). </w:t>
+      </w:r>
+      <w:proofErr w:type="spellStart"/>
+      <w:r>
+        <w:rPr>
+          <w:rStyle w:val="Emphasis"/>
+        </w:rPr>
+        <w:t>DeFaktS</w:t>
+      </w:r>
+      <w:proofErr w:type="spellEnd"/>
+      <w:r>
+        <w:rPr>
+          <w:rStyle w:val="Emphasis"/>
+        </w:rPr>
+        <w:t>: A German Dataset for Fine-Grained Disinformation Detection through Social Media Framing.</w:t>
+      </w:r>
+      <w:r>
+        <w:t xml:space="preserve"> In Proceedings of the 2023 International Conference on Data Science and Advanced Analytics (DSAA). IEEE.</w:t>
+      </w:r>
+      <w:r>
+        <w:t xml:space="preserve"> </w:t>
       </w:r>
       <w:hyperlink r:id="rId7" w:history="1">
         <w:r>
@@ -773,39 +1530,33 @@
           <w:t>Link</w:t>
         </w:r>
       </w:hyperlink>
-      <w:r>
-        <w:br/>
-      </w:r>
-    </w:p>
-    <w:p>
-      <w:pPr>
-        <w:numPr>
-          <w:ilvl w:val="0"/>
-          <w:numId w:val="19"/>
-        </w:numPr>
-      </w:pPr>
-      <w:r>
-        <w:t xml:space="preserve">Lopez-Joya, S., Diaz-Garcia, J.A., Ruiz, M.D., &amp; Martin-Bautista, M.J. (2024). </w:t>
-      </w:r>
-      <w:r>
-        <w:rPr>
-          <w:i/>
-          <w:iCs/>
-        </w:rPr>
-        <w:t>Exploring Social Bots</w:t>
-      </w:r>
-      <w:r>
-        <w:rPr>
-          <w:i/>
-          <w:iCs/>
-        </w:rPr>
-        <w:t>.</w:t>
-      </w:r>
-      <w:r>
-        <w:rPr>
-          <w:rStyle w:val="Hyperlink"/>
-        </w:rPr>
-        <w:t xml:space="preserve"> </w:t>
+    </w:p>
+    <w:p>
+      <w:pPr>
+        <w:pStyle w:val="NormalWeb"/>
+      </w:pPr>
+      <w:proofErr w:type="gramStart"/>
+      <w:r>
+        <w:rPr>
+          <w:rFonts w:hAnsi="Symbol"/>
+        </w:rPr>
+        <w:t></w:t>
+      </w:r>
+      <w:r>
+        <w:t xml:space="preserve">  Gupta</w:t>
+      </w:r>
+      <w:proofErr w:type="gramEnd"/>
+      <w:r>
+        <w:t xml:space="preserve">, S., &amp; Chauhan, V. (2022). </w:t>
+      </w:r>
+      <w:r>
+        <w:rPr>
+          <w:rStyle w:val="Emphasis"/>
+        </w:rPr>
+        <w:t>Hate Speech, Toxicity Detection in Online Social Media: A Recent Survey of State of the Art and Opportunities.</w:t>
+      </w:r>
+      <w:r>
+        <w:t xml:space="preserve"> Social Media Studies, 12(3), 45-63. </w:t>
       </w:r>
       <w:hyperlink r:id="rId8" w:history="1">
         <w:r>
@@ -815,34 +1566,33 @@
           <w:t>Link</w:t>
         </w:r>
       </w:hyperlink>
-      <w:r>
-        <w:br/>
-      </w:r>
-    </w:p>
-    <w:p>
-      <w:pPr>
-        <w:ind w:left="720"/>
-      </w:pPr>
-    </w:p>
-    <w:p>
-      <w:pPr>
-        <w:numPr>
-          <w:ilvl w:val="0"/>
-          <w:numId w:val="19"/>
-        </w:numPr>
-      </w:pPr>
-      <w:r>
-        <w:t xml:space="preserve">Sinha, A., &amp; Chaudhary, A. (2022). </w:t>
-      </w:r>
-      <w:r>
-        <w:rPr>
-          <w:i/>
-          <w:iCs/>
-        </w:rPr>
-        <w:t>TweezBot: An AI-Driven Online Media Bot Identification Algorithm for Twitter Social Networks</w:t>
-      </w:r>
-      <w:r>
-        <w:t xml:space="preserve">. </w:t>
+    </w:p>
+    <w:p>
+      <w:pPr>
+        <w:pStyle w:val="NormalWeb"/>
+      </w:pPr>
+      <w:proofErr w:type="gramStart"/>
+      <w:r>
+        <w:rPr>
+          <w:rFonts w:hAnsi="Symbol"/>
+        </w:rPr>
+        <w:t></w:t>
+      </w:r>
+      <w:r>
+        <w:t xml:space="preserve">  Singh</w:t>
+      </w:r>
+      <w:proofErr w:type="gramEnd"/>
+      <w:r>
+        <w:t xml:space="preserve">, R., &amp; Sharma, K. (2023). </w:t>
+      </w:r>
+      <w:r>
+        <w:rPr>
+          <w:rStyle w:val="Emphasis"/>
+        </w:rPr>
+        <w:t>Threat Modelling and Detection Using Semantic Network for Improving Social Media Safety.</w:t>
+      </w:r>
+      <w:r>
+        <w:t xml:space="preserve"> Journal of Cybersecurity Studies, 5(4), 198-210. </w:t>
       </w:r>
       <w:hyperlink r:id="rId9" w:history="1">
         <w:r>
@@ -854,638 +1604,7 @@
       </w:hyperlink>
     </w:p>
     <w:p/>
-    <w:p>
-      <w:pPr>
-        <w:numPr>
-          <w:ilvl w:val="0"/>
-          <w:numId w:val="19"/>
-        </w:numPr>
-      </w:pPr>
-      <w:r>
-        <w:t xml:space="preserve">Carrilho Santos, F.C. (2023). </w:t>
-      </w:r>
-      <w:r>
-        <w:rPr>
-          <w:i/>
-          <w:iCs/>
-        </w:rPr>
-        <w:t xml:space="preserve">Artificial Intelligence in Automated Detection of Disinformation: </w:t>
-      </w:r>
-    </w:p>
     <w:p/>
-    <w:p>
-      <w:pPr>
-        <w:ind w:left="720"/>
-      </w:pPr>
-    </w:p>
-    <w:p>
-      <w:pPr>
-        <w:numPr>
-          <w:ilvl w:val="0"/>
-          <w:numId w:val="20"/>
-        </w:numPr>
-      </w:pPr>
-      <w:r>
-        <w:t xml:space="preserve">Cresci, S., et al. (2016). </w:t>
-      </w:r>
-      <w:r>
-        <w:rPr>
-          <w:i/>
-          <w:iCs/>
-        </w:rPr>
-        <w:t>The Spread of Low-Credibility Content by Social Bots</w:t>
-      </w:r>
-      <w:r>
-        <w:t xml:space="preserve">. </w:t>
-      </w:r>
-      <w:hyperlink r:id="rId10" w:history="1">
-        <w:r>
-          <w:rPr>
-            <w:rStyle w:val="Hyperlink"/>
-          </w:rPr>
-          <w:t>Link</w:t>
-        </w:r>
-      </w:hyperlink>
-    </w:p>
-    <w:p/>
-    <w:p>
-      <w:pPr>
-        <w:numPr>
-          <w:ilvl w:val="0"/>
-          <w:numId w:val="20"/>
-        </w:numPr>
-      </w:pPr>
-      <w:r>
-        <w:t xml:space="preserve">Ahmed, N., &amp; Abulaish, M. (2017). </w:t>
-      </w:r>
-      <w:r>
-        <w:rPr>
-          <w:i/>
-          <w:iCs/>
-        </w:rPr>
-        <w:t>Detecting Bots and Assessing Their Impact in Social Networks</w:t>
-      </w:r>
-      <w:r>
-        <w:t xml:space="preserve">. </w:t>
-      </w:r>
-      <w:r>
-        <w:rPr>
-          <w:i/>
-          <w:iCs/>
-        </w:rPr>
-        <w:t>Applied Network Science</w:t>
-      </w:r>
-      <w:r>
-        <w:t xml:space="preserve">. </w:t>
-      </w:r>
-      <w:hyperlink r:id="rId11" w:history="1">
-        <w:r>
-          <w:rPr>
-            <w:rStyle w:val="Hyperlink"/>
-          </w:rPr>
-          <w:t>Link</w:t>
-        </w:r>
-      </w:hyperlink>
-    </w:p>
-    <w:p/>
-    <w:p>
-      <w:pPr>
-        <w:numPr>
-          <w:ilvl w:val="0"/>
-          <w:numId w:val="20"/>
-        </w:numPr>
-        <w:rPr>
-          <w:rStyle w:val="Hyperlink"/>
-          <w:color w:val="auto"/>
-          <w:u w:val="none"/>
-        </w:rPr>
-      </w:pPr>
-      <w:r>
-        <w:t xml:space="preserve">Bessi, A., &amp; Ferrara, E. (2018). </w:t>
-      </w:r>
-      <w:r>
-        <w:rPr>
-          <w:i/>
-          <w:iCs/>
-        </w:rPr>
-        <w:t>Social Bots and Political Polarization: A Study of the 2016 US Presidential Election</w:t>
-      </w:r>
-      <w:r>
-        <w:t xml:space="preserve">. </w:t>
-      </w:r>
-      <w:hyperlink r:id="rId12" w:history="1">
-        <w:r>
-          <w:rPr>
-            <w:rStyle w:val="Hyperlink"/>
-          </w:rPr>
-          <w:t>Link</w:t>
-        </w:r>
-      </w:hyperlink>
-    </w:p>
-    <w:p>
-      <w:pPr>
-        <w:rPr>
-          <w:rStyle w:val="Hyperlink"/>
-          <w:color w:val="auto"/>
-          <w:u w:val="none"/>
-        </w:rPr>
-      </w:pPr>
-    </w:p>
-    <w:p>
-      <w:pPr>
-        <w:numPr>
-          <w:ilvl w:val="0"/>
-          <w:numId w:val="20"/>
-        </w:numPr>
-      </w:pPr>
-      <w:r>
-        <w:t xml:space="preserve">Rahman, M., et al. (2023). </w:t>
-      </w:r>
-      <w:r>
-        <w:rPr>
-          <w:i/>
-          <w:iCs/>
-        </w:rPr>
-        <w:t>Toward Mitigating Misinformation and Social Media Manipulation in LLM Era</w:t>
-      </w:r>
-      <w:r>
-        <w:t xml:space="preserve">. </w:t>
-      </w:r>
-      <w:r>
-        <w:rPr>
-          <w:i/>
-          <w:iCs/>
-        </w:rPr>
-        <w:t>Proceedings of the ACM Web Conference 2023</w:t>
-      </w:r>
-      <w:r>
-        <w:t xml:space="preserve">. </w:t>
-      </w:r>
-      <w:hyperlink r:id="rId13" w:history="1">
-        <w:r>
-          <w:rPr>
-            <w:rStyle w:val="Hyperlink"/>
-          </w:rPr>
-          <w:t>Links</w:t>
-        </w:r>
-      </w:hyperlink>
-    </w:p>
-    <w:p>
-      <w:pPr>
-        <w:ind w:left="720"/>
-      </w:pPr>
-    </w:p>
-    <w:p>
-      <w:pPr>
-        <w:numPr>
-          <w:ilvl w:val="0"/>
-          <w:numId w:val="20"/>
-        </w:numPr>
-      </w:pPr>
-      <w:r>
-        <w:t xml:space="preserve">Anonymous (2023). </w:t>
-      </w:r>
-      <w:r>
-        <w:rPr>
-          <w:i/>
-          <w:iCs/>
-        </w:rPr>
-        <w:t>Mapping Automatic Social Media Information Disorder: The Role of Bots and AI in Spreading Misleading Information in Society</w:t>
-      </w:r>
-      <w:r>
-        <w:t xml:space="preserve">. </w:t>
-      </w:r>
-      <w:r>
-        <w:rPr>
-          <w:i/>
-          <w:iCs/>
-        </w:rPr>
-        <w:t>PLOS ONE</w:t>
-      </w:r>
-      <w:r>
-        <w:t xml:space="preserve">. </w:t>
-      </w:r>
-      <w:hyperlink r:id="rId14" w:history="1">
-        <w:r>
-          <w:rPr>
-            <w:rStyle w:val="Hyperlink"/>
-          </w:rPr>
-          <w:t>Link</w:t>
-        </w:r>
-      </w:hyperlink>
-      <w:r>
-        <w:t>.</w:t>
-      </w:r>
-      <w:r>
-        <w:br/>
-      </w:r>
-    </w:p>
-    <w:p>
-      <w:pPr>
-        <w:numPr>
-          <w:ilvl w:val="0"/>
-          <w:numId w:val="20"/>
-        </w:numPr>
-      </w:pPr>
-      <w:r>
-        <w:t xml:space="preserve">Ahmed, N., et al. (2021). </w:t>
-      </w:r>
-      <w:r>
-        <w:rPr>
-          <w:i/>
-          <w:iCs/>
-        </w:rPr>
-        <w:t>Detecting Bots and Assessing Their Impact in Social Networks</w:t>
-      </w:r>
-      <w:r>
-        <w:t xml:space="preserve">. </w:t>
-      </w:r>
-      <w:r>
-        <w:rPr>
-          <w:i/>
-          <w:iCs/>
-        </w:rPr>
-        <w:t>Operations Research</w:t>
-      </w:r>
-      <w:r>
-        <w:t xml:space="preserve">. </w:t>
-      </w:r>
-      <w:hyperlink r:id="rId15" w:history="1">
-        <w:r>
-          <w:rPr>
-            <w:rStyle w:val="Hyperlink"/>
-          </w:rPr>
-          <w:t>Links</w:t>
-        </w:r>
-      </w:hyperlink>
-      <w:r>
-        <w:t>.</w:t>
-      </w:r>
-    </w:p>
-    <w:p>
-      <w:pPr>
-        <w:ind w:left="720"/>
-      </w:pPr>
-    </w:p>
-    <w:p>
-      <w:pPr>
-        <w:numPr>
-          <w:ilvl w:val="0"/>
-          <w:numId w:val="20"/>
-        </w:numPr>
-      </w:pPr>
-      <w:r>
-        <w:t xml:space="preserve">Ahmed, N., &amp; Abulaish, M. (2017). </w:t>
-      </w:r>
-      <w:r>
-        <w:rPr>
-          <w:i/>
-          <w:iCs/>
-        </w:rPr>
-        <w:t>Detecting Bots and Assessing Their Impact in Social Networks</w:t>
-      </w:r>
-      <w:r>
-        <w:t xml:space="preserve">. </w:t>
-      </w:r>
-      <w:hyperlink r:id="rId16" w:history="1">
-        <w:r>
-          <w:rPr>
-            <w:rStyle w:val="Hyperlink"/>
-          </w:rPr>
-          <w:t>Link</w:t>
-        </w:r>
-      </w:hyperlink>
-      <w:r>
-        <w:t>.</w:t>
-      </w:r>
-    </w:p>
-    <w:p>
-      <w:pPr>
-        <w:pStyle w:val="ListParagraph"/>
-      </w:pPr>
-    </w:p>
-    <w:p>
-      <w:pPr>
-        <w:numPr>
-          <w:ilvl w:val="0"/>
-          <w:numId w:val="20"/>
-        </w:numPr>
-      </w:pPr>
-      <w:r>
-        <w:t xml:space="preserve">Cresci, S., et al. (2018). </w:t>
-      </w:r>
-      <w:r>
-        <w:rPr>
-          <w:i/>
-          <w:iCs/>
-        </w:rPr>
-        <w:t>The Spread of Low-Credibility Content by Social Bots</w:t>
-      </w:r>
-      <w:r>
-        <w:t xml:space="preserve">. </w:t>
-      </w:r>
-      <w:r>
-        <w:rPr>
-          <w:i/>
-          <w:iCs/>
-        </w:rPr>
-        <w:t>Nature Communications, 9</w:t>
-      </w:r>
-      <w:r>
-        <w:t xml:space="preserve">, Article 4690. </w:t>
-      </w:r>
-      <w:hyperlink r:id="rId17" w:history="1">
-        <w:r>
-          <w:rPr>
-            <w:rStyle w:val="Hyperlink"/>
-          </w:rPr>
-          <w:t>Link</w:t>
-        </w:r>
-      </w:hyperlink>
-    </w:p>
-    <w:p>
-      <w:pPr>
-        <w:pStyle w:val="ListParagraph"/>
-      </w:pPr>
-    </w:p>
-    <w:p/>
-    <w:p/>
-    <w:p/>
-    <w:p/>
-    <w:p/>
-    <w:p/>
-    <w:p/>
-    <w:p/>
-    <w:p>
-      <w:r>
-        <w:rPr>
-          <w:noProof/>
-        </w:rPr>
-        <w:pict w14:anchorId="1D182E10">
-          <v:rect id="_x0000_i1025" alt="" style="width:451pt;height:.05pt;mso-width-percent:0;mso-height-percent:0;mso-width-percent:0;mso-height-percent:0" o:hralign="center" o:hrstd="t" o:hr="t" fillcolor="#a0a0a0" stroked="f"/>
-        </w:pict>
-      </w:r>
-      <w:r>
-        <w:br/>
-      </w:r>
-    </w:p>
-    <w:p>
-      <w:pPr>
-        <w:rPr>
-          <w:b/>
-        </w:rPr>
-      </w:pPr>
-      <w:r>
-        <w:rPr>
-          <w:b/>
-        </w:rPr>
-        <w:t>Other Related Literature:</w:t>
-      </w:r>
-    </w:p>
-    <w:p>
-      <w:pPr>
-        <w:rPr>
-          <w:b/>
-        </w:rPr>
-      </w:pPr>
-    </w:p>
-    <w:p>
-      <w:pPr>
-        <w:numPr>
-          <w:ilvl w:val="0"/>
-          <w:numId w:val="22"/>
-        </w:numPr>
-        <w:rPr>
-          <w:rStyle w:val="Hyperlink"/>
-          <w:color w:val="auto"/>
-          <w:u w:val="none"/>
-        </w:rPr>
-      </w:pPr>
-      <w:r>
-        <w:t xml:space="preserve">Kariri, E., &amp; Alabduljabbar, A. (2024). </w:t>
-      </w:r>
-      <w:r>
-        <w:rPr>
-          <w:i/>
-          <w:iCs/>
-        </w:rPr>
-        <w:t>Harnessing Machine Learning to Unveil Emotional Responses to Hateful Content on Social Media</w:t>
-      </w:r>
-      <w:r>
-        <w:t xml:space="preserve">. </w:t>
-      </w:r>
-      <w:hyperlink r:id="rId18" w:history="1">
-        <w:r>
-          <w:rPr>
-            <w:rStyle w:val="Hyperlink"/>
-          </w:rPr>
-          <w:t>Link</w:t>
-        </w:r>
-      </w:hyperlink>
-      <w:r>
-        <w:rPr>
-          <w:rStyle w:val="Hyperlink"/>
-        </w:rPr>
-        <w:br/>
-      </w:r>
-    </w:p>
-    <w:p>
-      <w:pPr>
-        <w:numPr>
-          <w:ilvl w:val="0"/>
-          <w:numId w:val="22"/>
-        </w:numPr>
-      </w:pPr>
-      <w:r>
-        <w:t xml:space="preserve">Himelein-Wachowiak, M., et al. (2023). </w:t>
-      </w:r>
-      <w:r>
-        <w:rPr>
-          <w:i/>
-          <w:iCs/>
-        </w:rPr>
-        <w:t>Quantifying the Impact of Bots on Online Political Discussions</w:t>
-      </w:r>
-      <w:r>
-        <w:t xml:space="preserve">. </w:t>
-      </w:r>
-      <w:hyperlink r:id="rId19" w:history="1">
-        <w:r>
-          <w:rPr>
-            <w:rStyle w:val="Hyperlink"/>
-          </w:rPr>
-          <w:t>Link</w:t>
-        </w:r>
-      </w:hyperlink>
-    </w:p>
-    <w:p>
-      <w:pPr>
-        <w:ind w:left="360"/>
-      </w:pPr>
-      <w:r>
-        <w:br/>
-      </w:r>
-    </w:p>
-    <w:p>
-      <w:pPr>
-        <w:rPr>
-          <w:b/>
-        </w:rPr>
-      </w:pPr>
-    </w:p>
-    <w:p>
-      <w:pPr>
-        <w:rPr>
-          <w:b/>
-        </w:rPr>
-      </w:pPr>
-    </w:p>
-    <w:p>
-      <w:pPr>
-        <w:rPr>
-          <w:b/>
-        </w:rPr>
-      </w:pPr>
-      <w:r>
-        <w:rPr>
-          <w:b/>
-        </w:rPr>
-        <w:t>Questions:</w:t>
-      </w:r>
-    </w:p>
-    <w:p>
-      <w:pPr>
-        <w:rPr>
-          <w:b/>
-        </w:rPr>
-      </w:pPr>
-    </w:p>
-    <w:p>
-      <w:r>
-        <w:t>1. Multiple different modes per chala kr check kr na hai k konsa zada accurate haii.</w:t>
-      </w:r>
-    </w:p>
-    <w:p>
-      <w:r>
-        <w:t>2. jo result araha hai uska conculsion kya hoga (with fake news detection and threat detection jo consulsion hai vo society ko kesay help kr raha hai,</w:t>
-      </w:r>
-    </w:p>
-    <w:p>
-      <w:r>
-        <w:t>3.what are the trends in Deep Learning for detecting online threat detection, fake news.</w:t>
-      </w:r>
-    </w:p>
-    <w:p>
-      <w:r>
-        <w:t>4.</w:t>
-      </w:r>
-      <w:r>
-        <w:t xml:space="preserve"> 2 differnet model chaning results good, same model results good ?</w:t>
-      </w:r>
-    </w:p>
-    <w:p/>
-    <w:p>
-      <w:pPr>
-        <w:rPr>
-          <w:rFonts w:ascii="Helvetica" w:eastAsiaTheme="minorHAnsi" w:hAnsi="Helvetica" w:cs="Helvetica"/>
-        </w:rPr>
-      </w:pPr>
-    </w:p>
-    <w:p>
-      <w:pPr>
-        <w:rPr>
-          <w:rFonts w:ascii="Helvetica" w:eastAsiaTheme="minorHAnsi" w:hAnsi="Helvetica" w:cs="Helvetica"/>
-          <w:b/>
-        </w:rPr>
-      </w:pPr>
-      <w:r>
-        <w:rPr>
-          <w:rFonts w:ascii="Helvetica" w:eastAsiaTheme="minorHAnsi" w:hAnsi="Helvetica" w:cs="Helvetica"/>
-          <w:b/>
-        </w:rPr>
-        <w:t>RESEARCH QUESTIONS NEW:</w:t>
-      </w:r>
-    </w:p>
-    <w:p>
-      <w:pPr>
-        <w:rPr>
-          <w:rFonts w:ascii="Helvetica" w:eastAsiaTheme="minorHAnsi" w:hAnsi="Helvetica" w:cs="Helvetica"/>
-        </w:rPr>
-      </w:pPr>
-      <w:r>
-        <w:rPr>
-          <w:rFonts w:ascii="Helvetica" w:eastAsiaTheme="minorHAnsi" w:hAnsi="Helvetica" w:cs="Helvetica"/>
-        </w:rPr>
-        <w:br/>
-      </w:r>
-      <w:bookmarkStart w:id="0" w:name="_GoBack"/>
-      <w:bookmarkEnd w:id="0"/>
-      <w:r>
-        <w:rPr>
-          <w:rFonts w:ascii="Helvetica" w:eastAsiaTheme="minorHAnsi" w:hAnsi="Helvetica" w:cs="Helvetica"/>
-        </w:rPr>
-        <w:t>Q1</w:t>
-      </w:r>
-      <w:r>
-        <w:rPr>
-          <w:rFonts w:ascii="Helvetica" w:eastAsiaTheme="minorHAnsi" w:hAnsi="Helvetica" w:cs="Helvetica"/>
-        </w:rPr>
-        <w:t>.</w:t>
-      </w:r>
-      <w:r>
-        <w:rPr>
-          <w:rFonts w:ascii="Helvetica" w:eastAsiaTheme="minorHAnsi" w:hAnsi="Helvetica" w:cs="Helvetica"/>
-        </w:rPr>
-        <w:t xml:space="preserve"> How does the performance of separate BERT models trained individually on </w:t>
-      </w:r>
-      <w:r>
-        <w:rPr>
-          <w:rFonts w:ascii="Helvetica" w:eastAsiaTheme="minorHAnsi" w:hAnsi="Helvetica" w:cs="Helvetica"/>
-        </w:rPr>
-        <w:t>fake news</w:t>
-      </w:r>
-      <w:r>
-        <w:rPr>
-          <w:rFonts w:ascii="Helvetica" w:eastAsiaTheme="minorHAnsi" w:hAnsi="Helvetica" w:cs="Helvetica"/>
-        </w:rPr>
-        <w:t xml:space="preserve"> and threat datasets compare to a single BERT model trained jointly on both datasets, and which approach yields better results for combined detection tasks?</w:t>
-      </w:r>
-    </w:p>
-    <w:p/>
-    <w:p>
-      <w:pPr>
-        <w:rPr>
-          <w:rFonts w:ascii="Helvetica" w:eastAsiaTheme="minorHAnsi" w:hAnsi="Helvetica" w:cs="Helvetica"/>
-        </w:rPr>
-      </w:pPr>
-      <w:r>
-        <w:t>Q2.</w:t>
-      </w:r>
-      <w:r>
-        <w:rPr>
-          <w:rFonts w:ascii="Helvetica" w:eastAsiaTheme="minorHAnsi" w:hAnsi="Helvetica" w:cs="Helvetica"/>
-        </w:rPr>
-        <w:t xml:space="preserve"> </w:t>
-      </w:r>
-      <w:r>
-        <w:rPr>
-          <w:rFonts w:ascii="Helvetica" w:eastAsiaTheme="minorHAnsi" w:hAnsi="Helvetica" w:cs="Helvetica"/>
-        </w:rPr>
-        <w:t>How can the conclusions be drawn from the combined detection of fake news and threats contribute to improving societal safety, fostering informed public engagement, and enhancing the quality on social media?</w:t>
-      </w:r>
-    </w:p>
-    <w:p/>
-    <w:p>
-      <w:r>
-        <w:t xml:space="preserve">Q3. </w:t>
-      </w:r>
-      <w:r>
-        <w:rPr>
-          <w:rFonts w:ascii="Helvetica" w:eastAsiaTheme="minorHAnsi" w:hAnsi="Helvetica" w:cs="Helvetica"/>
-        </w:rPr>
-        <w:t>What are the trends in different transformer models ( encoder , decoder , hybrid ) while detecting online threat &amp; fake news detection.</w:t>
-      </w:r>
-    </w:p>
     <w:sectPr>
       <w:pgSz w:w="11900" w:h="16840"/>
       <w:pgMar w:top="1440" w:right="1440" w:bottom="1440" w:left="1440" w:header="708" w:footer="708" w:gutter="0"/>
@@ -2138,6 +2257,385 @@
     </w:lvl>
   </w:abstractNum>
   <w:abstractNum w:abstractNumId="5" w15:restartNumberingAfterBreak="0">
+    <w:nsid w:val="210E596F"/>
+    <w:multiLevelType w:val="multilevel"/>
+    <w:tmpl w:val="960CDC3E"/>
+    <w:lvl w:ilvl="0">
+      <w:start w:val="1"/>
+      <w:numFmt w:val="bullet"/>
+      <w:lvlText w:val=""/>
+      <w:lvlJc w:val="left"/>
+      <w:pPr>
+        <w:tabs>
+          <w:tab w:val="num" w:pos="720"/>
+        </w:tabs>
+        <w:ind w:left="720" w:hanging="360"/>
+      </w:pPr>
+      <w:rPr>
+        <w:rFonts w:ascii="Symbol" w:hAnsi="Symbol" w:hint="default"/>
+        <w:sz w:val="20"/>
+      </w:rPr>
+    </w:lvl>
+    <w:lvl w:ilvl="1" w:tentative="1">
+      <w:start w:val="1"/>
+      <w:numFmt w:val="bullet"/>
+      <w:lvlText w:val="o"/>
+      <w:lvlJc w:val="left"/>
+      <w:pPr>
+        <w:tabs>
+          <w:tab w:val="num" w:pos="1440"/>
+        </w:tabs>
+        <w:ind w:left="1440" w:hanging="360"/>
+      </w:pPr>
+      <w:rPr>
+        <w:rFonts w:ascii="Courier New" w:hAnsi="Courier New" w:hint="default"/>
+        <w:sz w:val="20"/>
+      </w:rPr>
+    </w:lvl>
+    <w:lvl w:ilvl="2" w:tentative="1">
+      <w:start w:val="1"/>
+      <w:numFmt w:val="bullet"/>
+      <w:lvlText w:val=""/>
+      <w:lvlJc w:val="left"/>
+      <w:pPr>
+        <w:tabs>
+          <w:tab w:val="num" w:pos="2160"/>
+        </w:tabs>
+        <w:ind w:left="2160" w:hanging="360"/>
+      </w:pPr>
+      <w:rPr>
+        <w:rFonts w:ascii="Wingdings" w:hAnsi="Wingdings" w:hint="default"/>
+        <w:sz w:val="20"/>
+      </w:rPr>
+    </w:lvl>
+    <w:lvl w:ilvl="3" w:tentative="1">
+      <w:start w:val="1"/>
+      <w:numFmt w:val="bullet"/>
+      <w:lvlText w:val=""/>
+      <w:lvlJc w:val="left"/>
+      <w:pPr>
+        <w:tabs>
+          <w:tab w:val="num" w:pos="2880"/>
+        </w:tabs>
+        <w:ind w:left="2880" w:hanging="360"/>
+      </w:pPr>
+      <w:rPr>
+        <w:rFonts w:ascii="Wingdings" w:hAnsi="Wingdings" w:hint="default"/>
+        <w:sz w:val="20"/>
+      </w:rPr>
+    </w:lvl>
+    <w:lvl w:ilvl="4" w:tentative="1">
+      <w:start w:val="1"/>
+      <w:numFmt w:val="bullet"/>
+      <w:lvlText w:val=""/>
+      <w:lvlJc w:val="left"/>
+      <w:pPr>
+        <w:tabs>
+          <w:tab w:val="num" w:pos="3600"/>
+        </w:tabs>
+        <w:ind w:left="3600" w:hanging="360"/>
+      </w:pPr>
+      <w:rPr>
+        <w:rFonts w:ascii="Wingdings" w:hAnsi="Wingdings" w:hint="default"/>
+        <w:sz w:val="20"/>
+      </w:rPr>
+    </w:lvl>
+    <w:lvl w:ilvl="5" w:tentative="1">
+      <w:start w:val="1"/>
+      <w:numFmt w:val="bullet"/>
+      <w:lvlText w:val=""/>
+      <w:lvlJc w:val="left"/>
+      <w:pPr>
+        <w:tabs>
+          <w:tab w:val="num" w:pos="4320"/>
+        </w:tabs>
+        <w:ind w:left="4320" w:hanging="360"/>
+      </w:pPr>
+      <w:rPr>
+        <w:rFonts w:ascii="Wingdings" w:hAnsi="Wingdings" w:hint="default"/>
+        <w:sz w:val="20"/>
+      </w:rPr>
+    </w:lvl>
+    <w:lvl w:ilvl="6" w:tentative="1">
+      <w:start w:val="1"/>
+      <w:numFmt w:val="bullet"/>
+      <w:lvlText w:val=""/>
+      <w:lvlJc w:val="left"/>
+      <w:pPr>
+        <w:tabs>
+          <w:tab w:val="num" w:pos="5040"/>
+        </w:tabs>
+        <w:ind w:left="5040" w:hanging="360"/>
+      </w:pPr>
+      <w:rPr>
+        <w:rFonts w:ascii="Wingdings" w:hAnsi="Wingdings" w:hint="default"/>
+        <w:sz w:val="20"/>
+      </w:rPr>
+    </w:lvl>
+    <w:lvl w:ilvl="7" w:tentative="1">
+      <w:start w:val="1"/>
+      <w:numFmt w:val="bullet"/>
+      <w:lvlText w:val=""/>
+      <w:lvlJc w:val="left"/>
+      <w:pPr>
+        <w:tabs>
+          <w:tab w:val="num" w:pos="5760"/>
+        </w:tabs>
+        <w:ind w:left="5760" w:hanging="360"/>
+      </w:pPr>
+      <w:rPr>
+        <w:rFonts w:ascii="Wingdings" w:hAnsi="Wingdings" w:hint="default"/>
+        <w:sz w:val="20"/>
+      </w:rPr>
+    </w:lvl>
+    <w:lvl w:ilvl="8" w:tentative="1">
+      <w:start w:val="1"/>
+      <w:numFmt w:val="bullet"/>
+      <w:lvlText w:val=""/>
+      <w:lvlJc w:val="left"/>
+      <w:pPr>
+        <w:tabs>
+          <w:tab w:val="num" w:pos="6480"/>
+        </w:tabs>
+        <w:ind w:left="6480" w:hanging="360"/>
+      </w:pPr>
+      <w:rPr>
+        <w:rFonts w:ascii="Wingdings" w:hAnsi="Wingdings" w:hint="default"/>
+        <w:sz w:val="20"/>
+      </w:rPr>
+    </w:lvl>
+  </w:abstractNum>
+  <w:abstractNum w:abstractNumId="6" w15:restartNumberingAfterBreak="0">
+    <w:nsid w:val="21F86B0B"/>
+    <w:multiLevelType w:val="multilevel"/>
+    <w:tmpl w:val="9EA217E6"/>
+    <w:lvl w:ilvl="0">
+      <w:start w:val="1"/>
+      <w:numFmt w:val="decimal"/>
+      <w:lvlText w:val="%1."/>
+      <w:lvlJc w:val="left"/>
+      <w:pPr>
+        <w:tabs>
+          <w:tab w:val="num" w:pos="720"/>
+        </w:tabs>
+        <w:ind w:left="720" w:hanging="360"/>
+      </w:pPr>
+    </w:lvl>
+    <w:lvl w:ilvl="1">
+      <w:start w:val="1"/>
+      <w:numFmt w:val="bullet"/>
+      <w:lvlText w:val="o"/>
+      <w:lvlJc w:val="left"/>
+      <w:pPr>
+        <w:tabs>
+          <w:tab w:val="num" w:pos="1440"/>
+        </w:tabs>
+        <w:ind w:left="1440" w:hanging="360"/>
+      </w:pPr>
+      <w:rPr>
+        <w:rFonts w:ascii="Courier New" w:hAnsi="Courier New" w:hint="default"/>
+        <w:sz w:val="20"/>
+      </w:rPr>
+    </w:lvl>
+    <w:lvl w:ilvl="2" w:tentative="1">
+      <w:start w:val="1"/>
+      <w:numFmt w:val="decimal"/>
+      <w:lvlText w:val="%3."/>
+      <w:lvlJc w:val="left"/>
+      <w:pPr>
+        <w:tabs>
+          <w:tab w:val="num" w:pos="2160"/>
+        </w:tabs>
+        <w:ind w:left="2160" w:hanging="360"/>
+      </w:pPr>
+    </w:lvl>
+    <w:lvl w:ilvl="3" w:tentative="1">
+      <w:start w:val="1"/>
+      <w:numFmt w:val="decimal"/>
+      <w:lvlText w:val="%4."/>
+      <w:lvlJc w:val="left"/>
+      <w:pPr>
+        <w:tabs>
+          <w:tab w:val="num" w:pos="2880"/>
+        </w:tabs>
+        <w:ind w:left="2880" w:hanging="360"/>
+      </w:pPr>
+    </w:lvl>
+    <w:lvl w:ilvl="4" w:tentative="1">
+      <w:start w:val="1"/>
+      <w:numFmt w:val="decimal"/>
+      <w:lvlText w:val="%5."/>
+      <w:lvlJc w:val="left"/>
+      <w:pPr>
+        <w:tabs>
+          <w:tab w:val="num" w:pos="3600"/>
+        </w:tabs>
+        <w:ind w:left="3600" w:hanging="360"/>
+      </w:pPr>
+    </w:lvl>
+    <w:lvl w:ilvl="5" w:tentative="1">
+      <w:start w:val="1"/>
+      <w:numFmt w:val="decimal"/>
+      <w:lvlText w:val="%6."/>
+      <w:lvlJc w:val="left"/>
+      <w:pPr>
+        <w:tabs>
+          <w:tab w:val="num" w:pos="4320"/>
+        </w:tabs>
+        <w:ind w:left="4320" w:hanging="360"/>
+      </w:pPr>
+    </w:lvl>
+    <w:lvl w:ilvl="6" w:tentative="1">
+      <w:start w:val="1"/>
+      <w:numFmt w:val="decimal"/>
+      <w:lvlText w:val="%7."/>
+      <w:lvlJc w:val="left"/>
+      <w:pPr>
+        <w:tabs>
+          <w:tab w:val="num" w:pos="5040"/>
+        </w:tabs>
+        <w:ind w:left="5040" w:hanging="360"/>
+      </w:pPr>
+    </w:lvl>
+    <w:lvl w:ilvl="7" w:tentative="1">
+      <w:start w:val="1"/>
+      <w:numFmt w:val="decimal"/>
+      <w:lvlText w:val="%8."/>
+      <w:lvlJc w:val="left"/>
+      <w:pPr>
+        <w:tabs>
+          <w:tab w:val="num" w:pos="5760"/>
+        </w:tabs>
+        <w:ind w:left="5760" w:hanging="360"/>
+      </w:pPr>
+    </w:lvl>
+    <w:lvl w:ilvl="8" w:tentative="1">
+      <w:start w:val="1"/>
+      <w:numFmt w:val="decimal"/>
+      <w:lvlText w:val="%9."/>
+      <w:lvlJc w:val="left"/>
+      <w:pPr>
+        <w:tabs>
+          <w:tab w:val="num" w:pos="6480"/>
+        </w:tabs>
+        <w:ind w:left="6480" w:hanging="360"/>
+      </w:pPr>
+    </w:lvl>
+  </w:abstractNum>
+  <w:abstractNum w:abstractNumId="7" w15:restartNumberingAfterBreak="0">
+    <w:nsid w:val="26984ACC"/>
+    <w:multiLevelType w:val="multilevel"/>
+    <w:tmpl w:val="84E493EE"/>
+    <w:lvl w:ilvl="0">
+      <w:start w:val="1"/>
+      <w:numFmt w:val="decimal"/>
+      <w:lvlText w:val="%1."/>
+      <w:lvlJc w:val="left"/>
+      <w:pPr>
+        <w:tabs>
+          <w:tab w:val="num" w:pos="720"/>
+        </w:tabs>
+        <w:ind w:left="720" w:hanging="360"/>
+      </w:pPr>
+    </w:lvl>
+    <w:lvl w:ilvl="1" w:tentative="1">
+      <w:start w:val="1"/>
+      <w:numFmt w:val="decimal"/>
+      <w:lvlText w:val="%2."/>
+      <w:lvlJc w:val="left"/>
+      <w:pPr>
+        <w:tabs>
+          <w:tab w:val="num" w:pos="1440"/>
+        </w:tabs>
+        <w:ind w:left="1440" w:hanging="360"/>
+      </w:pPr>
+    </w:lvl>
+    <w:lvl w:ilvl="2" w:tentative="1">
+      <w:start w:val="1"/>
+      <w:numFmt w:val="decimal"/>
+      <w:lvlText w:val="%3."/>
+      <w:lvlJc w:val="left"/>
+      <w:pPr>
+        <w:tabs>
+          <w:tab w:val="num" w:pos="2160"/>
+        </w:tabs>
+        <w:ind w:left="2160" w:hanging="360"/>
+      </w:pPr>
+    </w:lvl>
+    <w:lvl w:ilvl="3" w:tentative="1">
+      <w:start w:val="1"/>
+      <w:numFmt w:val="decimal"/>
+      <w:lvlText w:val="%4."/>
+      <w:lvlJc w:val="left"/>
+      <w:pPr>
+        <w:tabs>
+          <w:tab w:val="num" w:pos="2880"/>
+        </w:tabs>
+        <w:ind w:left="2880" w:hanging="360"/>
+      </w:pPr>
+    </w:lvl>
+    <w:lvl w:ilvl="4" w:tentative="1">
+      <w:start w:val="1"/>
+      <w:numFmt w:val="decimal"/>
+      <w:lvlText w:val="%5."/>
+      <w:lvlJc w:val="left"/>
+      <w:pPr>
+        <w:tabs>
+          <w:tab w:val="num" w:pos="3600"/>
+        </w:tabs>
+        <w:ind w:left="3600" w:hanging="360"/>
+      </w:pPr>
+    </w:lvl>
+    <w:lvl w:ilvl="5" w:tentative="1">
+      <w:start w:val="1"/>
+      <w:numFmt w:val="decimal"/>
+      <w:lvlText w:val="%6."/>
+      <w:lvlJc w:val="left"/>
+      <w:pPr>
+        <w:tabs>
+          <w:tab w:val="num" w:pos="4320"/>
+        </w:tabs>
+        <w:ind w:left="4320" w:hanging="360"/>
+      </w:pPr>
+    </w:lvl>
+    <w:lvl w:ilvl="6" w:tentative="1">
+      <w:start w:val="1"/>
+      <w:numFmt w:val="decimal"/>
+      <w:lvlText w:val="%7."/>
+      <w:lvlJc w:val="left"/>
+      <w:pPr>
+        <w:tabs>
+          <w:tab w:val="num" w:pos="5040"/>
+        </w:tabs>
+        <w:ind w:left="5040" w:hanging="360"/>
+      </w:pPr>
+    </w:lvl>
+    <w:lvl w:ilvl="7" w:tentative="1">
+      <w:start w:val="1"/>
+      <w:numFmt w:val="decimal"/>
+      <w:lvlText w:val="%8."/>
+      <w:lvlJc w:val="left"/>
+      <w:pPr>
+        <w:tabs>
+          <w:tab w:val="num" w:pos="5760"/>
+        </w:tabs>
+        <w:ind w:left="5760" w:hanging="360"/>
+      </w:pPr>
+    </w:lvl>
+    <w:lvl w:ilvl="8" w:tentative="1">
+      <w:start w:val="1"/>
+      <w:numFmt w:val="decimal"/>
+      <w:lvlText w:val="%9."/>
+      <w:lvlJc w:val="left"/>
+      <w:pPr>
+        <w:tabs>
+          <w:tab w:val="num" w:pos="6480"/>
+        </w:tabs>
+        <w:ind w:left="6480" w:hanging="360"/>
+      </w:pPr>
+    </w:lvl>
+  </w:abstractNum>
+  <w:abstractNum w:abstractNumId="8" w15:restartNumberingAfterBreak="0">
     <w:nsid w:val="26B23D21"/>
     <w:multiLevelType w:val="multilevel"/>
     <w:tmpl w:val="BEDA2734"/>
@@ -2250,7 +2748,7 @@
       </w:pPr>
     </w:lvl>
   </w:abstractNum>
-  <w:abstractNum w:abstractNumId="6" w15:restartNumberingAfterBreak="0">
+  <w:abstractNum w:abstractNumId="9" w15:restartNumberingAfterBreak="0">
     <w:nsid w:val="27B926B3"/>
     <w:multiLevelType w:val="multilevel"/>
     <w:tmpl w:val="B9CA1506"/>
@@ -2363,7 +2861,7 @@
       </w:pPr>
     </w:lvl>
   </w:abstractNum>
-  <w:abstractNum w:abstractNumId="7" w15:restartNumberingAfterBreak="0">
+  <w:abstractNum w:abstractNumId="10" w15:restartNumberingAfterBreak="0">
     <w:nsid w:val="2DC47986"/>
     <w:multiLevelType w:val="multilevel"/>
     <w:tmpl w:val="D1ECF15E"/>
@@ -2512,7 +3010,7 @@
       </w:rPr>
     </w:lvl>
   </w:abstractNum>
-  <w:abstractNum w:abstractNumId="8" w15:restartNumberingAfterBreak="0">
+  <w:abstractNum w:abstractNumId="11" w15:restartNumberingAfterBreak="0">
     <w:nsid w:val="3DDF5F46"/>
     <w:multiLevelType w:val="multilevel"/>
     <w:tmpl w:val="B9CA1506"/>
@@ -2625,7 +3123,7 @@
       </w:pPr>
     </w:lvl>
   </w:abstractNum>
-  <w:abstractNum w:abstractNumId="9" w15:restartNumberingAfterBreak="0">
+  <w:abstractNum w:abstractNumId="12" w15:restartNumberingAfterBreak="0">
     <w:nsid w:val="473176FF"/>
     <w:multiLevelType w:val="multilevel"/>
     <w:tmpl w:val="EAF67FE4"/>
@@ -2738,7 +3236,7 @@
       </w:pPr>
     </w:lvl>
   </w:abstractNum>
-  <w:abstractNum w:abstractNumId="10" w15:restartNumberingAfterBreak="0">
+  <w:abstractNum w:abstractNumId="13" w15:restartNumberingAfterBreak="0">
     <w:nsid w:val="481A5C62"/>
     <w:multiLevelType w:val="multilevel"/>
     <w:tmpl w:val="BEDA2734"/>
@@ -2851,7 +3349,7 @@
       </w:pPr>
     </w:lvl>
   </w:abstractNum>
-  <w:abstractNum w:abstractNumId="11" w15:restartNumberingAfterBreak="0">
+  <w:abstractNum w:abstractNumId="14" w15:restartNumberingAfterBreak="0">
     <w:nsid w:val="4EA672F8"/>
     <w:multiLevelType w:val="multilevel"/>
     <w:tmpl w:val="B9CA1506"/>
@@ -2964,7 +3462,7 @@
       </w:pPr>
     </w:lvl>
   </w:abstractNum>
-  <w:abstractNum w:abstractNumId="12" w15:restartNumberingAfterBreak="0">
+  <w:abstractNum w:abstractNumId="15" w15:restartNumberingAfterBreak="0">
     <w:nsid w:val="4F9F4759"/>
     <w:multiLevelType w:val="multilevel"/>
     <w:tmpl w:val="DB52565E"/>
@@ -3113,7 +3611,273 @@
       </w:rPr>
     </w:lvl>
   </w:abstractNum>
-  <w:abstractNum w:abstractNumId="13" w15:restartNumberingAfterBreak="0">
+  <w:abstractNum w:abstractNumId="16" w15:restartNumberingAfterBreak="0">
+    <w:nsid w:val="5B8B3C9B"/>
+    <w:multiLevelType w:val="multilevel"/>
+    <w:tmpl w:val="890C0264"/>
+    <w:lvl w:ilvl="0">
+      <w:start w:val="1"/>
+      <w:numFmt w:val="bullet"/>
+      <w:lvlText w:val=""/>
+      <w:lvlJc w:val="left"/>
+      <w:pPr>
+        <w:tabs>
+          <w:tab w:val="num" w:pos="720"/>
+        </w:tabs>
+        <w:ind w:left="720" w:hanging="360"/>
+      </w:pPr>
+      <w:rPr>
+        <w:rFonts w:ascii="Symbol" w:hAnsi="Symbol" w:hint="default"/>
+        <w:sz w:val="20"/>
+      </w:rPr>
+    </w:lvl>
+    <w:lvl w:ilvl="1" w:tentative="1">
+      <w:start w:val="1"/>
+      <w:numFmt w:val="bullet"/>
+      <w:lvlText w:val="o"/>
+      <w:lvlJc w:val="left"/>
+      <w:pPr>
+        <w:tabs>
+          <w:tab w:val="num" w:pos="1440"/>
+        </w:tabs>
+        <w:ind w:left="1440" w:hanging="360"/>
+      </w:pPr>
+      <w:rPr>
+        <w:rFonts w:ascii="Courier New" w:hAnsi="Courier New" w:hint="default"/>
+        <w:sz w:val="20"/>
+      </w:rPr>
+    </w:lvl>
+    <w:lvl w:ilvl="2" w:tentative="1">
+      <w:start w:val="1"/>
+      <w:numFmt w:val="bullet"/>
+      <w:lvlText w:val=""/>
+      <w:lvlJc w:val="left"/>
+      <w:pPr>
+        <w:tabs>
+          <w:tab w:val="num" w:pos="2160"/>
+        </w:tabs>
+        <w:ind w:left="2160" w:hanging="360"/>
+      </w:pPr>
+      <w:rPr>
+        <w:rFonts w:ascii="Wingdings" w:hAnsi="Wingdings" w:hint="default"/>
+        <w:sz w:val="20"/>
+      </w:rPr>
+    </w:lvl>
+    <w:lvl w:ilvl="3" w:tentative="1">
+      <w:start w:val="1"/>
+      <w:numFmt w:val="bullet"/>
+      <w:lvlText w:val=""/>
+      <w:lvlJc w:val="left"/>
+      <w:pPr>
+        <w:tabs>
+          <w:tab w:val="num" w:pos="2880"/>
+        </w:tabs>
+        <w:ind w:left="2880" w:hanging="360"/>
+      </w:pPr>
+      <w:rPr>
+        <w:rFonts w:ascii="Wingdings" w:hAnsi="Wingdings" w:hint="default"/>
+        <w:sz w:val="20"/>
+      </w:rPr>
+    </w:lvl>
+    <w:lvl w:ilvl="4" w:tentative="1">
+      <w:start w:val="1"/>
+      <w:numFmt w:val="bullet"/>
+      <w:lvlText w:val=""/>
+      <w:lvlJc w:val="left"/>
+      <w:pPr>
+        <w:tabs>
+          <w:tab w:val="num" w:pos="3600"/>
+        </w:tabs>
+        <w:ind w:left="3600" w:hanging="360"/>
+      </w:pPr>
+      <w:rPr>
+        <w:rFonts w:ascii="Wingdings" w:hAnsi="Wingdings" w:hint="default"/>
+        <w:sz w:val="20"/>
+      </w:rPr>
+    </w:lvl>
+    <w:lvl w:ilvl="5" w:tentative="1">
+      <w:start w:val="1"/>
+      <w:numFmt w:val="bullet"/>
+      <w:lvlText w:val=""/>
+      <w:lvlJc w:val="left"/>
+      <w:pPr>
+        <w:tabs>
+          <w:tab w:val="num" w:pos="4320"/>
+        </w:tabs>
+        <w:ind w:left="4320" w:hanging="360"/>
+      </w:pPr>
+      <w:rPr>
+        <w:rFonts w:ascii="Wingdings" w:hAnsi="Wingdings" w:hint="default"/>
+        <w:sz w:val="20"/>
+      </w:rPr>
+    </w:lvl>
+    <w:lvl w:ilvl="6" w:tentative="1">
+      <w:start w:val="1"/>
+      <w:numFmt w:val="bullet"/>
+      <w:lvlText w:val=""/>
+      <w:lvlJc w:val="left"/>
+      <w:pPr>
+        <w:tabs>
+          <w:tab w:val="num" w:pos="5040"/>
+        </w:tabs>
+        <w:ind w:left="5040" w:hanging="360"/>
+      </w:pPr>
+      <w:rPr>
+        <w:rFonts w:ascii="Wingdings" w:hAnsi="Wingdings" w:hint="default"/>
+        <w:sz w:val="20"/>
+      </w:rPr>
+    </w:lvl>
+    <w:lvl w:ilvl="7" w:tentative="1">
+      <w:start w:val="1"/>
+      <w:numFmt w:val="bullet"/>
+      <w:lvlText w:val=""/>
+      <w:lvlJc w:val="left"/>
+      <w:pPr>
+        <w:tabs>
+          <w:tab w:val="num" w:pos="5760"/>
+        </w:tabs>
+        <w:ind w:left="5760" w:hanging="360"/>
+      </w:pPr>
+      <w:rPr>
+        <w:rFonts w:ascii="Wingdings" w:hAnsi="Wingdings" w:hint="default"/>
+        <w:sz w:val="20"/>
+      </w:rPr>
+    </w:lvl>
+    <w:lvl w:ilvl="8" w:tentative="1">
+      <w:start w:val="1"/>
+      <w:numFmt w:val="bullet"/>
+      <w:lvlText w:val=""/>
+      <w:lvlJc w:val="left"/>
+      <w:pPr>
+        <w:tabs>
+          <w:tab w:val="num" w:pos="6480"/>
+        </w:tabs>
+        <w:ind w:left="6480" w:hanging="360"/>
+      </w:pPr>
+      <w:rPr>
+        <w:rFonts w:ascii="Wingdings" w:hAnsi="Wingdings" w:hint="default"/>
+        <w:sz w:val="20"/>
+      </w:rPr>
+    </w:lvl>
+  </w:abstractNum>
+  <w:abstractNum w:abstractNumId="17" w15:restartNumberingAfterBreak="0">
+    <w:nsid w:val="5D606D31"/>
+    <w:multiLevelType w:val="multilevel"/>
+    <w:tmpl w:val="8E48F3DC"/>
+    <w:lvl w:ilvl="0">
+      <w:start w:val="1"/>
+      <w:numFmt w:val="decimal"/>
+      <w:lvlText w:val="%1."/>
+      <w:lvlJc w:val="left"/>
+      <w:pPr>
+        <w:tabs>
+          <w:tab w:val="num" w:pos="720"/>
+        </w:tabs>
+        <w:ind w:left="720" w:hanging="360"/>
+      </w:pPr>
+    </w:lvl>
+    <w:lvl w:ilvl="1">
+      <w:start w:val="1"/>
+      <w:numFmt w:val="bullet"/>
+      <w:lvlText w:val="o"/>
+      <w:lvlJc w:val="left"/>
+      <w:pPr>
+        <w:tabs>
+          <w:tab w:val="num" w:pos="1440"/>
+        </w:tabs>
+        <w:ind w:left="1440" w:hanging="360"/>
+      </w:pPr>
+      <w:rPr>
+        <w:rFonts w:ascii="Courier New" w:hAnsi="Courier New" w:hint="default"/>
+        <w:sz w:val="20"/>
+      </w:rPr>
+    </w:lvl>
+    <w:lvl w:ilvl="2" w:tentative="1">
+      <w:start w:val="1"/>
+      <w:numFmt w:val="decimal"/>
+      <w:lvlText w:val="%3."/>
+      <w:lvlJc w:val="left"/>
+      <w:pPr>
+        <w:tabs>
+          <w:tab w:val="num" w:pos="2160"/>
+        </w:tabs>
+        <w:ind w:left="2160" w:hanging="360"/>
+      </w:pPr>
+    </w:lvl>
+    <w:lvl w:ilvl="3" w:tentative="1">
+      <w:start w:val="1"/>
+      <w:numFmt w:val="decimal"/>
+      <w:lvlText w:val="%4."/>
+      <w:lvlJc w:val="left"/>
+      <w:pPr>
+        <w:tabs>
+          <w:tab w:val="num" w:pos="2880"/>
+        </w:tabs>
+        <w:ind w:left="2880" w:hanging="360"/>
+      </w:pPr>
+    </w:lvl>
+    <w:lvl w:ilvl="4" w:tentative="1">
+      <w:start w:val="1"/>
+      <w:numFmt w:val="decimal"/>
+      <w:lvlText w:val="%5."/>
+      <w:lvlJc w:val="left"/>
+      <w:pPr>
+        <w:tabs>
+          <w:tab w:val="num" w:pos="3600"/>
+        </w:tabs>
+        <w:ind w:left="3600" w:hanging="360"/>
+      </w:pPr>
+    </w:lvl>
+    <w:lvl w:ilvl="5" w:tentative="1">
+      <w:start w:val="1"/>
+      <w:numFmt w:val="decimal"/>
+      <w:lvlText w:val="%6."/>
+      <w:lvlJc w:val="left"/>
+      <w:pPr>
+        <w:tabs>
+          <w:tab w:val="num" w:pos="4320"/>
+        </w:tabs>
+        <w:ind w:left="4320" w:hanging="360"/>
+      </w:pPr>
+    </w:lvl>
+    <w:lvl w:ilvl="6" w:tentative="1">
+      <w:start w:val="1"/>
+      <w:numFmt w:val="decimal"/>
+      <w:lvlText w:val="%7."/>
+      <w:lvlJc w:val="left"/>
+      <w:pPr>
+        <w:tabs>
+          <w:tab w:val="num" w:pos="5040"/>
+        </w:tabs>
+        <w:ind w:left="5040" w:hanging="360"/>
+      </w:pPr>
+    </w:lvl>
+    <w:lvl w:ilvl="7" w:tentative="1">
+      <w:start w:val="1"/>
+      <w:numFmt w:val="decimal"/>
+      <w:lvlText w:val="%8."/>
+      <w:lvlJc w:val="left"/>
+      <w:pPr>
+        <w:tabs>
+          <w:tab w:val="num" w:pos="5760"/>
+        </w:tabs>
+        <w:ind w:left="5760" w:hanging="360"/>
+      </w:pPr>
+    </w:lvl>
+    <w:lvl w:ilvl="8" w:tentative="1">
+      <w:start w:val="1"/>
+      <w:numFmt w:val="decimal"/>
+      <w:lvlText w:val="%9."/>
+      <w:lvlJc w:val="left"/>
+      <w:pPr>
+        <w:tabs>
+          <w:tab w:val="num" w:pos="6480"/>
+        </w:tabs>
+        <w:ind w:left="6480" w:hanging="360"/>
+      </w:pPr>
+    </w:lvl>
+  </w:abstractNum>
+  <w:abstractNum w:abstractNumId="18" w15:restartNumberingAfterBreak="0">
     <w:nsid w:val="5E4C4D21"/>
     <w:multiLevelType w:val="multilevel"/>
     <w:tmpl w:val="4B846CF2"/>
@@ -3226,7 +3990,7 @@
       </w:pPr>
     </w:lvl>
   </w:abstractNum>
-  <w:abstractNum w:abstractNumId="14" w15:restartNumberingAfterBreak="0">
+  <w:abstractNum w:abstractNumId="19" w15:restartNumberingAfterBreak="0">
     <w:nsid w:val="610D74DD"/>
     <w:multiLevelType w:val="multilevel"/>
     <w:tmpl w:val="12965A18"/>
@@ -3339,7 +4103,7 @@
       </w:pPr>
     </w:lvl>
   </w:abstractNum>
-  <w:abstractNum w:abstractNumId="15" w15:restartNumberingAfterBreak="0">
+  <w:abstractNum w:abstractNumId="20" w15:restartNumberingAfterBreak="0">
     <w:nsid w:val="62121362"/>
     <w:multiLevelType w:val="multilevel"/>
     <w:tmpl w:val="BEDA2734"/>
@@ -3452,7 +4216,7 @@
       </w:pPr>
     </w:lvl>
   </w:abstractNum>
-  <w:abstractNum w:abstractNumId="16" w15:restartNumberingAfterBreak="0">
+  <w:abstractNum w:abstractNumId="21" w15:restartNumberingAfterBreak="0">
     <w:nsid w:val="67C95AE5"/>
     <w:multiLevelType w:val="multilevel"/>
     <w:tmpl w:val="B79203A4"/>
@@ -3601,7 +4365,7 @@
       </w:rPr>
     </w:lvl>
   </w:abstractNum>
-  <w:abstractNum w:abstractNumId="17" w15:restartNumberingAfterBreak="0">
+  <w:abstractNum w:abstractNumId="22" w15:restartNumberingAfterBreak="0">
     <w:nsid w:val="689A186D"/>
     <w:multiLevelType w:val="multilevel"/>
     <w:tmpl w:val="813C47DE"/>
@@ -3750,7 +4514,7 @@
       </w:rPr>
     </w:lvl>
   </w:abstractNum>
-  <w:abstractNum w:abstractNumId="18" w15:restartNumberingAfterBreak="0">
+  <w:abstractNum w:abstractNumId="23" w15:restartNumberingAfterBreak="0">
     <w:nsid w:val="69EA0AA9"/>
     <w:multiLevelType w:val="hybridMultilevel"/>
     <w:tmpl w:val="C8AAB8B8"/>
@@ -3863,7 +4627,7 @@
       </w:rPr>
     </w:lvl>
   </w:abstractNum>
-  <w:abstractNum w:abstractNumId="19" w15:restartNumberingAfterBreak="0">
+  <w:abstractNum w:abstractNumId="24" w15:restartNumberingAfterBreak="0">
     <w:nsid w:val="768F185A"/>
     <w:multiLevelType w:val="multilevel"/>
     <w:tmpl w:val="BEDA2734"/>
@@ -3976,7 +4740,7 @@
       </w:pPr>
     </w:lvl>
   </w:abstractNum>
-  <w:abstractNum w:abstractNumId="20" w15:restartNumberingAfterBreak="0">
+  <w:abstractNum w:abstractNumId="25" w15:restartNumberingAfterBreak="0">
     <w:nsid w:val="77E856A0"/>
     <w:multiLevelType w:val="multilevel"/>
     <w:tmpl w:val="1670218E"/>
@@ -4089,7 +4853,7 @@
       </w:pPr>
     </w:lvl>
   </w:abstractNum>
-  <w:abstractNum w:abstractNumId="21" w15:restartNumberingAfterBreak="0">
+  <w:abstractNum w:abstractNumId="26" w15:restartNumberingAfterBreak="0">
     <w:nsid w:val="7E9C0D20"/>
     <w:multiLevelType w:val="multilevel"/>
     <w:tmpl w:val="5FEECC74"/>
@@ -4203,7 +4967,7 @@
     </w:lvl>
   </w:abstractNum>
   <w:num w:numId="1">
-    <w:abstractNumId w:val="7"/>
+    <w:abstractNumId w:val="10"/>
   </w:num>
   <w:num w:numId="2">
     <w:abstractNumId w:val="4"/>
@@ -4212,10 +4976,10 @@
     <w:abstractNumId w:val="3"/>
   </w:num>
   <w:num w:numId="4">
-    <w:abstractNumId w:val="9"/>
+    <w:abstractNumId w:val="12"/>
   </w:num>
   <w:num w:numId="5">
-    <w:abstractNumId w:val="16"/>
+    <w:abstractNumId w:val="21"/>
   </w:num>
   <w:num w:numId="6">
     <w:abstractNumId w:val="0"/>
@@ -4224,49 +4988,64 @@
     <w:abstractNumId w:val="1"/>
   </w:num>
   <w:num w:numId="8">
-    <w:abstractNumId w:val="12"/>
+    <w:abstractNumId w:val="15"/>
   </w:num>
   <w:num w:numId="9">
-    <w:abstractNumId w:val="20"/>
+    <w:abstractNumId w:val="25"/>
   </w:num>
   <w:num w:numId="10">
-    <w:abstractNumId w:val="14"/>
+    <w:abstractNumId w:val="19"/>
   </w:num>
   <w:num w:numId="11">
-    <w:abstractNumId w:val="13"/>
+    <w:abstractNumId w:val="18"/>
   </w:num>
   <w:num w:numId="12">
-    <w:abstractNumId w:val="17"/>
+    <w:abstractNumId w:val="22"/>
   </w:num>
   <w:num w:numId="13">
-    <w:abstractNumId w:val="18"/>
+    <w:abstractNumId w:val="23"/>
   </w:num>
   <w:num w:numId="14">
     <w:abstractNumId w:val="2"/>
   </w:num>
   <w:num w:numId="15">
-    <w:abstractNumId w:val="5"/>
+    <w:abstractNumId w:val="8"/>
   </w:num>
   <w:num w:numId="16">
-    <w:abstractNumId w:val="19"/>
+    <w:abstractNumId w:val="24"/>
   </w:num>
   <w:num w:numId="17">
-    <w:abstractNumId w:val="15"/>
+    <w:abstractNumId w:val="20"/>
   </w:num>
   <w:num w:numId="18">
-    <w:abstractNumId w:val="10"/>
+    <w:abstractNumId w:val="13"/>
   </w:num>
   <w:num w:numId="19">
-    <w:abstractNumId w:val="8"/>
+    <w:abstractNumId w:val="11"/>
   </w:num>
   <w:num w:numId="20">
-    <w:abstractNumId w:val="21"/>
+    <w:abstractNumId w:val="26"/>
   </w:num>
   <w:num w:numId="21">
-    <w:abstractNumId w:val="11"/>
+    <w:abstractNumId w:val="14"/>
   </w:num>
   <w:num w:numId="22">
+    <w:abstractNumId w:val="9"/>
+  </w:num>
+  <w:num w:numId="23">
+    <w:abstractNumId w:val="17"/>
+  </w:num>
+  <w:num w:numId="24">
+    <w:abstractNumId w:val="16"/>
+  </w:num>
+  <w:num w:numId="25">
+    <w:abstractNumId w:val="7"/>
+  </w:num>
+  <w:num w:numId="26">
     <w:abstractNumId w:val="6"/>
+  </w:num>
+  <w:num w:numId="27">
+    <w:abstractNumId w:val="5"/>
   </w:num>
 </w:numbering>
 </file>
@@ -4714,7 +5493,6 @@
     <w:next w:val="Normal"/>
     <w:link w:val="Heading4Char"/>
     <w:uiPriority w:val="9"/>
-    <w:semiHidden/>
     <w:unhideWhenUsed/>
     <w:qFormat/>
     <w:rsid w:val="001460EB"/>
@@ -4776,7 +5554,6 @@
     <w:name w:val="Normal (Web)"/>
     <w:basedOn w:val="Normal"/>
     <w:uiPriority w:val="99"/>
-    <w:semiHidden/>
     <w:unhideWhenUsed/>
     <w:rsid w:val="00147E0B"/>
     <w:pPr>
@@ -4900,13 +5677,23 @@
     <w:basedOn w:val="DefaultParagraphFont"/>
     <w:link w:val="Heading4"/>
     <w:uiPriority w:val="9"/>
-    <w:semiHidden/>
     <w:rsid w:val="001460EB"/>
     <w:rPr>
       <w:rFonts w:asciiTheme="majorHAnsi" w:eastAsiaTheme="majorEastAsia" w:hAnsiTheme="majorHAnsi" w:cstheme="majorBidi"/>
       <w:i/>
       <w:iCs/>
       <w:color w:val="2F5496" w:themeColor="accent1" w:themeShade="BF"/>
+    </w:rPr>
+  </w:style>
+  <w:style w:type="character" w:styleId="Emphasis">
+    <w:name w:val="Emphasis"/>
+    <w:basedOn w:val="DefaultParagraphFont"/>
+    <w:uiPriority w:val="20"/>
+    <w:qFormat/>
+    <w:rsid w:val="001A0564"/>
+    <w:rPr>
+      <w:i/>
+      <w:iCs/>
     </w:rPr>
   </w:style>
 </w:styles>

--- a/RCS-Proposal.docx
+++ b/RCS-Proposal.docx
@@ -53,8 +53,6 @@
         </w:rPr>
         <w:t>AI</w:t>
       </w:r>
-      <w:bookmarkStart w:id="0" w:name="_GoBack"/>
-      <w:bookmarkEnd w:id="0"/>
     </w:p>
     <w:p/>
     <w:p>
@@ -145,13 +143,7 @@
         <w:rPr>
           <w:highlight w:val="yellow"/>
         </w:rPr>
-        <w:t xml:space="preserve"> like BERT </w:t>
-      </w:r>
-      <w:r>
-        <w:rPr>
-          <w:highlight w:val="yellow"/>
-        </w:rPr>
-        <w:t>and other transformer models</w:t>
+        <w:t xml:space="preserve"> like BERT and other transformer models</w:t>
       </w:r>
       <w:r>
         <w:rPr>
@@ -266,6 +258,12 @@
           <w:highlight w:val="yellow"/>
         </w:rPr>
         <w:t>The challenges posed by misinformation and online threats have been extensively studied, but their overlap and combined detection remain underexplored. This section reviews recent works on fake news detection, threat detection, and the application of transformer-based models, connecting them to the research questions outlined.</w:t>
+      </w:r>
+      <w:r>
+        <w:rPr>
+          <w:highlight w:val="yellow"/>
+        </w:rPr>
+        <w:t xml:space="preserve"> </w:t>
       </w:r>
     </w:p>
     <w:p>
@@ -338,6 +336,53 @@
         </w:rPr>
         <w:t>, as it informs the comparison of separate versus joint BERT models for fake news detection.</w:t>
       </w:r>
+      <w:r>
+        <w:rPr>
+          <w:highlight w:val="yellow"/>
+        </w:rPr>
+        <w:t xml:space="preserve"> [</w:t>
+      </w:r>
+      <w:r>
+        <w:rPr>
+          <w:highlight w:val="yellow"/>
+        </w:rPr>
+        <w:fldChar w:fldCharType="begin"/>
+      </w:r>
+      <w:r>
+        <w:rPr>
+          <w:highlight w:val="yellow"/>
+        </w:rPr>
+        <w:instrText xml:space="preserve"> REF _Ref183604316 \r \h </w:instrText>
+      </w:r>
+      <w:r>
+        <w:rPr>
+          <w:highlight w:val="yellow"/>
+        </w:rPr>
+      </w:r>
+      <w:r>
+        <w:rPr>
+          <w:highlight w:val="yellow"/>
+        </w:rPr>
+        <w:fldChar w:fldCharType="separate"/>
+      </w:r>
+      <w:r>
+        <w:rPr>
+          <w:highlight w:val="yellow"/>
+        </w:rPr>
+        <w:t>1</w:t>
+      </w:r>
+      <w:r>
+        <w:rPr>
+          <w:highlight w:val="yellow"/>
+        </w:rPr>
+        <w:fldChar w:fldCharType="end"/>
+      </w:r>
+      <w:r>
+        <w:rPr>
+          <w:highlight w:val="yellow"/>
+        </w:rPr>
+        <w:t>]</w:t>
+      </w:r>
     </w:p>
     <w:p>
       <w:pPr>
@@ -379,19 +424,7 @@
         <w:rPr>
           <w:highlight w:val="yellow"/>
         </w:rPr>
-        <w:t xml:space="preserve">The survey on hate speech and toxicity detection </w:t>
-      </w:r>
-      <w:r>
-        <w:rPr>
-          <w:highlight w:val="yellow"/>
-        </w:rPr>
-        <w:t>focuses on</w:t>
-      </w:r>
-      <w:r>
-        <w:rPr>
-          <w:highlight w:val="yellow"/>
-        </w:rPr>
-        <w:t xml:space="preserve"> the growing role of transformer models in identifying harmful content. It provides insights into encoder-based and hybrid architectures, relevant to </w:t>
+        <w:t xml:space="preserve">The survey on hate speech and toxicity detection focuses on the growing role of transformer models in identifying harmful content. It provides insights into encoder-based and hybrid architectures, relevant to </w:t>
       </w:r>
       <w:r>
         <w:rPr>
@@ -405,6 +438,53 @@
           <w:highlight w:val="yellow"/>
         </w:rPr>
         <w:t>, exploring trends in transformer models for threat detection.</w:t>
+      </w:r>
+      <w:r>
+        <w:rPr>
+          <w:highlight w:val="yellow"/>
+        </w:rPr>
+        <w:t xml:space="preserve"> [</w:t>
+      </w:r>
+      <w:r>
+        <w:rPr>
+          <w:highlight w:val="yellow"/>
+        </w:rPr>
+        <w:fldChar w:fldCharType="begin"/>
+      </w:r>
+      <w:r>
+        <w:rPr>
+          <w:highlight w:val="yellow"/>
+        </w:rPr>
+        <w:instrText xml:space="preserve"> REF _Ref183604302 \r \h </w:instrText>
+      </w:r>
+      <w:r>
+        <w:rPr>
+          <w:highlight w:val="yellow"/>
+        </w:rPr>
+      </w:r>
+      <w:r>
+        <w:rPr>
+          <w:highlight w:val="yellow"/>
+        </w:rPr>
+        <w:fldChar w:fldCharType="separate"/>
+      </w:r>
+      <w:r>
+        <w:rPr>
+          <w:highlight w:val="yellow"/>
+        </w:rPr>
+        <w:t>2</w:t>
+      </w:r>
+      <w:r>
+        <w:rPr>
+          <w:highlight w:val="yellow"/>
+        </w:rPr>
+        <w:fldChar w:fldCharType="end"/>
+      </w:r>
+      <w:r>
+        <w:rPr>
+          <w:highlight w:val="yellow"/>
+        </w:rPr>
+        <w:t>]</w:t>
       </w:r>
     </w:p>
     <w:p>
@@ -435,6 +515,8 @@
         </w:rPr>
         <w:t>:</w:t>
       </w:r>
+      <w:bookmarkStart w:id="0" w:name="_GoBack"/>
+      <w:bookmarkEnd w:id="0"/>
     </w:p>
     <w:p>
       <w:pPr>
@@ -487,6 +569,53 @@
         </w:rPr>
         <w:t>.</w:t>
       </w:r>
+      <w:r>
+        <w:rPr>
+          <w:highlight w:val="yellow"/>
+        </w:rPr>
+        <w:t xml:space="preserve"> [</w:t>
+      </w:r>
+      <w:r>
+        <w:rPr>
+          <w:highlight w:val="yellow"/>
+        </w:rPr>
+        <w:fldChar w:fldCharType="begin"/>
+      </w:r>
+      <w:r>
+        <w:rPr>
+          <w:highlight w:val="yellow"/>
+        </w:rPr>
+        <w:instrText xml:space="preserve"> REF _Ref183604270 \r \h </w:instrText>
+      </w:r>
+      <w:r>
+        <w:rPr>
+          <w:highlight w:val="yellow"/>
+        </w:rPr>
+      </w:r>
+      <w:r>
+        <w:rPr>
+          <w:highlight w:val="yellow"/>
+        </w:rPr>
+        <w:fldChar w:fldCharType="separate"/>
+      </w:r>
+      <w:r>
+        <w:rPr>
+          <w:highlight w:val="yellow"/>
+        </w:rPr>
+        <w:t>3</w:t>
+      </w:r>
+      <w:r>
+        <w:rPr>
+          <w:highlight w:val="yellow"/>
+        </w:rPr>
+        <w:fldChar w:fldCharType="end"/>
+      </w:r>
+      <w:r>
+        <w:rPr>
+          <w:highlight w:val="yellow"/>
+        </w:rPr>
+        <w:t>]</w:t>
+      </w:r>
     </w:p>
     <w:p>
       <w:r>
@@ -494,19 +623,7 @@
           <w:highlight w:val="yellow"/>
         </w:rPr>
         <w:lastRenderedPageBreak/>
-        <w:t>Th</w:t>
-      </w:r>
-      <w:r>
-        <w:rPr>
-          <w:highlight w:val="yellow"/>
-        </w:rPr>
-        <w:t>is</w:t>
-      </w:r>
-      <w:r>
-        <w:rPr>
-          <w:highlight w:val="yellow"/>
-        </w:rPr>
-        <w:t xml:space="preserve"> literature highlights the potential of transformer models, particularly BERT and hybrid architectures, to enhance detection accuracy and efficiency in both areas. This research aims to fill that gap by exploring the comparative effectiveness of separate versus joint models, analyzing the trends in transformer architectures, and the broader societal benefits of improving digital safety.</w:t>
+        <w:t>This literature highlights the potential of transformer models, particularly BERT and hybrid architectures, to enhance detection accuracy and efficiency in both areas. This research aims to fill that gap by exploring the comparative effectiveness of separate versus joint models, analyzing the trends in transformer architectures, and the broader societal benefits of improving digital safety.</w:t>
       </w:r>
       <w:r>
         <w:t xml:space="preserve"> </w:t>
@@ -639,80 +756,45 @@
           <w:rFonts w:eastAsiaTheme="minorHAnsi"/>
           <w:highlight w:val="yellow"/>
         </w:rPr>
-        <w:t xml:space="preserve"> How can the conclusions be drawn from the combined detection of fake news and threats contribute to improving societal safety, fostering informed public engagement, and enhancing the quality o</w:t>
+        <w:t xml:space="preserve"> How can the conclusions be drawn from the combined detection of fake news and threats contribute to improving societal safety, fostering informed public engagement, and enhancing the quality of social media?</w:t>
+      </w:r>
+    </w:p>
+    <w:p>
+      <w:pPr>
+        <w:rPr>
+          <w:highlight w:val="yellow"/>
+        </w:rPr>
+      </w:pPr>
+    </w:p>
+    <w:p>
+      <w:r>
+        <w:rPr>
+          <w:highlight w:val="yellow"/>
+        </w:rPr>
+        <w:t xml:space="preserve">Q3. </w:t>
       </w:r>
       <w:r>
         <w:rPr>
           <w:rFonts w:eastAsiaTheme="minorHAnsi"/>
           <w:highlight w:val="yellow"/>
         </w:rPr>
-        <w:t>f</w:t>
-      </w:r>
+        <w:t xml:space="preserve">What are the trends in different transformer models </w:t>
+      </w:r>
+      <w:proofErr w:type="gramStart"/>
       <w:r>
         <w:rPr>
           <w:rFonts w:eastAsiaTheme="minorHAnsi"/>
           <w:highlight w:val="yellow"/>
         </w:rPr>
-        <w:t xml:space="preserve"> social media?</w:t>
-      </w:r>
-    </w:p>
-    <w:p>
-      <w:pPr>
-        <w:rPr>
-          <w:highlight w:val="yellow"/>
-        </w:rPr>
-      </w:pPr>
-    </w:p>
-    <w:p>
-      <w:r>
-        <w:rPr>
-          <w:highlight w:val="yellow"/>
-        </w:rPr>
-        <w:t xml:space="preserve">Q3. </w:t>
-      </w:r>
+        <w:t>( encoder</w:t>
+      </w:r>
+      <w:proofErr w:type="gramEnd"/>
       <w:r>
         <w:rPr>
           <w:rFonts w:eastAsiaTheme="minorHAnsi"/>
           <w:highlight w:val="yellow"/>
         </w:rPr>
-        <w:t xml:space="preserve">What are the trends in different transformer models </w:t>
-      </w:r>
-      <w:proofErr w:type="gramStart"/>
-      <w:r>
-        <w:rPr>
-          <w:rFonts w:eastAsiaTheme="minorHAnsi"/>
-          <w:highlight w:val="yellow"/>
-        </w:rPr>
-        <w:t>( encoder</w:t>
-      </w:r>
-      <w:proofErr w:type="gramEnd"/>
-      <w:r>
-        <w:rPr>
-          <w:rFonts w:eastAsiaTheme="minorHAnsi"/>
-          <w:highlight w:val="yellow"/>
-        </w:rPr>
-        <w:t>, decoder, hybrid ) while detecting online threat</w:t>
-      </w:r>
-      <w:r>
-        <w:rPr>
-          <w:rFonts w:eastAsiaTheme="minorHAnsi"/>
-          <w:highlight w:val="yellow"/>
-        </w:rPr>
-        <w:t>s</w:t>
-      </w:r>
-      <w:r>
-        <w:rPr>
-          <w:rFonts w:eastAsiaTheme="minorHAnsi"/>
-          <w:highlight w:val="yellow"/>
-        </w:rPr>
-        <w:t xml:space="preserve"> &amp; fake news detection</w:t>
-      </w:r>
-      <w:r>
-        <w:rPr>
-          <w:rFonts w:eastAsiaTheme="minorHAnsi"/>
-          <w:highlight w:val="yellow"/>
-        </w:rPr>
-        <w:t>?</w:t>
+        <w:t>, decoder, hybrid ) while detecting online threats &amp; fake news detection?</w:t>
       </w:r>
     </w:p>
     <w:p/>
@@ -815,13 +897,7 @@
         <w:rPr>
           <w:highlight w:val="yellow"/>
         </w:rPr>
-        <w:t>Understand how detecting both fake news and threats together can improve</w:t>
-      </w:r>
-      <w:r>
-        <w:rPr>
-          <w:highlight w:val="yellow"/>
-        </w:rPr>
-        <w:t xml:space="preserve"> the </w:t>
+        <w:t xml:space="preserve">Understand how detecting both fake news and threats together can improve the </w:t>
       </w:r>
       <w:proofErr w:type="gramStart"/>
       <w:r>
@@ -835,13 +911,7 @@
         <w:rPr>
           <w:highlight w:val="yellow"/>
         </w:rPr>
-        <w:t xml:space="preserve"> performance as well as</w:t>
-      </w:r>
-      <w:r>
-        <w:rPr>
-          <w:highlight w:val="yellow"/>
-        </w:rPr>
-        <w:t xml:space="preserve"> online safety, public awareness, and the quality of social media.</w:t>
+        <w:t xml:space="preserve"> performance as well as online safety, public awareness, and the quality of social media.</w:t>
       </w:r>
     </w:p>
     <w:p>
@@ -1389,19 +1459,7 @@
         <w:rPr>
           <w:highlight w:val="yellow"/>
         </w:rPr>
-        <w:t xml:space="preserve">This research will help </w:t>
-      </w:r>
-      <w:r>
-        <w:rPr>
-          <w:highlight w:val="yellow"/>
-        </w:rPr>
-        <w:t xml:space="preserve">us </w:t>
-      </w:r>
-      <w:r>
-        <w:rPr>
-          <w:highlight w:val="yellow"/>
-        </w:rPr>
-        <w:t>understand the best way to detect both fake news and online threats at the same time. It will show whether separate or joint models work better and highlight the trends in transformer models for these tasks. The findings will also explore how better detection can make online spaces safer and encourage healthy public discussions.</w:t>
+        <w:t>This research will help us understand the best way to detect both fake news and online threats at the same time. It will show whether separate or joint models work better and highlight the trends in transformer models for these tasks. The findings will also explore how better detection can make online spaces safer and encourage healthy public discussions.</w:t>
       </w:r>
     </w:p>
     <w:p/>
@@ -1474,23 +1532,17 @@
     <w:p>
       <w:pPr>
         <w:pStyle w:val="NormalWeb"/>
-      </w:pPr>
-      <w:proofErr w:type="gramStart"/>
-      <w:r>
-        <w:rPr>
-          <w:rFonts w:hAnsi="Symbol"/>
-        </w:rPr>
-        <w:t></w:t>
-      </w:r>
-      <w:r>
-        <w:t xml:space="preserve">  </w:t>
-      </w:r>
+        <w:numPr>
+          <w:ilvl w:val="0"/>
+          <w:numId w:val="31"/>
+        </w:numPr>
+      </w:pPr>
+      <w:bookmarkStart w:id="1" w:name="_Ref183604316"/>
       <w:proofErr w:type="spellStart"/>
       <w:r>
         <w:t>Baly</w:t>
       </w:r>
       <w:proofErr w:type="spellEnd"/>
-      <w:proofErr w:type="gramEnd"/>
       <w:r>
         <w:t xml:space="preserve">, R., Horne, B. D., &amp; </w:t>
       </w:r>
@@ -1517,10 +1569,7 @@
         <w:t>: A German Dataset for Fine-Grained Disinformation Detection through Social Media Framing.</w:t>
       </w:r>
       <w:r>
-        <w:t xml:space="preserve"> In Proceedings of the 2023 International Conference on Data Science and Advanced Analytics (DSAA). IEEE.</w:t>
-      </w:r>
-      <w:r>
-        <w:t xml:space="preserve"> </w:t>
+        <w:t xml:space="preserve"> In Proceedings of the 2023 International Conference on Data Science and Advanced Analytics (DSAA). IEEE. </w:t>
       </w:r>
       <w:hyperlink r:id="rId7" w:history="1">
         <w:r>
@@ -1530,24 +1579,25 @@
           <w:t>Link</w:t>
         </w:r>
       </w:hyperlink>
+      <w:bookmarkEnd w:id="1"/>
+      <w:r>
+        <w:rPr>
+          <w:rStyle w:val="Hyperlink"/>
+        </w:rPr>
+        <w:br/>
+      </w:r>
     </w:p>
     <w:p>
       <w:pPr>
         <w:pStyle w:val="NormalWeb"/>
-      </w:pPr>
-      <w:proofErr w:type="gramStart"/>
-      <w:r>
-        <w:rPr>
-          <w:rFonts w:hAnsi="Symbol"/>
-        </w:rPr>
-        <w:t></w:t>
-      </w:r>
-      <w:r>
-        <w:t xml:space="preserve">  Gupta</w:t>
-      </w:r>
-      <w:proofErr w:type="gramEnd"/>
-      <w:r>
-        <w:t xml:space="preserve">, S., &amp; Chauhan, V. (2022). </w:t>
+        <w:numPr>
+          <w:ilvl w:val="0"/>
+          <w:numId w:val="31"/>
+        </w:numPr>
+      </w:pPr>
+      <w:bookmarkStart w:id="2" w:name="_Ref183604302"/>
+      <w:r>
+        <w:t xml:space="preserve">Gupta, S., &amp; Chauhan, V. (2022). </w:t>
       </w:r>
       <w:r>
         <w:rPr>
@@ -1566,24 +1616,25 @@
           <w:t>Link</w:t>
         </w:r>
       </w:hyperlink>
+      <w:bookmarkEnd w:id="2"/>
+      <w:r>
+        <w:rPr>
+          <w:rStyle w:val="Hyperlink"/>
+        </w:rPr>
+        <w:br/>
+      </w:r>
     </w:p>
     <w:p>
       <w:pPr>
         <w:pStyle w:val="NormalWeb"/>
-      </w:pPr>
-      <w:proofErr w:type="gramStart"/>
-      <w:r>
-        <w:rPr>
-          <w:rFonts w:hAnsi="Symbol"/>
-        </w:rPr>
-        <w:t></w:t>
-      </w:r>
-      <w:r>
-        <w:t xml:space="preserve">  Singh</w:t>
-      </w:r>
-      <w:proofErr w:type="gramEnd"/>
-      <w:r>
-        <w:t xml:space="preserve">, R., &amp; Sharma, K. (2023). </w:t>
+        <w:numPr>
+          <w:ilvl w:val="0"/>
+          <w:numId w:val="31"/>
+        </w:numPr>
+      </w:pPr>
+      <w:bookmarkStart w:id="3" w:name="_Ref183604270"/>
+      <w:r>
+        <w:t xml:space="preserve">Singh, R., &amp; Sharma, K. (2023). </w:t>
       </w:r>
       <w:r>
         <w:rPr>
@@ -1602,6 +1653,7 @@
           <w:t>Link</w:t>
         </w:r>
       </w:hyperlink>
+      <w:bookmarkEnd w:id="3"/>
     </w:p>
     <w:p/>
     <w:p/>
@@ -1882,6 +1934,92 @@
     </w:lvl>
   </w:abstractNum>
   <w:abstractNum w:abstractNumId="2" w15:restartNumberingAfterBreak="0">
+    <w:nsid w:val="10CB7DA0"/>
+    <w:multiLevelType w:val="hybridMultilevel"/>
+    <w:tmpl w:val="484C18DA"/>
+    <w:lvl w:ilvl="0" w:tplc="0409000F">
+      <w:start w:val="1"/>
+      <w:numFmt w:val="decimal"/>
+      <w:lvlText w:val="%1."/>
+      <w:lvlJc w:val="left"/>
+      <w:pPr>
+        <w:ind w:left="720" w:hanging="360"/>
+      </w:pPr>
+    </w:lvl>
+    <w:lvl w:ilvl="1" w:tplc="04090019" w:tentative="1">
+      <w:start w:val="1"/>
+      <w:numFmt w:val="lowerLetter"/>
+      <w:lvlText w:val="%2."/>
+      <w:lvlJc w:val="left"/>
+      <w:pPr>
+        <w:ind w:left="1440" w:hanging="360"/>
+      </w:pPr>
+    </w:lvl>
+    <w:lvl w:ilvl="2" w:tplc="0409001B" w:tentative="1">
+      <w:start w:val="1"/>
+      <w:numFmt w:val="lowerRoman"/>
+      <w:lvlText w:val="%3."/>
+      <w:lvlJc w:val="right"/>
+      <w:pPr>
+        <w:ind w:left="2160" w:hanging="180"/>
+      </w:pPr>
+    </w:lvl>
+    <w:lvl w:ilvl="3" w:tplc="0409000F" w:tentative="1">
+      <w:start w:val="1"/>
+      <w:numFmt w:val="decimal"/>
+      <w:lvlText w:val="%4."/>
+      <w:lvlJc w:val="left"/>
+      <w:pPr>
+        <w:ind w:left="2880" w:hanging="360"/>
+      </w:pPr>
+    </w:lvl>
+    <w:lvl w:ilvl="4" w:tplc="04090019" w:tentative="1">
+      <w:start w:val="1"/>
+      <w:numFmt w:val="lowerLetter"/>
+      <w:lvlText w:val="%5."/>
+      <w:lvlJc w:val="left"/>
+      <w:pPr>
+        <w:ind w:left="3600" w:hanging="360"/>
+      </w:pPr>
+    </w:lvl>
+    <w:lvl w:ilvl="5" w:tplc="0409001B" w:tentative="1">
+      <w:start w:val="1"/>
+      <w:numFmt w:val="lowerRoman"/>
+      <w:lvlText w:val="%6."/>
+      <w:lvlJc w:val="right"/>
+      <w:pPr>
+        <w:ind w:left="4320" w:hanging="180"/>
+      </w:pPr>
+    </w:lvl>
+    <w:lvl w:ilvl="6" w:tplc="0409000F" w:tentative="1">
+      <w:start w:val="1"/>
+      <w:numFmt w:val="decimal"/>
+      <w:lvlText w:val="%7."/>
+      <w:lvlJc w:val="left"/>
+      <w:pPr>
+        <w:ind w:left="5040" w:hanging="360"/>
+      </w:pPr>
+    </w:lvl>
+    <w:lvl w:ilvl="7" w:tplc="04090019" w:tentative="1">
+      <w:start w:val="1"/>
+      <w:numFmt w:val="lowerLetter"/>
+      <w:lvlText w:val="%8."/>
+      <w:lvlJc w:val="left"/>
+      <w:pPr>
+        <w:ind w:left="5760" w:hanging="360"/>
+      </w:pPr>
+    </w:lvl>
+    <w:lvl w:ilvl="8" w:tplc="0409001B" w:tentative="1">
+      <w:start w:val="1"/>
+      <w:numFmt w:val="lowerRoman"/>
+      <w:lvlText w:val="%9."/>
+      <w:lvlJc w:val="right"/>
+      <w:pPr>
+        <w:ind w:left="6480" w:hanging="180"/>
+      </w:pPr>
+    </w:lvl>
+  </w:abstractNum>
+  <w:abstractNum w:abstractNumId="3" w15:restartNumberingAfterBreak="0">
     <w:nsid w:val="151926BD"/>
     <w:multiLevelType w:val="multilevel"/>
     <w:tmpl w:val="A80EAC30"/>
@@ -1994,7 +2132,7 @@
       </w:pPr>
     </w:lvl>
   </w:abstractNum>
-  <w:abstractNum w:abstractNumId="3" w15:restartNumberingAfterBreak="0">
+  <w:abstractNum w:abstractNumId="4" w15:restartNumberingAfterBreak="0">
     <w:nsid w:val="165A1CAA"/>
     <w:multiLevelType w:val="multilevel"/>
     <w:tmpl w:val="CA164398"/>
@@ -2143,7 +2281,119 @@
       </w:rPr>
     </w:lvl>
   </w:abstractNum>
-  <w:abstractNum w:abstractNumId="4" w15:restartNumberingAfterBreak="0">
+  <w:abstractNum w:abstractNumId="5" w15:restartNumberingAfterBreak="0">
+    <w:nsid w:val="18DB301A"/>
+    <w:multiLevelType w:val="hybridMultilevel"/>
+    <w:tmpl w:val="9DB01120"/>
+    <w:lvl w:ilvl="0" w:tplc="04090001">
+      <w:numFmt w:val="bullet"/>
+      <w:lvlText w:val=""/>
+      <w:lvlJc w:val="left"/>
+      <w:pPr>
+        <w:ind w:left="720" w:hanging="360"/>
+      </w:pPr>
+      <w:rPr>
+        <w:rFonts w:ascii="Symbol" w:eastAsia="Times New Roman" w:hAnsi="Symbol" w:cs="Times New Roman" w:hint="default"/>
+      </w:rPr>
+    </w:lvl>
+    <w:lvl w:ilvl="1" w:tplc="04090003" w:tentative="1">
+      <w:start w:val="1"/>
+      <w:numFmt w:val="bullet"/>
+      <w:lvlText w:val="o"/>
+      <w:lvlJc w:val="left"/>
+      <w:pPr>
+        <w:ind w:left="1440" w:hanging="360"/>
+      </w:pPr>
+      <w:rPr>
+        <w:rFonts w:ascii="Courier New" w:hAnsi="Courier New" w:cs="Courier New" w:hint="default"/>
+      </w:rPr>
+    </w:lvl>
+    <w:lvl w:ilvl="2" w:tplc="04090005" w:tentative="1">
+      <w:start w:val="1"/>
+      <w:numFmt w:val="bullet"/>
+      <w:lvlText w:val=""/>
+      <w:lvlJc w:val="left"/>
+      <w:pPr>
+        <w:ind w:left="2160" w:hanging="360"/>
+      </w:pPr>
+      <w:rPr>
+        <w:rFonts w:ascii="Wingdings" w:hAnsi="Wingdings" w:hint="default"/>
+      </w:rPr>
+    </w:lvl>
+    <w:lvl w:ilvl="3" w:tplc="04090001" w:tentative="1">
+      <w:start w:val="1"/>
+      <w:numFmt w:val="bullet"/>
+      <w:lvlText w:val=""/>
+      <w:lvlJc w:val="left"/>
+      <w:pPr>
+        <w:ind w:left="2880" w:hanging="360"/>
+      </w:pPr>
+      <w:rPr>
+        <w:rFonts w:ascii="Symbol" w:hAnsi="Symbol" w:hint="default"/>
+      </w:rPr>
+    </w:lvl>
+    <w:lvl w:ilvl="4" w:tplc="04090003" w:tentative="1">
+      <w:start w:val="1"/>
+      <w:numFmt w:val="bullet"/>
+      <w:lvlText w:val="o"/>
+      <w:lvlJc w:val="left"/>
+      <w:pPr>
+        <w:ind w:left="3600" w:hanging="360"/>
+      </w:pPr>
+      <w:rPr>
+        <w:rFonts w:ascii="Courier New" w:hAnsi="Courier New" w:cs="Courier New" w:hint="default"/>
+      </w:rPr>
+    </w:lvl>
+    <w:lvl w:ilvl="5" w:tplc="04090005" w:tentative="1">
+      <w:start w:val="1"/>
+      <w:numFmt w:val="bullet"/>
+      <w:lvlText w:val=""/>
+      <w:lvlJc w:val="left"/>
+      <w:pPr>
+        <w:ind w:left="4320" w:hanging="360"/>
+      </w:pPr>
+      <w:rPr>
+        <w:rFonts w:ascii="Wingdings" w:hAnsi="Wingdings" w:hint="default"/>
+      </w:rPr>
+    </w:lvl>
+    <w:lvl w:ilvl="6" w:tplc="04090001" w:tentative="1">
+      <w:start w:val="1"/>
+      <w:numFmt w:val="bullet"/>
+      <w:lvlText w:val=""/>
+      <w:lvlJc w:val="left"/>
+      <w:pPr>
+        <w:ind w:left="5040" w:hanging="360"/>
+      </w:pPr>
+      <w:rPr>
+        <w:rFonts w:ascii="Symbol" w:hAnsi="Symbol" w:hint="default"/>
+      </w:rPr>
+    </w:lvl>
+    <w:lvl w:ilvl="7" w:tplc="04090003" w:tentative="1">
+      <w:start w:val="1"/>
+      <w:numFmt w:val="bullet"/>
+      <w:lvlText w:val="o"/>
+      <w:lvlJc w:val="left"/>
+      <w:pPr>
+        <w:ind w:left="5760" w:hanging="360"/>
+      </w:pPr>
+      <w:rPr>
+        <w:rFonts w:ascii="Courier New" w:hAnsi="Courier New" w:cs="Courier New" w:hint="default"/>
+      </w:rPr>
+    </w:lvl>
+    <w:lvl w:ilvl="8" w:tplc="04090005" w:tentative="1">
+      <w:start w:val="1"/>
+      <w:numFmt w:val="bullet"/>
+      <w:lvlText w:val=""/>
+      <w:lvlJc w:val="left"/>
+      <w:pPr>
+        <w:ind w:left="6480" w:hanging="360"/>
+      </w:pPr>
+      <w:rPr>
+        <w:rFonts w:ascii="Wingdings" w:hAnsi="Wingdings" w:hint="default"/>
+      </w:rPr>
+    </w:lvl>
+  </w:abstractNum>
+  <w:abstractNum w:abstractNumId="6" w15:restartNumberingAfterBreak="0">
     <w:nsid w:val="1C730B72"/>
     <w:multiLevelType w:val="multilevel"/>
     <w:tmpl w:val="84867620"/>
@@ -2256,7 +2506,7 @@
       </w:pPr>
     </w:lvl>
   </w:abstractNum>
-  <w:abstractNum w:abstractNumId="5" w15:restartNumberingAfterBreak="0">
+  <w:abstractNum w:abstractNumId="7" w15:restartNumberingAfterBreak="0">
     <w:nsid w:val="210E596F"/>
     <w:multiLevelType w:val="multilevel"/>
     <w:tmpl w:val="960CDC3E"/>
@@ -2405,7 +2655,7 @@
       </w:rPr>
     </w:lvl>
   </w:abstractNum>
-  <w:abstractNum w:abstractNumId="6" w15:restartNumberingAfterBreak="0">
+  <w:abstractNum w:abstractNumId="8" w15:restartNumberingAfterBreak="0">
     <w:nsid w:val="21F86B0B"/>
     <w:multiLevelType w:val="multilevel"/>
     <w:tmpl w:val="9EA217E6"/>
@@ -2522,7 +2772,96 @@
       </w:pPr>
     </w:lvl>
   </w:abstractNum>
-  <w:abstractNum w:abstractNumId="7" w15:restartNumberingAfterBreak="0">
+  <w:abstractNum w:abstractNumId="9" w15:restartNumberingAfterBreak="0">
+    <w:nsid w:val="22A66C8F"/>
+    <w:multiLevelType w:val="hybridMultilevel"/>
+    <w:tmpl w:val="F97A754A"/>
+    <w:lvl w:ilvl="0" w:tplc="04090001">
+      <w:start w:val="1"/>
+      <w:numFmt w:val="bullet"/>
+      <w:lvlText w:val=""/>
+      <w:lvlJc w:val="left"/>
+      <w:pPr>
+        <w:ind w:left="720" w:hanging="360"/>
+      </w:pPr>
+      <w:rPr>
+        <w:rFonts w:ascii="Symbol" w:hAnsi="Symbol" w:hint="default"/>
+      </w:rPr>
+    </w:lvl>
+    <w:lvl w:ilvl="1" w:tplc="04090019" w:tentative="1">
+      <w:start w:val="1"/>
+      <w:numFmt w:val="lowerLetter"/>
+      <w:lvlText w:val="%2."/>
+      <w:lvlJc w:val="left"/>
+      <w:pPr>
+        <w:ind w:left="1440" w:hanging="360"/>
+      </w:pPr>
+    </w:lvl>
+    <w:lvl w:ilvl="2" w:tplc="0409001B" w:tentative="1">
+      <w:start w:val="1"/>
+      <w:numFmt w:val="lowerRoman"/>
+      <w:lvlText w:val="%3."/>
+      <w:lvlJc w:val="right"/>
+      <w:pPr>
+        <w:ind w:left="2160" w:hanging="180"/>
+      </w:pPr>
+    </w:lvl>
+    <w:lvl w:ilvl="3" w:tplc="0409000F" w:tentative="1">
+      <w:start w:val="1"/>
+      <w:numFmt w:val="decimal"/>
+      <w:lvlText w:val="%4."/>
+      <w:lvlJc w:val="left"/>
+      <w:pPr>
+        <w:ind w:left="2880" w:hanging="360"/>
+      </w:pPr>
+    </w:lvl>
+    <w:lvl w:ilvl="4" w:tplc="04090019" w:tentative="1">
+      <w:start w:val="1"/>
+      <w:numFmt w:val="lowerLetter"/>
+      <w:lvlText w:val="%5."/>
+      <w:lvlJc w:val="left"/>
+      <w:pPr>
+        <w:ind w:left="3600" w:hanging="360"/>
+      </w:pPr>
+    </w:lvl>
+    <w:lvl w:ilvl="5" w:tplc="0409001B" w:tentative="1">
+      <w:start w:val="1"/>
+      <w:numFmt w:val="lowerRoman"/>
+      <w:lvlText w:val="%6."/>
+      <w:lvlJc w:val="right"/>
+      <w:pPr>
+        <w:ind w:left="4320" w:hanging="180"/>
+      </w:pPr>
+    </w:lvl>
+    <w:lvl w:ilvl="6" w:tplc="0409000F" w:tentative="1">
+      <w:start w:val="1"/>
+      <w:numFmt w:val="decimal"/>
+      <w:lvlText w:val="%7."/>
+      <w:lvlJc w:val="left"/>
+      <w:pPr>
+        <w:ind w:left="5040" w:hanging="360"/>
+      </w:pPr>
+    </w:lvl>
+    <w:lvl w:ilvl="7" w:tplc="04090019" w:tentative="1">
+      <w:start w:val="1"/>
+      <w:numFmt w:val="lowerLetter"/>
+      <w:lvlText w:val="%8."/>
+      <w:lvlJc w:val="left"/>
+      <w:pPr>
+        <w:ind w:left="5760" w:hanging="360"/>
+      </w:pPr>
+    </w:lvl>
+    <w:lvl w:ilvl="8" w:tplc="0409001B" w:tentative="1">
+      <w:start w:val="1"/>
+      <w:numFmt w:val="lowerRoman"/>
+      <w:lvlText w:val="%9."/>
+      <w:lvlJc w:val="right"/>
+      <w:pPr>
+        <w:ind w:left="6480" w:hanging="180"/>
+      </w:pPr>
+    </w:lvl>
+  </w:abstractNum>
+  <w:abstractNum w:abstractNumId="10" w15:restartNumberingAfterBreak="0">
     <w:nsid w:val="26984ACC"/>
     <w:multiLevelType w:val="multilevel"/>
     <w:tmpl w:val="84E493EE"/>
@@ -2635,7 +2974,7 @@
       </w:pPr>
     </w:lvl>
   </w:abstractNum>
-  <w:abstractNum w:abstractNumId="8" w15:restartNumberingAfterBreak="0">
+  <w:abstractNum w:abstractNumId="11" w15:restartNumberingAfterBreak="0">
     <w:nsid w:val="26B23D21"/>
     <w:multiLevelType w:val="multilevel"/>
     <w:tmpl w:val="BEDA2734"/>
@@ -2748,7 +3087,7 @@
       </w:pPr>
     </w:lvl>
   </w:abstractNum>
-  <w:abstractNum w:abstractNumId="9" w15:restartNumberingAfterBreak="0">
+  <w:abstractNum w:abstractNumId="12" w15:restartNumberingAfterBreak="0">
     <w:nsid w:val="27B926B3"/>
     <w:multiLevelType w:val="multilevel"/>
     <w:tmpl w:val="B9CA1506"/>
@@ -2861,7 +3200,7 @@
       </w:pPr>
     </w:lvl>
   </w:abstractNum>
-  <w:abstractNum w:abstractNumId="10" w15:restartNumberingAfterBreak="0">
+  <w:abstractNum w:abstractNumId="13" w15:restartNumberingAfterBreak="0">
     <w:nsid w:val="2DC47986"/>
     <w:multiLevelType w:val="multilevel"/>
     <w:tmpl w:val="D1ECF15E"/>
@@ -3010,7 +3349,7 @@
       </w:rPr>
     </w:lvl>
   </w:abstractNum>
-  <w:abstractNum w:abstractNumId="11" w15:restartNumberingAfterBreak="0">
+  <w:abstractNum w:abstractNumId="14" w15:restartNumberingAfterBreak="0">
     <w:nsid w:val="3DDF5F46"/>
     <w:multiLevelType w:val="multilevel"/>
     <w:tmpl w:val="B9CA1506"/>
@@ -3123,7 +3462,7 @@
       </w:pPr>
     </w:lvl>
   </w:abstractNum>
-  <w:abstractNum w:abstractNumId="12" w15:restartNumberingAfterBreak="0">
+  <w:abstractNum w:abstractNumId="15" w15:restartNumberingAfterBreak="0">
     <w:nsid w:val="473176FF"/>
     <w:multiLevelType w:val="multilevel"/>
     <w:tmpl w:val="EAF67FE4"/>
@@ -3236,7 +3575,7 @@
       </w:pPr>
     </w:lvl>
   </w:abstractNum>
-  <w:abstractNum w:abstractNumId="13" w15:restartNumberingAfterBreak="0">
+  <w:abstractNum w:abstractNumId="16" w15:restartNumberingAfterBreak="0">
     <w:nsid w:val="481A5C62"/>
     <w:multiLevelType w:val="multilevel"/>
     <w:tmpl w:val="BEDA2734"/>
@@ -3349,7 +3688,7 @@
       </w:pPr>
     </w:lvl>
   </w:abstractNum>
-  <w:abstractNum w:abstractNumId="14" w15:restartNumberingAfterBreak="0">
+  <w:abstractNum w:abstractNumId="17" w15:restartNumberingAfterBreak="0">
     <w:nsid w:val="4EA672F8"/>
     <w:multiLevelType w:val="multilevel"/>
     <w:tmpl w:val="B9CA1506"/>
@@ -3462,7 +3801,7 @@
       </w:pPr>
     </w:lvl>
   </w:abstractNum>
-  <w:abstractNum w:abstractNumId="15" w15:restartNumberingAfterBreak="0">
+  <w:abstractNum w:abstractNumId="18" w15:restartNumberingAfterBreak="0">
     <w:nsid w:val="4F9F4759"/>
     <w:multiLevelType w:val="multilevel"/>
     <w:tmpl w:val="DB52565E"/>
@@ -3611,7 +3950,93 @@
       </w:rPr>
     </w:lvl>
   </w:abstractNum>
-  <w:abstractNum w:abstractNumId="16" w15:restartNumberingAfterBreak="0">
+  <w:abstractNum w:abstractNumId="19" w15:restartNumberingAfterBreak="0">
+    <w:nsid w:val="57D4289A"/>
+    <w:multiLevelType w:val="hybridMultilevel"/>
+    <w:tmpl w:val="B10003D4"/>
+    <w:lvl w:ilvl="0" w:tplc="0409000F">
+      <w:start w:val="1"/>
+      <w:numFmt w:val="decimal"/>
+      <w:lvlText w:val="%1."/>
+      <w:lvlJc w:val="left"/>
+      <w:pPr>
+        <w:ind w:left="720" w:hanging="360"/>
+      </w:pPr>
+    </w:lvl>
+    <w:lvl w:ilvl="1" w:tplc="04090019" w:tentative="1">
+      <w:start w:val="1"/>
+      <w:numFmt w:val="lowerLetter"/>
+      <w:lvlText w:val="%2."/>
+      <w:lvlJc w:val="left"/>
+      <w:pPr>
+        <w:ind w:left="1440" w:hanging="360"/>
+      </w:pPr>
+    </w:lvl>
+    <w:lvl w:ilvl="2" w:tplc="0409001B" w:tentative="1">
+      <w:start w:val="1"/>
+      <w:numFmt w:val="lowerRoman"/>
+      <w:lvlText w:val="%3."/>
+      <w:lvlJc w:val="right"/>
+      <w:pPr>
+        <w:ind w:left="2160" w:hanging="180"/>
+      </w:pPr>
+    </w:lvl>
+    <w:lvl w:ilvl="3" w:tplc="0409000F" w:tentative="1">
+      <w:start w:val="1"/>
+      <w:numFmt w:val="decimal"/>
+      <w:lvlText w:val="%4."/>
+      <w:lvlJc w:val="left"/>
+      <w:pPr>
+        <w:ind w:left="2880" w:hanging="360"/>
+      </w:pPr>
+    </w:lvl>
+    <w:lvl w:ilvl="4" w:tplc="04090019" w:tentative="1">
+      <w:start w:val="1"/>
+      <w:numFmt w:val="lowerLetter"/>
+      <w:lvlText w:val="%5."/>
+      <w:lvlJc w:val="left"/>
+      <w:pPr>
+        <w:ind w:left="3600" w:hanging="360"/>
+      </w:pPr>
+    </w:lvl>
+    <w:lvl w:ilvl="5" w:tplc="0409001B" w:tentative="1">
+      <w:start w:val="1"/>
+      <w:numFmt w:val="lowerRoman"/>
+      <w:lvlText w:val="%6."/>
+      <w:lvlJc w:val="right"/>
+      <w:pPr>
+        <w:ind w:left="4320" w:hanging="180"/>
+      </w:pPr>
+    </w:lvl>
+    <w:lvl w:ilvl="6" w:tplc="0409000F" w:tentative="1">
+      <w:start w:val="1"/>
+      <w:numFmt w:val="decimal"/>
+      <w:lvlText w:val="%7."/>
+      <w:lvlJc w:val="left"/>
+      <w:pPr>
+        <w:ind w:left="5040" w:hanging="360"/>
+      </w:pPr>
+    </w:lvl>
+    <w:lvl w:ilvl="7" w:tplc="04090019" w:tentative="1">
+      <w:start w:val="1"/>
+      <w:numFmt w:val="lowerLetter"/>
+      <w:lvlText w:val="%8."/>
+      <w:lvlJc w:val="left"/>
+      <w:pPr>
+        <w:ind w:left="5760" w:hanging="360"/>
+      </w:pPr>
+    </w:lvl>
+    <w:lvl w:ilvl="8" w:tplc="0409001B" w:tentative="1">
+      <w:start w:val="1"/>
+      <w:numFmt w:val="lowerRoman"/>
+      <w:lvlText w:val="%9."/>
+      <w:lvlJc w:val="right"/>
+      <w:pPr>
+        <w:ind w:left="6480" w:hanging="180"/>
+      </w:pPr>
+    </w:lvl>
+  </w:abstractNum>
+  <w:abstractNum w:abstractNumId="20" w15:restartNumberingAfterBreak="0">
     <w:nsid w:val="5B8B3C9B"/>
     <w:multiLevelType w:val="multilevel"/>
     <w:tmpl w:val="890C0264"/>
@@ -3760,7 +4185,7 @@
       </w:rPr>
     </w:lvl>
   </w:abstractNum>
-  <w:abstractNum w:abstractNumId="17" w15:restartNumberingAfterBreak="0">
+  <w:abstractNum w:abstractNumId="21" w15:restartNumberingAfterBreak="0">
     <w:nsid w:val="5D606D31"/>
     <w:multiLevelType w:val="multilevel"/>
     <w:tmpl w:val="8E48F3DC"/>
@@ -3877,7 +4302,7 @@
       </w:pPr>
     </w:lvl>
   </w:abstractNum>
-  <w:abstractNum w:abstractNumId="18" w15:restartNumberingAfterBreak="0">
+  <w:abstractNum w:abstractNumId="22" w15:restartNumberingAfterBreak="0">
     <w:nsid w:val="5E4C4D21"/>
     <w:multiLevelType w:val="multilevel"/>
     <w:tmpl w:val="4B846CF2"/>
@@ -3990,7 +4415,7 @@
       </w:pPr>
     </w:lvl>
   </w:abstractNum>
-  <w:abstractNum w:abstractNumId="19" w15:restartNumberingAfterBreak="0">
+  <w:abstractNum w:abstractNumId="23" w15:restartNumberingAfterBreak="0">
     <w:nsid w:val="610D74DD"/>
     <w:multiLevelType w:val="multilevel"/>
     <w:tmpl w:val="12965A18"/>
@@ -4103,7 +4528,7 @@
       </w:pPr>
     </w:lvl>
   </w:abstractNum>
-  <w:abstractNum w:abstractNumId="20" w15:restartNumberingAfterBreak="0">
+  <w:abstractNum w:abstractNumId="24" w15:restartNumberingAfterBreak="0">
     <w:nsid w:val="62121362"/>
     <w:multiLevelType w:val="multilevel"/>
     <w:tmpl w:val="BEDA2734"/>
@@ -4216,7 +4641,7 @@
       </w:pPr>
     </w:lvl>
   </w:abstractNum>
-  <w:abstractNum w:abstractNumId="21" w15:restartNumberingAfterBreak="0">
+  <w:abstractNum w:abstractNumId="25" w15:restartNumberingAfterBreak="0">
     <w:nsid w:val="67C95AE5"/>
     <w:multiLevelType w:val="multilevel"/>
     <w:tmpl w:val="B79203A4"/>
@@ -4365,7 +4790,7 @@
       </w:rPr>
     </w:lvl>
   </w:abstractNum>
-  <w:abstractNum w:abstractNumId="22" w15:restartNumberingAfterBreak="0">
+  <w:abstractNum w:abstractNumId="26" w15:restartNumberingAfterBreak="0">
     <w:nsid w:val="689A186D"/>
     <w:multiLevelType w:val="multilevel"/>
     <w:tmpl w:val="813C47DE"/>
@@ -4514,7 +4939,7 @@
       </w:rPr>
     </w:lvl>
   </w:abstractNum>
-  <w:abstractNum w:abstractNumId="23" w15:restartNumberingAfterBreak="0">
+  <w:abstractNum w:abstractNumId="27" w15:restartNumberingAfterBreak="0">
     <w:nsid w:val="69EA0AA9"/>
     <w:multiLevelType w:val="hybridMultilevel"/>
     <w:tmpl w:val="C8AAB8B8"/>
@@ -4627,7 +5052,7 @@
       </w:rPr>
     </w:lvl>
   </w:abstractNum>
-  <w:abstractNum w:abstractNumId="24" w15:restartNumberingAfterBreak="0">
+  <w:abstractNum w:abstractNumId="28" w15:restartNumberingAfterBreak="0">
     <w:nsid w:val="768F185A"/>
     <w:multiLevelType w:val="multilevel"/>
     <w:tmpl w:val="BEDA2734"/>
@@ -4740,7 +5165,7 @@
       </w:pPr>
     </w:lvl>
   </w:abstractNum>
-  <w:abstractNum w:abstractNumId="25" w15:restartNumberingAfterBreak="0">
+  <w:abstractNum w:abstractNumId="29" w15:restartNumberingAfterBreak="0">
     <w:nsid w:val="77E856A0"/>
     <w:multiLevelType w:val="multilevel"/>
     <w:tmpl w:val="1670218E"/>
@@ -4853,7 +5278,7 @@
       </w:pPr>
     </w:lvl>
   </w:abstractNum>
-  <w:abstractNum w:abstractNumId="26" w15:restartNumberingAfterBreak="0">
+  <w:abstractNum w:abstractNumId="30" w15:restartNumberingAfterBreak="0">
     <w:nsid w:val="7E9C0D20"/>
     <w:multiLevelType w:val="multilevel"/>
     <w:tmpl w:val="5FEECC74"/>
@@ -4967,19 +5392,19 @@
     </w:lvl>
   </w:abstractNum>
   <w:num w:numId="1">
-    <w:abstractNumId w:val="10"/>
+    <w:abstractNumId w:val="13"/>
   </w:num>
   <w:num w:numId="2">
+    <w:abstractNumId w:val="6"/>
+  </w:num>
+  <w:num w:numId="3">
     <w:abstractNumId w:val="4"/>
   </w:num>
-  <w:num w:numId="3">
-    <w:abstractNumId w:val="3"/>
-  </w:num>
   <w:num w:numId="4">
-    <w:abstractNumId w:val="12"/>
+    <w:abstractNumId w:val="15"/>
   </w:num>
   <w:num w:numId="5">
-    <w:abstractNumId w:val="21"/>
+    <w:abstractNumId w:val="25"/>
   </w:num>
   <w:num w:numId="6">
     <w:abstractNumId w:val="0"/>
@@ -4988,64 +5413,76 @@
     <w:abstractNumId w:val="1"/>
   </w:num>
   <w:num w:numId="8">
-    <w:abstractNumId w:val="15"/>
+    <w:abstractNumId w:val="18"/>
   </w:num>
   <w:num w:numId="9">
-    <w:abstractNumId w:val="25"/>
+    <w:abstractNumId w:val="29"/>
   </w:num>
   <w:num w:numId="10">
+    <w:abstractNumId w:val="23"/>
+  </w:num>
+  <w:num w:numId="11">
+    <w:abstractNumId w:val="22"/>
+  </w:num>
+  <w:num w:numId="12">
+    <w:abstractNumId w:val="26"/>
+  </w:num>
+  <w:num w:numId="13">
+    <w:abstractNumId w:val="27"/>
+  </w:num>
+  <w:num w:numId="14">
+    <w:abstractNumId w:val="3"/>
+  </w:num>
+  <w:num w:numId="15">
+    <w:abstractNumId w:val="11"/>
+  </w:num>
+  <w:num w:numId="16">
+    <w:abstractNumId w:val="28"/>
+  </w:num>
+  <w:num w:numId="17">
+    <w:abstractNumId w:val="24"/>
+  </w:num>
+  <w:num w:numId="18">
+    <w:abstractNumId w:val="16"/>
+  </w:num>
+  <w:num w:numId="19">
+    <w:abstractNumId w:val="14"/>
+  </w:num>
+  <w:num w:numId="20">
+    <w:abstractNumId w:val="30"/>
+  </w:num>
+  <w:num w:numId="21">
+    <w:abstractNumId w:val="17"/>
+  </w:num>
+  <w:num w:numId="22">
+    <w:abstractNumId w:val="12"/>
+  </w:num>
+  <w:num w:numId="23">
+    <w:abstractNumId w:val="21"/>
+  </w:num>
+  <w:num w:numId="24">
+    <w:abstractNumId w:val="20"/>
+  </w:num>
+  <w:num w:numId="25">
+    <w:abstractNumId w:val="10"/>
+  </w:num>
+  <w:num w:numId="26">
+    <w:abstractNumId w:val="8"/>
+  </w:num>
+  <w:num w:numId="27">
+    <w:abstractNumId w:val="7"/>
+  </w:num>
+  <w:num w:numId="28">
     <w:abstractNumId w:val="19"/>
   </w:num>
-  <w:num w:numId="11">
-    <w:abstractNumId w:val="18"/>
+  <w:num w:numId="29">
+    <w:abstractNumId w:val="5"/>
   </w:num>
-  <w:num w:numId="12">
-    <w:abstractNumId w:val="22"/>
-  </w:num>
-  <w:num w:numId="13">
-    <w:abstractNumId w:val="23"/>
-  </w:num>
-  <w:num w:numId="14">
-    <w:abstractNumId w:val="2"/>
-  </w:num>
-  <w:num w:numId="15">
-    <w:abstractNumId w:val="8"/>
-  </w:num>
-  <w:num w:numId="16">
-    <w:abstractNumId w:val="24"/>
-  </w:num>
-  <w:num w:numId="17">
-    <w:abstractNumId w:val="20"/>
-  </w:num>
-  <w:num w:numId="18">
-    <w:abstractNumId w:val="13"/>
-  </w:num>
-  <w:num w:numId="19">
-    <w:abstractNumId w:val="11"/>
-  </w:num>
-  <w:num w:numId="20">
-    <w:abstractNumId w:val="26"/>
-  </w:num>
-  <w:num w:numId="21">
-    <w:abstractNumId w:val="14"/>
-  </w:num>
-  <w:num w:numId="22">
+  <w:num w:numId="30">
     <w:abstractNumId w:val="9"/>
   </w:num>
-  <w:num w:numId="23">
-    <w:abstractNumId w:val="17"/>
-  </w:num>
-  <w:num w:numId="24">
-    <w:abstractNumId w:val="16"/>
-  </w:num>
-  <w:num w:numId="25">
-    <w:abstractNumId w:val="7"/>
-  </w:num>
-  <w:num w:numId="26">
-    <w:abstractNumId w:val="6"/>
-  </w:num>
-  <w:num w:numId="27">
-    <w:abstractNumId w:val="5"/>
+  <w:num w:numId="31">
+    <w:abstractNumId w:val="2"/>
   </w:num>
 </w:numbering>
 </file>

--- a/RCS-Proposal.docx
+++ b/RCS-Proposal.docx
@@ -53,9 +53,17 @@
         </w:rPr>
         <w:t>AI</w:t>
       </w:r>
-    </w:p>
-    <w:p/>
-    <w:p>
+      <w:r>
+        <w:rPr>
+          <w:bCs/>
+          <w:sz w:val="28"/>
+          <w:szCs w:val="36"/>
+        </w:rPr>
+        <w:br/>
+      </w:r>
+      <w:r>
+        <w:br/>
+      </w:r>
       <w:r>
         <w:rPr>
           <w:noProof/>
@@ -81,6 +89,8 @@
         </w:rPr>
         <w:t>Introduction</w:t>
       </w:r>
+      <w:bookmarkStart w:id="0" w:name="_GoBack"/>
+      <w:bookmarkEnd w:id="0"/>
     </w:p>
     <w:p>
       <w:pPr>
@@ -114,6 +124,9 @@
     <w:p>
       <w:pPr>
         <w:pStyle w:val="NormalWeb"/>
+        <w:rPr>
+          <w:highlight w:val="yellow"/>
+        </w:rPr>
       </w:pPr>
       <w:r>
         <w:rPr>
@@ -217,6 +230,60 @@
         </w:rPr>
         <w:t>ensuring a secure and authentic digital environment.</w:t>
       </w:r>
+      <w:r>
+        <w:rPr>
+          <w:highlight w:val="yellow"/>
+        </w:rPr>
+        <w:br/>
+      </w:r>
+    </w:p>
+    <w:p>
+      <w:pPr>
+        <w:pStyle w:val="NormalWeb"/>
+        <w:rPr>
+          <w:highlight w:val="yellow"/>
+        </w:rPr>
+      </w:pPr>
+      <w:r>
+        <w:rPr>
+          <w:highlight w:val="yellow"/>
+        </w:rPr>
+        <w:t>WHICH IS BETTER ABOVE ONE OR BELOW:</w:t>
+      </w:r>
+      <w:r>
+        <w:rPr>
+          <w:highlight w:val="yellow"/>
+        </w:rPr>
+        <w:br/>
+      </w:r>
+      <w:r>
+        <w:rPr>
+          <w:highlight w:val="yellow"/>
+        </w:rPr>
+        <w:br/>
+      </w:r>
+      <w:r>
+        <w:rPr>
+          <w:highlight w:val="yellow"/>
+        </w:rPr>
+        <w:t>Social media platforms are essential tools for communication and information sharing. However, they are increasingly plagued by fake news and online threats, which undermine trust, safety, and the quality of digital discourse. While significant progress has been made in tackling these challenges individually, their overlap and combined detection remain underexplored. This research investigates how advanced transformer models, particularly BERT, can be utilized for multitask detection to address these pressing issues.</w:t>
+      </w:r>
+    </w:p>
+    <w:p>
+      <w:pPr>
+        <w:spacing w:before="100" w:beforeAutospacing="1" w:after="100" w:afterAutospacing="1"/>
+      </w:pPr>
+      <w:r>
+        <w:rPr>
+          <w:highlight w:val="yellow"/>
+        </w:rPr>
+        <w:t>By improving detection methods, this study aims to contribute to a safer and more authentic digital environment. It aligns with the growing need for AI-driven solutions that address real-world challenges in social media moderation, making platforms more secure and fostering healthier public discourse.</w:t>
+      </w:r>
+    </w:p>
+    <w:p>
+      <w:pPr>
+        <w:pStyle w:val="NormalWeb"/>
+      </w:pPr>
       <w:r>
         <w:br/>
       </w:r>
@@ -328,6 +395,7 @@
           <w:rStyle w:val="Strong"/>
           <w:highlight w:val="yellow"/>
         </w:rPr>
+        <w:lastRenderedPageBreak/>
         <w:t>Research Question 1</w:t>
       </w:r>
       <w:r>
@@ -515,8 +583,6 @@
         </w:rPr>
         <w:t>:</w:t>
       </w:r>
-      <w:bookmarkStart w:id="0" w:name="_GoBack"/>
-      <w:bookmarkEnd w:id="0"/>
     </w:p>
     <w:p>
       <w:pPr>
@@ -622,7 +688,6 @@
         <w:rPr>
           <w:highlight w:val="yellow"/>
         </w:rPr>
-        <w:lastRenderedPageBreak/>
         <w:t>This literature highlights the potential of transformer models, particularly BERT and hybrid architectures, to enhance detection accuracy and efficiency in both areas. This research aims to fill that gap by exploring the comparative effectiveness of separate versus joint models, analyzing the trends in transformer architectures, and the broader societal benefits of improving digital safety.</w:t>
       </w:r>
       <w:r>
@@ -824,7 +889,6 @@
           <w:bCs/>
           <w:highlight w:val="red"/>
         </w:rPr>
-        <w:lastRenderedPageBreak/>
         <w:t>Objectives</w:t>
       </w:r>
     </w:p>
@@ -1156,6 +1220,7 @@
           <w:rStyle w:val="Strong"/>
           <w:highlight w:val="yellow"/>
         </w:rPr>
+        <w:lastRenderedPageBreak/>
         <w:t>Collecting Data:</w:t>
       </w:r>
       <w:r>
@@ -1508,7 +1573,6 @@
         <w:rPr>
           <w:noProof/>
         </w:rPr>
-        <w:lastRenderedPageBreak/>
         <w:pict w14:anchorId="7EB8EDAA">
           <v:rect id="_x0000_i1025" alt="" style="width:451pt;height:.05pt;mso-width-percent:0;mso-height-percent:0;mso-width-percent:0;mso-height-percent:0" o:hralign="center" o:hrstd="t" o:hr="t" fillcolor="#a0a0a0" stroked="f"/>
         </w:pict>

--- a/RCS-Proposal.docx
+++ b/RCS-Proposal.docx
@@ -111,11 +111,9 @@
       <w:r>
         <w:t>By enhancing detection methods, this study aims to contribute to safer online environments, and foster informed public engagement. The findings will provide valuable insights into AI-driven solutions for improving social media safety and the integrity of digital spaces.</w:t>
       </w:r>
-    </w:p>
-    <w:p>
-      <w:pPr>
-        <w:pStyle w:val="NormalWeb"/>
-      </w:pPr>
+      <w:r>
+        <w:br/>
+      </w:r>
       <w:r>
         <w:br/>
       </w:r>
@@ -141,7 +139,6 @@
         <w:rPr>
           <w:b/>
           <w:bCs/>
-          <w:highlight w:val="red"/>
         </w:rPr>
         <w:t>Problem Statement</w:t>
       </w:r>
@@ -162,18 +159,15 @@
         <w:pStyle w:val="NormalWeb"/>
       </w:pPr>
       <w:r>
-        <w:rPr>
-          <w:highlight w:val="yellow"/>
-        </w:rPr>
         <w:t>Fake news and online threats are often studied as separate problems, but in reality, they can overlap. For example, fake news can incite harmful behavior, and threats can spread false information. Existing approaches fail to address this overlap effectively. Moreover, different types of transformer models, such as encoders, decoders, and hybrid architectures, have not been compared for this task. This study will address these gaps by exploring the best approaches for combined detection and analyzing their impact on online safety &amp; security.</w:t>
       </w:r>
     </w:p>
-    <w:p/>
     <w:p>
       <w:r>
         <w:rPr>
           <w:noProof/>
         </w:rPr>
+        <w:lastRenderedPageBreak/>
         <w:pict w14:anchorId="089BF11F">
           <v:rect id="_x0000_i1031" alt="" style="width:451pt;height:.05pt;mso-width-percent:0;mso-height-percent:0;mso-width-percent:0;mso-height-percent:0" o:hralign="center" o:hrstd="t" o:hr="t" fillcolor="#a0a0a0" stroked="f"/>
         </w:pict>
@@ -249,12 +243,18 @@
         </w:rPr>
         <w:t>, decoder, hybrid ) while detecting online threats &amp; fake news detection?</w:t>
       </w:r>
-    </w:p>
-    <w:p/>
-    <w:p>
-      <w:pPr>
-        <w:pStyle w:val="NormalWeb"/>
-      </w:pPr>
+      <w:r>
+        <w:rPr>
+          <w:rFonts w:eastAsiaTheme="minorHAnsi"/>
+        </w:rPr>
+        <w:br/>
+      </w:r>
+      <w:r>
+        <w:rPr>
+          <w:rFonts w:eastAsiaTheme="minorHAnsi"/>
+        </w:rPr>
+        <w:br/>
+      </w:r>
       <w:r>
         <w:rPr>
           <w:noProof/>
@@ -301,64 +301,6 @@
         </w:rPr>
         <w:t>Fake News Detection:</w:t>
       </w:r>
-    </w:p>
-    <w:p>
-      <w:pPr>
-        <w:pStyle w:val="NormalWeb"/>
-      </w:pPr>
-      <w:r>
-        <w:t xml:space="preserve">Recent work on disinformation, such as the </w:t>
-      </w:r>
-      <w:proofErr w:type="spellStart"/>
-      <w:r>
-        <w:rPr>
-          <w:rStyle w:val="Emphasis"/>
-        </w:rPr>
-        <w:t>DeFaktS</w:t>
-      </w:r>
-      <w:proofErr w:type="spellEnd"/>
-      <w:r>
-        <w:t xml:space="preserve"> dataset, highlights the importance of fine-grained detection using transformer models like BERT. This study is relevant to </w:t>
-      </w:r>
-      <w:r>
-        <w:rPr>
-          <w:rStyle w:val="Strong"/>
-        </w:rPr>
-        <w:t>Research Question 1</w:t>
-      </w:r>
-      <w:r>
-        <w:t>, as it informs the comparison of separate versus joint BERT models for fake news detection. [</w:t>
-      </w:r>
-      <w:r>
-        <w:fldChar w:fldCharType="begin"/>
-      </w:r>
-      <w:r>
-        <w:instrText xml:space="preserve"> REF _Ref183604316 \r \h </w:instrText>
-      </w:r>
-      <w:r>
-        <w:instrText xml:space="preserve"> \* MERGEFORMAT </w:instrText>
-      </w:r>
-      <w:r>
-        <w:fldChar w:fldCharType="separate"/>
-      </w:r>
-      <w:r>
-        <w:t>1</w:t>
-      </w:r>
-      <w:r>
-        <w:fldChar w:fldCharType="end"/>
-      </w:r>
-      <w:r>
-        <w:t>]</w:t>
-      </w:r>
-    </w:p>
-    <w:p>
-      <w:pPr>
-        <w:pStyle w:val="Heading4"/>
-        <w:rPr>
-          <w:rFonts w:ascii="Times New Roman" w:hAnsi="Times New Roman" w:cs="Times New Roman"/>
-          <w:color w:val="000000" w:themeColor="text1"/>
-        </w:rPr>
-      </w:pPr>
       <w:r>
         <w:rPr>
           <w:rStyle w:val="Strong"/>
@@ -367,44 +309,114 @@
           <w:bCs w:val="0"/>
           <w:color w:val="000000" w:themeColor="text1"/>
         </w:rPr>
-        <w:t>Threat Detection:</w:t>
-      </w:r>
-    </w:p>
-    <w:p>
-      <w:pPr>
-        <w:pStyle w:val="NormalWeb"/>
-      </w:pPr>
-      <w:r>
-        <w:t xml:space="preserve">The survey on hate speech and toxicity detection focuses on the growing role of transformer models in identifying harmful content. It provides insights into encoder-based and hybrid architectures, relevant to </w:t>
+        <w:t xml:space="preserve"> </w:t>
+      </w:r>
+      <w:r>
+        <w:rPr>
+          <w:rFonts w:ascii="Times New Roman" w:hAnsi="Times New Roman" w:cs="Times New Roman"/>
+          <w:i w:val="0"/>
+          <w:color w:val="000000" w:themeColor="text1"/>
+        </w:rPr>
+        <w:t xml:space="preserve">Recent work on disinformation, such as the </w:t>
+      </w:r>
+      <w:proofErr w:type="spellStart"/>
+      <w:r>
+        <w:rPr>
+          <w:rStyle w:val="Emphasis"/>
+          <w:rFonts w:ascii="Times New Roman" w:hAnsi="Times New Roman" w:cs="Times New Roman"/>
+          <w:i/>
+          <w:color w:val="000000" w:themeColor="text1"/>
+        </w:rPr>
+        <w:t>DeFaktS</w:t>
+      </w:r>
+      <w:proofErr w:type="spellEnd"/>
+      <w:r>
+        <w:rPr>
+          <w:rFonts w:ascii="Times New Roman" w:hAnsi="Times New Roman" w:cs="Times New Roman"/>
+          <w:i w:val="0"/>
+          <w:color w:val="000000" w:themeColor="text1"/>
+        </w:rPr>
+        <w:t xml:space="preserve"> dataset, highlights the importance of fine-grained detection using transformer models like BERT. This study is relevant to </w:t>
       </w:r>
       <w:r>
         <w:rPr>
           <w:rStyle w:val="Strong"/>
-        </w:rPr>
-        <w:t>Research Question 3</w:t>
-      </w:r>
-      <w:r>
-        <w:t>, exploring trends in transformer models for threat detection. [</w:t>
-      </w:r>
-      <w:r>
+          <w:rFonts w:ascii="Times New Roman" w:hAnsi="Times New Roman" w:cs="Times New Roman"/>
+          <w:b w:val="0"/>
+          <w:i w:val="0"/>
+          <w:color w:val="000000" w:themeColor="text1"/>
+        </w:rPr>
+        <w:t>Research Question 1</w:t>
+      </w:r>
+      <w:r>
+        <w:rPr>
+          <w:rFonts w:ascii="Times New Roman" w:hAnsi="Times New Roman" w:cs="Times New Roman"/>
+          <w:i w:val="0"/>
+          <w:color w:val="000000" w:themeColor="text1"/>
+        </w:rPr>
+        <w:t>, as it informs the comparison of separate versus joint BERT models for fake news detection. [</w:t>
+      </w:r>
+      <w:r>
+        <w:rPr>
+          <w:rFonts w:ascii="Times New Roman" w:hAnsi="Times New Roman" w:cs="Times New Roman"/>
+          <w:i w:val="0"/>
+          <w:color w:val="000000" w:themeColor="text1"/>
+        </w:rPr>
         <w:fldChar w:fldCharType="begin"/>
       </w:r>
       <w:r>
-        <w:instrText xml:space="preserve"> REF _Ref183604302 \r \h </w:instrText>
-      </w:r>
-      <w:r>
+        <w:rPr>
+          <w:rFonts w:ascii="Times New Roman" w:hAnsi="Times New Roman" w:cs="Times New Roman"/>
+          <w:i w:val="0"/>
+          <w:color w:val="000000" w:themeColor="text1"/>
+        </w:rPr>
+        <w:instrText xml:space="preserve"> REF _Ref183604316 \r \h </w:instrText>
+      </w:r>
+      <w:r>
+        <w:rPr>
+          <w:rFonts w:ascii="Times New Roman" w:hAnsi="Times New Roman" w:cs="Times New Roman"/>
+          <w:i w:val="0"/>
+          <w:color w:val="000000" w:themeColor="text1"/>
+        </w:rPr>
         <w:instrText xml:space="preserve"> \* MERGEFORMAT </w:instrText>
       </w:r>
       <w:r>
+        <w:rPr>
+          <w:rFonts w:ascii="Times New Roman" w:hAnsi="Times New Roman" w:cs="Times New Roman"/>
+          <w:i w:val="0"/>
+          <w:color w:val="000000" w:themeColor="text1"/>
+        </w:rPr>
+      </w:r>
+      <w:r>
+        <w:rPr>
+          <w:rFonts w:ascii="Times New Roman" w:hAnsi="Times New Roman" w:cs="Times New Roman"/>
+          <w:i w:val="0"/>
+          <w:color w:val="000000" w:themeColor="text1"/>
+        </w:rPr>
         <w:fldChar w:fldCharType="separate"/>
       </w:r>
       <w:r>
-        <w:t>2</w:t>
-      </w:r>
-      <w:r>
+        <w:rPr>
+          <w:rFonts w:ascii="Times New Roman" w:hAnsi="Times New Roman" w:cs="Times New Roman"/>
+          <w:i w:val="0"/>
+          <w:color w:val="000000" w:themeColor="text1"/>
+        </w:rPr>
+        <w:t>1</w:t>
+      </w:r>
+      <w:r>
+        <w:rPr>
+          <w:rFonts w:ascii="Times New Roman" w:hAnsi="Times New Roman" w:cs="Times New Roman"/>
+          <w:i w:val="0"/>
+          <w:color w:val="000000" w:themeColor="text1"/>
+        </w:rPr>
         <w:fldChar w:fldCharType="end"/>
       </w:r>
       <w:r>
+        <w:rPr>
+          <w:rFonts w:ascii="Times New Roman" w:hAnsi="Times New Roman" w:cs="Times New Roman"/>
+          <w:i w:val="0"/>
+          <w:color w:val="000000" w:themeColor="text1"/>
+        </w:rPr>
         <w:t>]</w:t>
       </w:r>
     </w:p>
@@ -413,6 +425,7 @@
         <w:pStyle w:val="Heading4"/>
         <w:rPr>
           <w:rFonts w:ascii="Times New Roman" w:hAnsi="Times New Roman" w:cs="Times New Roman"/>
+          <w:i w:val="0"/>
           <w:color w:val="000000" w:themeColor="text1"/>
         </w:rPr>
       </w:pPr>
@@ -424,89 +437,283 @@
           <w:bCs w:val="0"/>
           <w:color w:val="000000" w:themeColor="text1"/>
         </w:rPr>
+        <w:br/>
+      </w:r>
+      <w:r>
+        <w:rPr>
+          <w:rStyle w:val="Strong"/>
+          <w:rFonts w:ascii="Times New Roman" w:hAnsi="Times New Roman" w:cs="Times New Roman"/>
+          <w:b w:val="0"/>
+          <w:bCs w:val="0"/>
+          <w:color w:val="000000" w:themeColor="text1"/>
+        </w:rPr>
+        <w:t>Threat Detection:</w:t>
+      </w:r>
+      <w:r>
+        <w:rPr>
+          <w:rStyle w:val="Strong"/>
+          <w:rFonts w:ascii="Times New Roman" w:hAnsi="Times New Roman" w:cs="Times New Roman"/>
+          <w:b w:val="0"/>
+          <w:bCs w:val="0"/>
+          <w:color w:val="000000" w:themeColor="text1"/>
+        </w:rPr>
+        <w:t xml:space="preserve"> </w:t>
+      </w:r>
+      <w:r>
+        <w:rPr>
+          <w:rFonts w:ascii="Times New Roman" w:hAnsi="Times New Roman" w:cs="Times New Roman"/>
+          <w:i w:val="0"/>
+          <w:color w:val="000000" w:themeColor="text1"/>
+        </w:rPr>
+        <w:t xml:space="preserve">The survey on hate speech and toxicity detection focuses on the growing role of transformer models in identifying harmful content. It provides insights into encoder-based and hybrid architectures, relevant to </w:t>
+      </w:r>
+      <w:r>
+        <w:rPr>
+          <w:rStyle w:val="Strong"/>
+          <w:rFonts w:ascii="Times New Roman" w:hAnsi="Times New Roman" w:cs="Times New Roman"/>
+          <w:b w:val="0"/>
+          <w:i w:val="0"/>
+          <w:color w:val="000000" w:themeColor="text1"/>
+        </w:rPr>
+        <w:t>Research Question 3</w:t>
+      </w:r>
+      <w:r>
+        <w:rPr>
+          <w:rFonts w:ascii="Times New Roman" w:hAnsi="Times New Roman" w:cs="Times New Roman"/>
+          <w:i w:val="0"/>
+          <w:color w:val="000000" w:themeColor="text1"/>
+        </w:rPr>
+        <w:t>, exploring trends in transformer models for threat detection. [</w:t>
+      </w:r>
+      <w:r>
+        <w:rPr>
+          <w:rFonts w:ascii="Times New Roman" w:hAnsi="Times New Roman" w:cs="Times New Roman"/>
+          <w:i w:val="0"/>
+          <w:color w:val="000000" w:themeColor="text1"/>
+        </w:rPr>
+        <w:fldChar w:fldCharType="begin"/>
+      </w:r>
+      <w:r>
+        <w:rPr>
+          <w:rFonts w:ascii="Times New Roman" w:hAnsi="Times New Roman" w:cs="Times New Roman"/>
+          <w:i w:val="0"/>
+          <w:color w:val="000000" w:themeColor="text1"/>
+        </w:rPr>
+        <w:instrText xml:space="preserve"> REF _Ref183604302 \r \h </w:instrText>
+      </w:r>
+      <w:r>
+        <w:rPr>
+          <w:rFonts w:ascii="Times New Roman" w:hAnsi="Times New Roman" w:cs="Times New Roman"/>
+          <w:i w:val="0"/>
+          <w:color w:val="000000" w:themeColor="text1"/>
+        </w:rPr>
+        <w:instrText xml:space="preserve"> \* MERGEFORMAT </w:instrText>
+      </w:r>
+      <w:r>
+        <w:rPr>
+          <w:rFonts w:ascii="Times New Roman" w:hAnsi="Times New Roman" w:cs="Times New Roman"/>
+          <w:i w:val="0"/>
+          <w:color w:val="000000" w:themeColor="text1"/>
+        </w:rPr>
+      </w:r>
+      <w:r>
+        <w:rPr>
+          <w:rFonts w:ascii="Times New Roman" w:hAnsi="Times New Roman" w:cs="Times New Roman"/>
+          <w:i w:val="0"/>
+          <w:color w:val="000000" w:themeColor="text1"/>
+        </w:rPr>
+        <w:fldChar w:fldCharType="separate"/>
+      </w:r>
+      <w:r>
+        <w:rPr>
+          <w:rFonts w:ascii="Times New Roman" w:hAnsi="Times New Roman" w:cs="Times New Roman"/>
+          <w:i w:val="0"/>
+          <w:color w:val="000000" w:themeColor="text1"/>
+        </w:rPr>
+        <w:t>2</w:t>
+      </w:r>
+      <w:r>
+        <w:rPr>
+          <w:rFonts w:ascii="Times New Roman" w:hAnsi="Times New Roman" w:cs="Times New Roman"/>
+          <w:i w:val="0"/>
+          <w:color w:val="000000" w:themeColor="text1"/>
+        </w:rPr>
+        <w:fldChar w:fldCharType="end"/>
+      </w:r>
+      <w:r>
+        <w:rPr>
+          <w:rFonts w:ascii="Times New Roman" w:hAnsi="Times New Roman" w:cs="Times New Roman"/>
+          <w:i w:val="0"/>
+          <w:color w:val="000000" w:themeColor="text1"/>
+        </w:rPr>
+        <w:t>]</w:t>
+      </w:r>
+    </w:p>
+    <w:p/>
+    <w:p>
+      <w:pPr>
+        <w:pStyle w:val="Heading4"/>
+        <w:rPr>
+          <w:rFonts w:ascii="Times New Roman" w:hAnsi="Times New Roman" w:cs="Times New Roman"/>
+          <w:i w:val="0"/>
+          <w:color w:val="000000" w:themeColor="text1"/>
+        </w:rPr>
+      </w:pPr>
+      <w:r>
+        <w:rPr>
+          <w:rStyle w:val="Strong"/>
+          <w:rFonts w:ascii="Times New Roman" w:hAnsi="Times New Roman" w:cs="Times New Roman"/>
+          <w:b w:val="0"/>
+          <w:bCs w:val="0"/>
+          <w:color w:val="000000" w:themeColor="text1"/>
+        </w:rPr>
         <w:t>Social Media Safety:</w:t>
       </w:r>
-    </w:p>
-    <w:p>
-      <w:pPr>
-        <w:pStyle w:val="NormalWeb"/>
-      </w:pPr>
-      <w:r>
+      <w:r>
+        <w:rPr>
+          <w:rStyle w:val="Strong"/>
+          <w:rFonts w:ascii="Times New Roman" w:hAnsi="Times New Roman" w:cs="Times New Roman"/>
+          <w:b w:val="0"/>
+          <w:bCs w:val="0"/>
+          <w:color w:val="000000" w:themeColor="text1"/>
+        </w:rPr>
+        <w:t xml:space="preserve"> </w:t>
+      </w:r>
+      <w:r>
+        <w:rPr>
+          <w:rFonts w:ascii="Times New Roman" w:hAnsi="Times New Roman" w:cs="Times New Roman"/>
+          <w:i w:val="0"/>
+          <w:color w:val="000000" w:themeColor="text1"/>
+        </w:rPr>
         <w:t xml:space="preserve">The use of semantic networks in threat modeling, discussed in </w:t>
       </w:r>
       <w:r>
         <w:rPr>
           <w:rStyle w:val="Emphasis"/>
+          <w:rFonts w:ascii="Times New Roman" w:hAnsi="Times New Roman" w:cs="Times New Roman"/>
+          <w:i/>
+          <w:color w:val="000000" w:themeColor="text1"/>
         </w:rPr>
         <w:t>Threat Modelling and Detection Using Semantic Network for Improving Social Media Safety</w:t>
       </w:r>
       <w:r>
+        <w:rPr>
+          <w:rFonts w:ascii="Times New Roman" w:hAnsi="Times New Roman" w:cs="Times New Roman"/>
+          <w:i w:val="0"/>
+          <w:color w:val="000000" w:themeColor="text1"/>
+        </w:rPr>
         <w:t xml:space="preserve">, enhances the understanding of harmful online behavior. Although it doesn't address combined detection, its methods inform the development of multitask detection systems, aligning with </w:t>
       </w:r>
       <w:r>
         <w:rPr>
           <w:rStyle w:val="Strong"/>
+          <w:rFonts w:ascii="Times New Roman" w:hAnsi="Times New Roman" w:cs="Times New Roman"/>
+          <w:b w:val="0"/>
+          <w:i w:val="0"/>
+          <w:color w:val="000000" w:themeColor="text1"/>
         </w:rPr>
         <w:t>Research Question 1</w:t>
       </w:r>
       <w:r>
+        <w:rPr>
+          <w:rFonts w:ascii="Times New Roman" w:hAnsi="Times New Roman" w:cs="Times New Roman"/>
+          <w:i w:val="0"/>
+          <w:color w:val="000000" w:themeColor="text1"/>
+        </w:rPr>
         <w:t>. [</w:t>
       </w:r>
       <w:r>
+        <w:rPr>
+          <w:rFonts w:ascii="Times New Roman" w:hAnsi="Times New Roman" w:cs="Times New Roman"/>
+          <w:i w:val="0"/>
+          <w:color w:val="000000" w:themeColor="text1"/>
+        </w:rPr>
         <w:fldChar w:fldCharType="begin"/>
       </w:r>
       <w:r>
+        <w:rPr>
+          <w:rFonts w:ascii="Times New Roman" w:hAnsi="Times New Roman" w:cs="Times New Roman"/>
+          <w:i w:val="0"/>
+          <w:color w:val="000000" w:themeColor="text1"/>
+        </w:rPr>
         <w:instrText xml:space="preserve"> REF _Ref183604270 \r \h </w:instrText>
       </w:r>
       <w:r>
+        <w:rPr>
+          <w:rFonts w:ascii="Times New Roman" w:hAnsi="Times New Roman" w:cs="Times New Roman"/>
+          <w:i w:val="0"/>
+          <w:color w:val="000000" w:themeColor="text1"/>
+        </w:rPr>
         <w:instrText xml:space="preserve"> \* MERGEFORMAT </w:instrText>
       </w:r>
       <w:r>
+        <w:rPr>
+          <w:rFonts w:ascii="Times New Roman" w:hAnsi="Times New Roman" w:cs="Times New Roman"/>
+          <w:i w:val="0"/>
+          <w:color w:val="000000" w:themeColor="text1"/>
+        </w:rPr>
+      </w:r>
+      <w:r>
+        <w:rPr>
+          <w:rFonts w:ascii="Times New Roman" w:hAnsi="Times New Roman" w:cs="Times New Roman"/>
+          <w:i w:val="0"/>
+          <w:color w:val="000000" w:themeColor="text1"/>
+        </w:rPr>
         <w:fldChar w:fldCharType="separate"/>
       </w:r>
       <w:r>
+        <w:rPr>
+          <w:rFonts w:ascii="Times New Roman" w:hAnsi="Times New Roman" w:cs="Times New Roman"/>
+          <w:i w:val="0"/>
+          <w:color w:val="000000" w:themeColor="text1"/>
+        </w:rPr>
         <w:t>3</w:t>
       </w:r>
       <w:r>
+        <w:rPr>
+          <w:rFonts w:ascii="Times New Roman" w:hAnsi="Times New Roman" w:cs="Times New Roman"/>
+          <w:i w:val="0"/>
+          <w:color w:val="000000" w:themeColor="text1"/>
+        </w:rPr>
         <w:fldChar w:fldCharType="end"/>
       </w:r>
       <w:r>
+        <w:rPr>
+          <w:rFonts w:ascii="Times New Roman" w:hAnsi="Times New Roman" w:cs="Times New Roman"/>
+          <w:i w:val="0"/>
+          <w:color w:val="000000" w:themeColor="text1"/>
+        </w:rPr>
         <w:t>]</w:t>
       </w:r>
     </w:p>
-    <w:p>
-      <w:r>
-        <w:t xml:space="preserve">This literature highlights the potential of transformer models, particularly BERT and hybrid architectures, to enhance detection accuracy and efficiency in both areas. This research aims </w:t>
-      </w:r>
-      <w:r>
-        <w:lastRenderedPageBreak/>
-        <w:t>to fill that gap by exploring the comparative effectiveness of separate versus joint models, analyzing the trends in transformer architectures, and the broader societal benefits of improving digital safety.</w:t>
-      </w:r>
-      <w:r>
-        <w:t xml:space="preserve"> </w:t>
+    <w:p/>
+    <w:p>
+      <w:r>
+        <w:t xml:space="preserve">This literature highlights the potential of transformer models, particularly BERT and hybrid architectures, to enhance detection accuracy and efficiency in both areas. This research aims to fill that gap by exploring the comparative effectiveness of separate versus joint models, analyzing the trends in transformer architectures, and the broader societal benefits of improving digital safety. </w:t>
       </w:r>
     </w:p>
     <w:p/>
     <w:p/>
     <w:p/>
+    <w:p/>
+    <w:p/>
     <w:p>
       <w:r>
         <w:rPr>
           <w:noProof/>
         </w:rPr>
+        <w:lastRenderedPageBreak/>
         <w:pict w14:anchorId="7A03DB06">
           <v:rect id="_x0000_i1029" alt="" style="width:451pt;height:.05pt;mso-width-percent:0;mso-height-percent:0;mso-width-percent:0;mso-height-percent:0" o:hralign="center" o:hrstd="t" o:hr="t" fillcolor="#a0a0a0" stroked="f"/>
         </w:pict>
       </w:r>
     </w:p>
     <w:p/>
-    <w:p/>
     <w:p>
       <w:r>
         <w:rPr>
           <w:b/>
           <w:bCs/>
-          <w:highlight w:val="red"/>
         </w:rPr>
         <w:t>Objectives</w:t>
       </w:r>
@@ -519,22 +726,15 @@
           <w:numId w:val="13"/>
         </w:numPr>
         <w:spacing w:before="100" w:beforeAutospacing="1" w:after="100" w:afterAutospacing="1"/>
-        <w:rPr>
-          <w:highlight w:val="yellow"/>
-        </w:rPr>
       </w:pPr>
       <w:r>
         <w:rPr>
           <w:b/>
           <w:bCs/>
-          <w:highlight w:val="yellow"/>
         </w:rPr>
         <w:t>Evaluate the Effectiveness of Multi-task Learning</w:t>
       </w:r>
       <w:r>
-        <w:rPr>
-          <w:highlight w:val="yellow"/>
-        </w:rPr>
         <w:t>: Assess the comparative performance of separate versus unified BERT models in detecting fake news and online threats. This involves training:</w:t>
       </w:r>
     </w:p>
@@ -545,14 +745,8 @@
           <w:numId w:val="12"/>
         </w:numPr>
         <w:spacing w:before="100" w:beforeAutospacing="1" w:after="100" w:afterAutospacing="1"/>
-        <w:rPr>
-          <w:highlight w:val="yellow"/>
-        </w:rPr>
-      </w:pPr>
-      <w:r>
-        <w:rPr>
-          <w:highlight w:val="yellow"/>
-        </w:rPr>
+      </w:pPr>
+      <w:r>
         <w:t>Dedicated models specialized for individual tasks (fake news and threats).</w:t>
       </w:r>
     </w:p>
@@ -563,14 +757,8 @@
           <w:numId w:val="12"/>
         </w:numPr>
         <w:spacing w:before="100" w:beforeAutospacing="1" w:after="100" w:afterAutospacing="1"/>
-        <w:rPr>
-          <w:highlight w:val="yellow"/>
-        </w:rPr>
-      </w:pPr>
-      <w:r>
-        <w:rPr>
-          <w:highlight w:val="yellow"/>
-        </w:rPr>
+      </w:pPr>
+      <w:r>
         <w:t>A multitask BERT model addressing both tasks simultaneously.</w:t>
       </w:r>
     </w:p>
@@ -582,22 +770,15 @@
           <w:numId w:val="13"/>
         </w:numPr>
         <w:spacing w:before="100" w:beforeAutospacing="1" w:after="100" w:afterAutospacing="1"/>
-        <w:rPr>
-          <w:highlight w:val="yellow"/>
-        </w:rPr>
       </w:pPr>
       <w:r>
         <w:rPr>
           <w:b/>
           <w:bCs/>
-          <w:highlight w:val="yellow"/>
         </w:rPr>
         <w:t>Model Optimization for Combined Detection</w:t>
       </w:r>
       <w:r>
-        <w:rPr>
-          <w:highlight w:val="yellow"/>
-        </w:rPr>
         <w:t>: Investigate how integrating fake news and threat detection within a single framework enhances model efficiency, improves predictive accuracy, and minimizes computational overhead.</w:t>
       </w:r>
     </w:p>
@@ -605,9 +786,6 @@
       <w:pPr>
         <w:pStyle w:val="ListParagraph"/>
         <w:spacing w:before="100" w:beforeAutospacing="1" w:after="100" w:afterAutospacing="1"/>
-        <w:rPr>
-          <w:highlight w:val="yellow"/>
-        </w:rPr>
       </w:pPr>
     </w:p>
     <w:p>
@@ -623,14 +801,10 @@
         <w:rPr>
           <w:b/>
           <w:bCs/>
-          <w:highlight w:val="yellow"/>
         </w:rPr>
         <w:t>Impact on Online Safety and Awareness</w:t>
       </w:r>
       <w:r>
-        <w:rPr>
-          <w:highlight w:val="yellow"/>
-        </w:rPr>
         <w:t>: Measure the societal impact of improved detection mechanisms in reducing harmful content, raising public awareness, and fostering safer social media interactions.</w:t>
       </w:r>
     </w:p>
@@ -653,42 +827,24 @@
         <w:rPr>
           <w:b/>
           <w:bCs/>
-          <w:highlight w:val="yellow"/>
         </w:rPr>
         <w:t>Explore Transformer Architectures</w:t>
       </w:r>
       <w:r>
-        <w:rPr>
-          <w:highlight w:val="yellow"/>
-        </w:rPr>
         <w:t>: Analyze the capabilities and trends of advanced transformer models (encoder-based, decoder-based, and hybrid architectures) in handling the complex</w:t>
       </w:r>
       <w:r>
-        <w:rPr>
-          <w:highlight w:val="yellow"/>
-        </w:rPr>
         <w:t xml:space="preserve">ity </w:t>
       </w:r>
       <w:r>
-        <w:rPr>
-          <w:highlight w:val="yellow"/>
-        </w:rPr>
         <w:t>of misinformation and harmful content</w:t>
       </w:r>
       <w:r>
-        <w:rPr>
-          <w:highlight w:val="yellow"/>
-        </w:rPr>
         <w:t>.</w:t>
       </w:r>
     </w:p>
     <w:p>
       <w:pPr>
-        <w:pStyle w:val="ListParagraph"/>
-      </w:pPr>
-    </w:p>
-    <w:p>
-      <w:pPr>
         <w:spacing w:before="100" w:beforeAutospacing="1" w:after="100" w:afterAutospacing="1"/>
         <w:rPr>
           <w:b/>
@@ -702,6 +858,12 @@
           <w:b/>
         </w:rPr>
       </w:pPr>
+      <w:r>
+        <w:rPr>
+          <w:b/>
+        </w:rPr>
+        <w:t>Diagram 1:</w:t>
+      </w:r>
     </w:p>
     <w:p>
       <w:pPr>
@@ -710,99 +872,6 @@
           <w:b/>
         </w:rPr>
       </w:pPr>
-    </w:p>
-    <w:p>
-      <w:pPr>
-        <w:spacing w:before="100" w:beforeAutospacing="1" w:after="100" w:afterAutospacing="1"/>
-        <w:rPr>
-          <w:b/>
-        </w:rPr>
-      </w:pPr>
-      <w:bookmarkStart w:id="0" w:name="_GoBack"/>
-      <w:bookmarkEnd w:id="0"/>
-    </w:p>
-    <w:p>
-      <w:pPr>
-        <w:spacing w:before="100" w:beforeAutospacing="1" w:after="100" w:afterAutospacing="1"/>
-        <w:rPr>
-          <w:b/>
-        </w:rPr>
-      </w:pPr>
-    </w:p>
-    <w:p>
-      <w:pPr>
-        <w:spacing w:before="100" w:beforeAutospacing="1" w:after="100" w:afterAutospacing="1"/>
-        <w:rPr>
-          <w:b/>
-        </w:rPr>
-      </w:pPr>
-    </w:p>
-    <w:p>
-      <w:pPr>
-        <w:spacing w:before="100" w:beforeAutospacing="1" w:after="100" w:afterAutospacing="1"/>
-        <w:rPr>
-          <w:b/>
-        </w:rPr>
-      </w:pPr>
-    </w:p>
-    <w:p>
-      <w:pPr>
-        <w:spacing w:before="100" w:beforeAutospacing="1" w:after="100" w:afterAutospacing="1"/>
-        <w:rPr>
-          <w:b/>
-        </w:rPr>
-      </w:pPr>
-    </w:p>
-    <w:p>
-      <w:pPr>
-        <w:spacing w:before="100" w:beforeAutospacing="1" w:after="100" w:afterAutospacing="1"/>
-        <w:rPr>
-          <w:b/>
-        </w:rPr>
-      </w:pPr>
-    </w:p>
-    <w:p>
-      <w:pPr>
-        <w:spacing w:before="100" w:beforeAutospacing="1" w:after="100" w:afterAutospacing="1"/>
-        <w:rPr>
-          <w:b/>
-        </w:rPr>
-      </w:pPr>
-    </w:p>
-    <w:p>
-      <w:pPr>
-        <w:spacing w:before="100" w:beforeAutospacing="1" w:after="100" w:afterAutospacing="1"/>
-        <w:rPr>
-          <w:b/>
-        </w:rPr>
-      </w:pPr>
-      <w:r>
-        <w:rPr>
-          <w:b/>
-        </w:rPr>
-        <w:lastRenderedPageBreak/>
-        <w:t>Diagram 1:</w:t>
-      </w:r>
-    </w:p>
-    <w:p>
-      <w:pPr>
-        <w:spacing w:before="100" w:beforeAutospacing="1" w:after="100" w:afterAutospacing="1"/>
-        <w:rPr>
-          <w:b/>
-        </w:rPr>
-      </w:pPr>
-      <w:r>
-        <w:rPr>
-          <w:b/>
-        </w:rPr>
-        <w:br/>
-      </w:r>
-      <w:r>
-        <w:rPr>
-          <w:b/>
-        </w:rPr>
-        <w:br/>
-      </w:r>
       <w:r>
         <w:rPr>
           <w:b/>
@@ -871,79 +940,14 @@
           </wp:anchor>
         </w:drawing>
       </w:r>
-      <w:r>
-        <w:rPr>
-          <w:b/>
-        </w:rPr>
-        <w:t>Pick one….</w:t>
-      </w:r>
-      <w:r>
-        <w:rPr>
-          <w:b/>
-        </w:rPr>
-        <w:br/>
-      </w:r>
-      <w:r>
-        <w:rPr>
-          <w:b/>
-        </w:rPr>
-        <w:br/>
-      </w:r>
-      <w:r>
-        <w:rPr>
-          <w:b/>
+    </w:p>
+    <w:p/>
+    <w:p/>
+    <w:p>
+      <w:r>
+        <w:rPr>
           <w:noProof/>
         </w:rPr>
-        <w:drawing>
-          <wp:inline distT="0" distB="0" distL="0" distR="0" wp14:anchorId="7A981E66" wp14:editId="4A96180C">
-            <wp:extent cx="5727700" cy="3605530"/>
-            <wp:effectExtent l="0" t="0" r="0" b="1270"/>
-            <wp:docPr id="11" name="Picture 11"/>
-            <wp:cNvGraphicFramePr>
-              <a:graphicFrameLocks xmlns:a="http://schemas.openxmlformats.org/drawingml/2006/main" noChangeAspect="1"/>
-            </wp:cNvGraphicFramePr>
-            <a:graphic xmlns:a="http://schemas.openxmlformats.org/drawingml/2006/main">
-              <a:graphicData uri="http://schemas.openxmlformats.org/drawingml/2006/picture">
-                <pic:pic xmlns:pic="http://schemas.openxmlformats.org/drawingml/2006/picture">
-                  <pic:nvPicPr>
-                    <pic:cNvPr id="11" name="ResearchCaseStudy-ProposalDiagram (1)-modified.png"/>
-                    <pic:cNvPicPr/>
-                  </pic:nvPicPr>
-                  <pic:blipFill>
-                    <a:blip r:embed="rId8" cstate="print">
-                      <a:extLst>
-                        <a:ext uri="{28A0092B-C50C-407E-A947-70E740481C1C}">
-                          <a14:useLocalDpi xmlns:a14="http://schemas.microsoft.com/office/drawing/2010/main" val="0"/>
-                        </a:ext>
-                      </a:extLst>
-                    </a:blip>
-                    <a:stretch>
-                      <a:fillRect/>
-                    </a:stretch>
-                  </pic:blipFill>
-                  <pic:spPr>
-                    <a:xfrm>
-                      <a:off x="0" y="0"/>
-                      <a:ext cx="5727700" cy="3605530"/>
-                    </a:xfrm>
-                    <a:prstGeom prst="rect">
-                      <a:avLst/>
-                    </a:prstGeom>
-                  </pic:spPr>
-                </pic:pic>
-              </a:graphicData>
-            </a:graphic>
-          </wp:inline>
-        </w:drawing>
-      </w:r>
-    </w:p>
-    <w:p/>
-    <w:p>
-      <w:r>
-        <w:rPr>
-          <w:noProof/>
-        </w:rPr>
-        <w:lastRenderedPageBreak/>
         <w:pict w14:anchorId="62853E48">
           <v:rect id="_x0000_i1028" alt="" style="width:451pt;height:.05pt;mso-width-percent:0;mso-height-percent:0;mso-width-percent:0;mso-height-percent:0" o:hralign="center" o:hrstd="t" o:hr="t" fillcolor="#a0a0a0" stroked="f"/>
         </w:pict>
@@ -955,7 +959,6 @@
         <w:rPr>
           <w:sz w:val="24"/>
           <w:szCs w:val="24"/>
-          <w:highlight w:val="yellow"/>
         </w:rPr>
       </w:pPr>
       <w:r>
@@ -965,22 +968,25 @@
           <w:bCs/>
           <w:sz w:val="24"/>
           <w:szCs w:val="24"/>
-          <w:highlight w:val="yellow"/>
         </w:rPr>
         <w:t>Scope of Metrics</w:t>
       </w:r>
+      <w:r>
+        <w:rPr>
+          <w:rStyle w:val="Strong"/>
+          <w:b/>
+          <w:bCs/>
+          <w:sz w:val="24"/>
+          <w:szCs w:val="24"/>
+        </w:rPr>
+        <w:t>:</w:t>
+      </w:r>
     </w:p>
     <w:p>
       <w:pPr>
         <w:pStyle w:val="NormalWeb"/>
-        <w:rPr>
-          <w:highlight w:val="yellow"/>
-        </w:rPr>
-      </w:pPr>
-      <w:r>
-        <w:rPr>
-          <w:highlight w:val="yellow"/>
-        </w:rPr>
+      </w:pPr>
+      <w:r>
         <w:t>The effectiveness of the models will be evaluated based on:</w:t>
       </w:r>
     </w:p>
@@ -995,7 +1001,6 @@
           <w:rFonts w:ascii="Times New Roman" w:hAnsi="Times New Roman" w:cs="Times New Roman"/>
           <w:i w:val="0"/>
           <w:color w:val="000000" w:themeColor="text1"/>
-          <w:highlight w:val="yellow"/>
         </w:rPr>
       </w:pPr>
       <w:r>
@@ -1005,38 +1010,16 @@
           <w:bCs w:val="0"/>
           <w:i w:val="0"/>
           <w:color w:val="000000" w:themeColor="text1"/>
-          <w:highlight w:val="yellow"/>
-        </w:rPr>
-        <w:t>Fake News Detection Metrics</w:t>
-      </w:r>
-      <w:r>
-        <w:rPr>
-          <w:rStyle w:val="Strong"/>
-          <w:rFonts w:ascii="Times New Roman" w:hAnsi="Times New Roman" w:cs="Times New Roman"/>
-          <w:bCs w:val="0"/>
+        </w:rPr>
+        <w:t xml:space="preserve">Fake News Detection Metrics: </w:t>
+      </w:r>
+      <w:r>
+        <w:rPr>
+          <w:rFonts w:ascii="Times New Roman" w:hAnsi="Times New Roman" w:cs="Times New Roman"/>
           <w:i w:val="0"/>
           <w:color w:val="000000" w:themeColor="text1"/>
-          <w:highlight w:val="yellow"/>
-        </w:rPr>
-        <w:t xml:space="preserve">: </w:t>
-      </w:r>
-      <w:r>
-        <w:rPr>
-          <w:rFonts w:ascii="Times New Roman" w:hAnsi="Times New Roman" w:cs="Times New Roman"/>
-          <w:i w:val="0"/>
-          <w:color w:val="000000" w:themeColor="text1"/>
-          <w:highlight w:val="yellow"/>
-        </w:rPr>
-        <w:t>To evaluate fake news detection, the system will analyze textual features derived from disinformation indicators, including but not limited to</w:t>
-      </w:r>
-      <w:r>
-        <w:rPr>
-          <w:rFonts w:ascii="Times New Roman" w:hAnsi="Times New Roman" w:cs="Times New Roman"/>
-          <w:i w:val="0"/>
-          <w:color w:val="000000" w:themeColor="text1"/>
-          <w:highlight w:val="yellow"/>
-        </w:rPr>
-        <w:t>.</w:t>
+        </w:rPr>
+        <w:t>To evaluate fake news detection, the system will analyze textual features derived from disinformation indicators, including but not limited to.</w:t>
       </w:r>
     </w:p>
     <w:p>
@@ -1046,21 +1029,14 @@
           <w:numId w:val="2"/>
         </w:numPr>
         <w:spacing w:before="100" w:beforeAutospacing="1" w:after="100" w:afterAutospacing="1"/>
-        <w:rPr>
-          <w:highlight w:val="yellow"/>
-        </w:rPr>
       </w:pPr>
       <w:r>
         <w:rPr>
           <w:rStyle w:val="Strong"/>
-          <w:highlight w:val="yellow"/>
         </w:rPr>
         <w:t>Semantic Inconsistency:</w:t>
       </w:r>
       <w:r>
-        <w:rPr>
-          <w:highlight w:val="yellow"/>
-        </w:rPr>
         <w:t xml:space="preserve"> Identifying contradictions or logical errors within the content to flag unreliable posts.</w:t>
       </w:r>
     </w:p>
@@ -1071,21 +1047,14 @@
           <w:numId w:val="2"/>
         </w:numPr>
         <w:spacing w:before="100" w:beforeAutospacing="1" w:after="100" w:afterAutospacing="1"/>
-        <w:rPr>
-          <w:highlight w:val="yellow"/>
-        </w:rPr>
       </w:pPr>
       <w:r>
         <w:rPr>
           <w:rStyle w:val="Strong"/>
-          <w:highlight w:val="yellow"/>
         </w:rPr>
         <w:t>Emotionalization:</w:t>
       </w:r>
       <w:r>
-        <w:rPr>
-          <w:highlight w:val="yellow"/>
-        </w:rPr>
         <w:t xml:space="preserve"> Assessing the emotional or persuasive language employed, particularly around sensitive topics.</w:t>
       </w:r>
     </w:p>
@@ -1096,21 +1065,14 @@
           <w:numId w:val="2"/>
         </w:numPr>
         <w:spacing w:before="100" w:beforeAutospacing="1" w:after="100" w:afterAutospacing="1"/>
-        <w:rPr>
-          <w:highlight w:val="yellow"/>
-        </w:rPr>
       </w:pPr>
       <w:r>
         <w:rPr>
           <w:rStyle w:val="Strong"/>
-          <w:highlight w:val="yellow"/>
         </w:rPr>
         <w:t>Polarization:</w:t>
       </w:r>
       <w:r>
-        <w:rPr>
-          <w:highlight w:val="yellow"/>
-        </w:rPr>
         <w:t xml:space="preserve"> Detecting friend-foe framing narratives in fake news articles.</w:t>
       </w:r>
     </w:p>
@@ -1121,21 +1083,14 @@
           <w:numId w:val="2"/>
         </w:numPr>
         <w:spacing w:before="100" w:beforeAutospacing="1" w:after="100" w:afterAutospacing="1"/>
-        <w:rPr>
-          <w:highlight w:val="yellow"/>
-        </w:rPr>
       </w:pPr>
       <w:r>
         <w:rPr>
           <w:rStyle w:val="Strong"/>
-          <w:highlight w:val="yellow"/>
         </w:rPr>
         <w:t>Vagueness of Phrasing:</w:t>
       </w:r>
       <w:r>
-        <w:rPr>
-          <w:highlight w:val="yellow"/>
-        </w:rPr>
         <w:t xml:space="preserve"> Analyzing the use of indirect expressions or hedging words.</w:t>
       </w:r>
     </w:p>
@@ -1146,56 +1101,30 @@
           <w:numId w:val="2"/>
         </w:numPr>
         <w:spacing w:before="100" w:beforeAutospacing="1" w:after="100" w:afterAutospacing="1"/>
-        <w:rPr>
-          <w:highlight w:val="yellow"/>
-        </w:rPr>
       </w:pPr>
       <w:r>
         <w:rPr>
           <w:rStyle w:val="Strong"/>
-          <w:highlight w:val="yellow"/>
-        </w:rPr>
-        <w:t>Authenticity and Referencing of Information (</w:t>
-      </w:r>
-      <w:proofErr w:type="spellStart"/>
+        </w:rPr>
+        <w:t>Authenticity and Referencing of Information</w:t>
+      </w:r>
       <w:r>
         <w:rPr>
           <w:rStyle w:val="Strong"/>
-          <w:highlight w:val="yellow"/>
-        </w:rPr>
-        <w:t>Authref</w:t>
-      </w:r>
-      <w:proofErr w:type="spellEnd"/>
-      <w:r>
-        <w:rPr>
-          <w:rStyle w:val="Strong"/>
-          <w:highlight w:val="yellow"/>
-        </w:rPr>
-        <w:t>):</w:t>
-      </w:r>
-      <w:r>
-        <w:rPr>
-          <w:highlight w:val="yellow"/>
-        </w:rPr>
-        <w:t xml:space="preserve"> Measuring the use of reliable references versus false or absent contextualized sources.</w:t>
-      </w:r>
-      <w:r>
-        <w:rPr>
-          <w:highlight w:val="yellow"/>
-        </w:rPr>
+        </w:rPr>
+        <w:t xml:space="preserve">: </w:t>
+      </w:r>
+      <w:r>
+        <w:t>Measuring the use of reliable references versus false or absent contextualized sources.</w:t>
+      </w:r>
+      <w:r>
         <w:br/>
         <w:t xml:space="preserve">These features represent key characteristics for distinguishing fake news content, ensuring that the system can provide </w:t>
       </w:r>
       <w:r>
-        <w:rPr>
-          <w:highlight w:val="yellow"/>
-        </w:rPr>
         <w:t xml:space="preserve">good </w:t>
       </w:r>
       <w:r>
-        <w:rPr>
-          <w:highlight w:val="yellow"/>
-        </w:rPr>
         <w:t>detection capabilities.</w:t>
       </w:r>
     </w:p>
@@ -1210,7 +1139,6 @@
           <w:rFonts w:ascii="Times New Roman" w:hAnsi="Times New Roman" w:cs="Times New Roman"/>
           <w:i w:val="0"/>
           <w:color w:val="000000" w:themeColor="text1"/>
-          <w:highlight w:val="yellow"/>
         </w:rPr>
       </w:pPr>
       <w:r>
@@ -1220,38 +1148,16 @@
           <w:bCs w:val="0"/>
           <w:i w:val="0"/>
           <w:color w:val="000000" w:themeColor="text1"/>
-          <w:highlight w:val="yellow"/>
-        </w:rPr>
-        <w:t>Threat Detection Metrics</w:t>
-      </w:r>
-      <w:r>
-        <w:rPr>
-          <w:rStyle w:val="Strong"/>
-          <w:rFonts w:ascii="Times New Roman" w:hAnsi="Times New Roman" w:cs="Times New Roman"/>
-          <w:bCs w:val="0"/>
+        </w:rPr>
+        <w:t xml:space="preserve">Threat Detection Metrics: </w:t>
+      </w:r>
+      <w:r>
+        <w:rPr>
+          <w:rFonts w:ascii="Times New Roman" w:hAnsi="Times New Roman" w:cs="Times New Roman"/>
           <w:i w:val="0"/>
           <w:color w:val="000000" w:themeColor="text1"/>
-          <w:highlight w:val="yellow"/>
-        </w:rPr>
-        <w:t xml:space="preserve">: </w:t>
-      </w:r>
-      <w:r>
-        <w:rPr>
-          <w:rFonts w:ascii="Times New Roman" w:hAnsi="Times New Roman" w:cs="Times New Roman"/>
-          <w:i w:val="0"/>
-          <w:color w:val="000000" w:themeColor="text1"/>
-          <w:highlight w:val="yellow"/>
-        </w:rPr>
-        <w:t>The threat detection component focuses on identifying harmful online behaviors and speech. The system will be evaluated based on</w:t>
-      </w:r>
-      <w:r>
-        <w:rPr>
-          <w:rFonts w:ascii="Times New Roman" w:hAnsi="Times New Roman" w:cs="Times New Roman"/>
-          <w:i w:val="0"/>
-          <w:color w:val="000000" w:themeColor="text1"/>
-          <w:highlight w:val="yellow"/>
-        </w:rPr>
-        <w:t>.</w:t>
+        </w:rPr>
+        <w:t>The threat detection component focuses on identifying harmful online behaviors and speech. The system will be evaluated based on.</w:t>
       </w:r>
     </w:p>
     <w:p>
@@ -1261,21 +1167,14 @@
           <w:numId w:val="3"/>
         </w:numPr>
         <w:spacing w:before="100" w:beforeAutospacing="1" w:after="100" w:afterAutospacing="1"/>
-        <w:rPr>
-          <w:highlight w:val="yellow"/>
-        </w:rPr>
       </w:pPr>
       <w:r>
         <w:rPr>
           <w:rStyle w:val="Strong"/>
-          <w:highlight w:val="yellow"/>
         </w:rPr>
         <w:t>Toxicity:</w:t>
       </w:r>
       <w:r>
-        <w:rPr>
-          <w:highlight w:val="yellow"/>
-        </w:rPr>
         <w:t xml:space="preserve"> Identifying harmful and aggressive language.</w:t>
       </w:r>
     </w:p>
@@ -1286,21 +1185,14 @@
           <w:numId w:val="3"/>
         </w:numPr>
         <w:spacing w:before="100" w:beforeAutospacing="1" w:after="100" w:afterAutospacing="1"/>
-        <w:rPr>
-          <w:highlight w:val="yellow"/>
-        </w:rPr>
       </w:pPr>
       <w:r>
         <w:rPr>
           <w:rStyle w:val="Strong"/>
-          <w:highlight w:val="yellow"/>
         </w:rPr>
         <w:t>Severe Toxicity:</w:t>
       </w:r>
       <w:r>
-        <w:rPr>
-          <w:highlight w:val="yellow"/>
-        </w:rPr>
         <w:t xml:space="preserve"> Highlighting extremely aggressive or violent communication.</w:t>
       </w:r>
     </w:p>
@@ -1311,21 +1203,14 @@
           <w:numId w:val="3"/>
         </w:numPr>
         <w:spacing w:before="100" w:beforeAutospacing="1" w:after="100" w:afterAutospacing="1"/>
-        <w:rPr>
-          <w:highlight w:val="yellow"/>
-        </w:rPr>
       </w:pPr>
       <w:r>
         <w:rPr>
           <w:rStyle w:val="Strong"/>
-          <w:highlight w:val="yellow"/>
         </w:rPr>
         <w:t>Threat:</w:t>
       </w:r>
       <w:r>
-        <w:rPr>
-          <w:highlight w:val="yellow"/>
-        </w:rPr>
         <w:t xml:space="preserve"> Detecting language that explicitly or implicitly poses harm to individuals or groups.</w:t>
       </w:r>
     </w:p>
@@ -1336,21 +1221,14 @@
           <w:numId w:val="3"/>
         </w:numPr>
         <w:spacing w:before="100" w:beforeAutospacing="1" w:after="100" w:afterAutospacing="1"/>
-        <w:rPr>
-          <w:highlight w:val="yellow"/>
-        </w:rPr>
       </w:pPr>
       <w:r>
         <w:rPr>
           <w:rStyle w:val="Strong"/>
-          <w:highlight w:val="yellow"/>
         </w:rPr>
         <w:t>Insult:</w:t>
       </w:r>
       <w:r>
-        <w:rPr>
-          <w:highlight w:val="yellow"/>
-        </w:rPr>
         <w:t xml:space="preserve"> Recognizing disrespectful or degrading comments.</w:t>
       </w:r>
     </w:p>
@@ -1361,27 +1239,17 @@
           <w:numId w:val="3"/>
         </w:numPr>
         <w:spacing w:before="100" w:beforeAutospacing="1" w:after="100" w:afterAutospacing="1"/>
-        <w:rPr>
-          <w:highlight w:val="yellow"/>
-        </w:rPr>
       </w:pPr>
       <w:r>
         <w:rPr>
           <w:rStyle w:val="Strong"/>
-          <w:highlight w:val="yellow"/>
         </w:rPr>
         <w:t>Identity Hate:</w:t>
       </w:r>
       <w:r>
-        <w:rPr>
-          <w:highlight w:val="yellow"/>
-        </w:rPr>
         <w:t xml:space="preserve"> Identifying hate speech targeted toward individuals or groups based on identity attributes like race, religion, or gender.</w:t>
       </w:r>
       <w:r>
-        <w:rPr>
-          <w:highlight w:val="yellow"/>
-        </w:rPr>
         <w:br/>
         <w:t>These metrics ensure that the model addresses both explicit and implicit threats within the online discourse, enhancing safety.</w:t>
       </w:r>
@@ -1394,28 +1262,20 @@
           <w:numId w:val="4"/>
         </w:numPr>
         <w:spacing w:before="100" w:beforeAutospacing="1" w:after="100" w:afterAutospacing="1"/>
-        <w:rPr>
-          <w:highlight w:val="yellow"/>
-        </w:rPr>
       </w:pPr>
       <w:r>
         <w:rPr>
           <w:rStyle w:val="Strong"/>
-          <w:highlight w:val="yellow"/>
         </w:rPr>
         <w:t>Content Classification Accuracy:</w:t>
       </w:r>
       <w:r>
         <w:rPr>
           <w:rStyle w:val="Strong"/>
-          <w:highlight w:val="yellow"/>
         </w:rPr>
         <w:br/>
       </w:r>
       <w:r>
-        <w:rPr>
-          <w:highlight w:val="yellow"/>
-        </w:rPr>
         <w:t>The model's ability to classify different types of fake news (e.g., misinformation vs. disinformation) and threats (e.g., hate speech vs. cyberbullying).</w:t>
       </w:r>
     </w:p>
@@ -1427,21 +1287,14 @@
           <w:numId w:val="4"/>
         </w:numPr>
         <w:spacing w:before="100" w:beforeAutospacing="1" w:after="100" w:afterAutospacing="1"/>
-        <w:rPr>
-          <w:highlight w:val="yellow"/>
-        </w:rPr>
       </w:pPr>
       <w:r>
         <w:rPr>
           <w:rStyle w:val="Strong"/>
-          <w:highlight w:val="yellow"/>
         </w:rPr>
         <w:t>Security:</w:t>
       </w:r>
       <w:r>
-        <w:rPr>
-          <w:highlight w:val="yellow"/>
-        </w:rPr>
         <w:t xml:space="preserve"> The models’ ability to improve online platform safety by reducing the spread of harmful content.</w:t>
       </w:r>
     </w:p>
@@ -1453,21 +1306,14 @@
           <w:numId w:val="4"/>
         </w:numPr>
         <w:spacing w:before="100" w:beforeAutospacing="1" w:after="100" w:afterAutospacing="1"/>
-        <w:rPr>
-          <w:highlight w:val="yellow"/>
-        </w:rPr>
       </w:pPr>
       <w:r>
         <w:rPr>
           <w:rStyle w:val="Strong"/>
-          <w:highlight w:val="yellow"/>
         </w:rPr>
         <w:t>Societal Safety:</w:t>
       </w:r>
       <w:r>
-        <w:rPr>
-          <w:highlight w:val="yellow"/>
-        </w:rPr>
         <w:t xml:space="preserve"> The broader impact on public awareness, informed decision-making, and fostering safer online environments.</w:t>
       </w:r>
     </w:p>
@@ -1526,53 +1372,11 @@
       </w:pPr>
     </w:p>
     <w:p>
-      <w:pPr>
-        <w:rPr>
-          <w:rStyle w:val="Strong"/>
-          <w:b w:val="0"/>
-          <w:bCs w:val="0"/>
-        </w:rPr>
-      </w:pPr>
-    </w:p>
-    <w:p>
-      <w:pPr>
-        <w:rPr>
-          <w:rStyle w:val="Strong"/>
-          <w:b w:val="0"/>
-          <w:bCs w:val="0"/>
-        </w:rPr>
-      </w:pPr>
-    </w:p>
-    <w:p>
-      <w:pPr>
-        <w:rPr>
-          <w:rStyle w:val="Strong"/>
-          <w:b w:val="0"/>
-          <w:bCs w:val="0"/>
-        </w:rPr>
-      </w:pPr>
-    </w:p>
-    <w:p>
-      <w:pPr>
-        <w:rPr>
-          <w:rStyle w:val="Strong"/>
-          <w:b w:val="0"/>
-          <w:bCs w:val="0"/>
-        </w:rPr>
-      </w:pPr>
-    </w:p>
-    <w:p>
-      <w:pPr>
-        <w:rPr>
-          <w:rStyle w:val="Strong"/>
-          <w:b w:val="0"/>
-          <w:bCs w:val="0"/>
-        </w:rPr>
-      </w:pPr>
       <w:r>
         <w:rPr>
           <w:noProof/>
         </w:rPr>
+        <w:lastRenderedPageBreak/>
         <w:pict w14:anchorId="75B72FBF">
           <v:rect id="_x0000_i1027" alt="" style="width:451pt;height:.05pt;mso-width-percent:0;mso-height-percent:0;mso-width-percent:0;mso-height-percent:0" o:hralign="center" o:hrstd="t" o:hr="t" fillcolor="#a0a0a0" stroked="f"/>
         </w:pict>
@@ -1580,18 +1384,10 @@
     </w:p>
     <w:p>
       <w:pPr>
-        <w:rPr>
-          <w:noProof/>
-        </w:rPr>
-      </w:pPr>
-    </w:p>
-    <w:p>
-      <w:pPr>
         <w:pStyle w:val="Heading3"/>
         <w:rPr>
           <w:sz w:val="24"/>
           <w:szCs w:val="24"/>
-          <w:highlight w:val="yellow"/>
         </w:rPr>
       </w:pPr>
       <w:r>
@@ -1601,9 +1397,18 @@
           <w:bCs/>
           <w:sz w:val="24"/>
           <w:szCs w:val="24"/>
-          <w:highlight w:val="yellow"/>
         </w:rPr>
         <w:t>Methods</w:t>
+      </w:r>
+      <w:r>
+        <w:rPr>
+          <w:rStyle w:val="Strong"/>
+          <w:b/>
+          <w:bCs/>
+          <w:sz w:val="24"/>
+          <w:szCs w:val="24"/>
+        </w:rPr>
+        <w:t>:</w:t>
       </w:r>
     </w:p>
     <w:p>
@@ -1616,14 +1421,12 @@
         <w:rPr>
           <w:sz w:val="24"/>
           <w:szCs w:val="24"/>
-          <w:highlight w:val="yellow"/>
         </w:rPr>
       </w:pPr>
       <w:r>
         <w:rPr>
           <w:sz w:val="24"/>
           <w:szCs w:val="24"/>
-          <w:highlight w:val="yellow"/>
         </w:rPr>
         <w:t>Input Data Collection and Preprocessing:</w:t>
       </w:r>
@@ -1636,72 +1439,23 @@
           <w:numId w:val="7"/>
         </w:numPr>
         <w:spacing w:before="100" w:beforeAutospacing="1" w:after="100" w:afterAutospacing="1"/>
-        <w:rPr>
-          <w:highlight w:val="yellow"/>
-        </w:rPr>
       </w:pPr>
       <w:r>
         <w:rPr>
           <w:b/>
           <w:bCs/>
-          <w:highlight w:val="yellow"/>
         </w:rPr>
         <w:t>Data Sources</w:t>
       </w:r>
       <w:r>
-        <w:rPr>
-          <w:highlight w:val="yellow"/>
-        </w:rPr>
-        <w:t xml:space="preserve">: Social media platforms </w:t>
-      </w:r>
-      <w:r>
-        <w:rPr>
-          <w:highlight w:val="yellow"/>
-        </w:rPr>
-        <w:t xml:space="preserve">dataset </w:t>
-      </w:r>
-      <w:r>
-        <w:rPr>
-          <w:highlight w:val="yellow"/>
-        </w:rPr>
-        <w:t xml:space="preserve">will be used </w:t>
-      </w:r>
-      <w:r>
-        <w:rPr>
-          <w:highlight w:val="yellow"/>
-        </w:rPr>
-        <w:t>as well as</w:t>
-      </w:r>
-      <w:r>
-        <w:rPr>
-          <w:highlight w:val="yellow"/>
-        </w:rPr>
-        <w:t xml:space="preserve"> </w:t>
-      </w:r>
-      <w:r>
-        <w:rPr>
-          <w:highlight w:val="yellow"/>
-        </w:rPr>
-        <w:t>d</w:t>
-      </w:r>
-      <w:r>
-        <w:rPr>
-          <w:highlight w:val="yellow"/>
-        </w:rPr>
-        <w:t xml:space="preserve">atasets related to fake news (e.g., </w:t>
+        <w:t xml:space="preserve">: Social media platforms dataset will be used as well as datasets related to fake news (e.g., </w:t>
       </w:r>
       <w:proofErr w:type="spellStart"/>
       <w:r>
-        <w:rPr>
-          <w:highlight w:val="yellow"/>
-        </w:rPr>
         <w:t>DeFaktS</w:t>
       </w:r>
       <w:proofErr w:type="spellEnd"/>
       <w:r>
-        <w:rPr>
-          <w:highlight w:val="yellow"/>
-        </w:rPr>
         <w:t>) and harmful content (e.g., toxicity, hate speech, and threats) will be integrated.</w:t>
       </w:r>
     </w:p>
@@ -1713,22 +1467,15 @@
           <w:numId w:val="7"/>
         </w:numPr>
         <w:spacing w:before="100" w:beforeAutospacing="1" w:after="100" w:afterAutospacing="1"/>
-        <w:rPr>
-          <w:highlight w:val="yellow"/>
-        </w:rPr>
       </w:pPr>
       <w:r>
         <w:rPr>
           <w:b/>
           <w:bCs/>
-          <w:highlight w:val="yellow"/>
         </w:rPr>
         <w:t>Preprocessing</w:t>
       </w:r>
       <w:r>
-        <w:rPr>
-          <w:highlight w:val="yellow"/>
-        </w:rPr>
         <w:t>:</w:t>
       </w:r>
     </w:p>
@@ -1740,14 +1487,8 @@
           <w:numId w:val="8"/>
         </w:numPr>
         <w:spacing w:before="100" w:beforeAutospacing="1" w:after="100" w:afterAutospacing="1"/>
-        <w:rPr>
-          <w:highlight w:val="yellow"/>
-        </w:rPr>
-      </w:pPr>
-      <w:r>
-        <w:rPr>
-          <w:highlight w:val="yellow"/>
-        </w:rPr>
+      </w:pPr>
+      <w:r>
         <w:t>Tokenization and cleaning of text to remove noise such as special characters, URLs, and stop words.</w:t>
       </w:r>
     </w:p>
@@ -1759,14 +1500,8 @@
           <w:numId w:val="8"/>
         </w:numPr>
         <w:spacing w:before="100" w:beforeAutospacing="1" w:after="100" w:afterAutospacing="1"/>
-        <w:rPr>
-          <w:highlight w:val="yellow"/>
-        </w:rPr>
-      </w:pPr>
-      <w:r>
-        <w:rPr>
-          <w:highlight w:val="yellow"/>
-        </w:rPr>
+      </w:pPr>
+      <w:r>
         <w:t>Annotation of data for binary outputs: Fake News (1 or 0) and Threats (1 or 0).</w:t>
       </w:r>
     </w:p>
@@ -1778,14 +1513,8 @@
           <w:numId w:val="8"/>
         </w:numPr>
         <w:spacing w:before="100" w:beforeAutospacing="1" w:after="100" w:afterAutospacing="1"/>
-        <w:rPr>
-          <w:highlight w:val="yellow"/>
-        </w:rPr>
-      </w:pPr>
-      <w:r>
-        <w:rPr>
-          <w:highlight w:val="yellow"/>
-        </w:rPr>
+      </w:pPr>
+      <w:r>
         <w:t>Linguistic and semantic feature extraction based on key indicators such as semantic inconsistency, polarization, emotionalization, and vagueness of phrasing.</w:t>
       </w:r>
     </w:p>
@@ -1797,114 +1526,91 @@
           <w:numId w:val="6"/>
         </w:numPr>
         <w:spacing w:before="100" w:beforeAutospacing="1" w:after="100" w:afterAutospacing="1"/>
-        <w:rPr>
-          <w:highlight w:val="yellow"/>
-        </w:rPr>
       </w:pPr>
       <w:r>
         <w:rPr>
           <w:b/>
           <w:bCs/>
-          <w:highlight w:val="yellow"/>
         </w:rPr>
         <w:t>Model Training Approaches</w:t>
       </w:r>
       <w:r>
-        <w:rPr>
-          <w:highlight w:val="yellow"/>
-        </w:rPr>
         <w:t>:</w:t>
       </w:r>
     </w:p>
     <w:p>
       <w:pPr>
+        <w:pStyle w:val="ListParagraph"/>
         <w:numPr>
-          <w:ilvl w:val="0"/>
-          <w:numId w:val="9"/>
+          <w:ilvl w:val="1"/>
+          <w:numId w:val="6"/>
         </w:numPr>
         <w:spacing w:before="100" w:beforeAutospacing="1" w:after="100" w:afterAutospacing="1"/>
-        <w:rPr>
-          <w:highlight w:val="yellow"/>
-        </w:rPr>
       </w:pPr>
       <w:r>
         <w:rPr>
           <w:b/>
           <w:bCs/>
-          <w:highlight w:val="yellow"/>
+        </w:rPr>
+        <w:t xml:space="preserve"> </w:t>
+      </w:r>
+      <w:r>
+        <w:rPr>
+          <w:b/>
+          <w:bCs/>
         </w:rPr>
         <w:t>Separate Models</w:t>
       </w:r>
       <w:r>
-        <w:rPr>
-          <w:highlight w:val="yellow"/>
-        </w:rPr>
         <w:t>: Train individual BERT models for fake news and threat detection tasks. Each model will be fine-tuned on its respective dataset.</w:t>
       </w:r>
     </w:p>
     <w:p>
       <w:pPr>
+        <w:pStyle w:val="ListParagraph"/>
         <w:numPr>
-          <w:ilvl w:val="0"/>
-          <w:numId w:val="9"/>
+          <w:ilvl w:val="1"/>
+          <w:numId w:val="6"/>
         </w:numPr>
         <w:spacing w:before="100" w:beforeAutospacing="1" w:after="100" w:afterAutospacing="1"/>
-        <w:rPr>
-          <w:highlight w:val="yellow"/>
-        </w:rPr>
       </w:pPr>
       <w:r>
         <w:rPr>
           <w:b/>
           <w:bCs/>
-          <w:highlight w:val="yellow"/>
         </w:rPr>
         <w:t>Unified Multi-task Model</w:t>
       </w:r>
       <w:r>
-        <w:rPr>
-          <w:highlight w:val="yellow"/>
-        </w:rPr>
         <w:t>: Implement a multitask BERT model using shared encoder layers and task-specific for fake news and threat detection.</w:t>
       </w:r>
     </w:p>
     <w:p>
       <w:pPr>
+        <w:pStyle w:val="ListParagraph"/>
         <w:numPr>
-          <w:ilvl w:val="0"/>
-          <w:numId w:val="9"/>
+          <w:ilvl w:val="1"/>
+          <w:numId w:val="6"/>
         </w:numPr>
         <w:spacing w:before="100" w:beforeAutospacing="1" w:after="100" w:afterAutospacing="1"/>
-        <w:rPr>
-          <w:highlight w:val="yellow"/>
-        </w:rPr>
       </w:pPr>
       <w:r>
         <w:rPr>
           <w:b/>
           <w:bCs/>
-          <w:highlight w:val="yellow"/>
         </w:rPr>
         <w:t>Comparison Metrics</w:t>
       </w:r>
       <w:r>
-        <w:rPr>
-          <w:highlight w:val="yellow"/>
-        </w:rPr>
-        <w:t xml:space="preserve">: Evaluate models using accuracy, F1-score, precision, recall, and </w:t>
-      </w:r>
-      <w:r>
-        <w:rPr>
-          <w:highlight w:val="yellow"/>
-        </w:rPr>
-        <w:t>accuracy</w:t>
-      </w:r>
-      <w:r>
-        <w:rPr>
-          <w:highlight w:val="yellow"/>
-        </w:rPr>
-        <w:t xml:space="preserve"> to determine performance.</w:t>
-      </w:r>
+        <w:t>: Evaluate models using accuracy, F1-score, precision, recall, and accuracy to determine performance.</w:t>
+      </w:r>
+    </w:p>
+    <w:p>
+      <w:pPr>
+        <w:pStyle w:val="ListParagraph"/>
+        <w:spacing w:before="100" w:beforeAutospacing="1" w:after="100" w:afterAutospacing="1"/>
+        <w:ind w:left="1440"/>
+      </w:pPr>
     </w:p>
     <w:p>
       <w:pPr>
@@ -1914,39 +1620,29 @@
           <w:numId w:val="6"/>
         </w:numPr>
         <w:spacing w:before="100" w:beforeAutospacing="1" w:after="100" w:afterAutospacing="1"/>
-        <w:rPr>
-          <w:highlight w:val="yellow"/>
-        </w:rPr>
       </w:pPr>
       <w:r>
         <w:rPr>
           <w:b/>
           <w:bCs/>
-          <w:highlight w:val="yellow"/>
         </w:rPr>
         <w:t>Transformer Architecture Exploration</w:t>
       </w:r>
       <w:r>
-        <w:rPr>
-          <w:highlight w:val="yellow"/>
-        </w:rPr>
         <w:t>:</w:t>
       </w:r>
-    </w:p>
-    <w:p>
-      <w:pPr>
+      <w:r>
+        <w:t xml:space="preserve"> </w:t>
+      </w:r>
+      <w:r>
+        <w:t>Experiment with encoder-based (BERT), decoder-based (GPT), and hybrid models for comparative performance analysis.</w:t>
+      </w:r>
+    </w:p>
+    <w:p>
+      <w:pPr>
+        <w:pStyle w:val="ListParagraph"/>
         <w:spacing w:before="100" w:beforeAutospacing="1" w:after="100" w:afterAutospacing="1"/>
-        <w:ind w:left="720"/>
-        <w:rPr>
-          <w:highlight w:val="yellow"/>
-        </w:rPr>
-      </w:pPr>
-      <w:r>
-        <w:rPr>
-          <w:highlight w:val="yellow"/>
-        </w:rPr>
-        <w:t>Experiment with encoder-based (BERT), decoder-based (GPT), and hybrid models for comparative performance analysis.</w:t>
-      </w:r>
+      </w:pPr>
     </w:p>
     <w:p>
       <w:pPr>
@@ -1956,75 +1652,59 @@
           <w:numId w:val="6"/>
         </w:numPr>
         <w:spacing w:before="100" w:beforeAutospacing="1" w:after="100" w:afterAutospacing="1"/>
-        <w:rPr>
-          <w:highlight w:val="yellow"/>
-        </w:rPr>
       </w:pPr>
       <w:r>
         <w:rPr>
           <w:b/>
           <w:bCs/>
-          <w:highlight w:val="yellow"/>
         </w:rPr>
         <w:t>Output Generation</w:t>
       </w:r>
       <w:r>
-        <w:rPr>
-          <w:highlight w:val="yellow"/>
-        </w:rPr>
         <w:t>:</w:t>
       </w:r>
-    </w:p>
-    <w:p>
-      <w:pPr>
-        <w:spacing w:before="100" w:beforeAutospacing="1" w:after="100" w:afterAutospacing="1"/>
-        <w:ind w:left="720"/>
-        <w:rPr>
-          <w:highlight w:val="yellow"/>
-        </w:rPr>
-      </w:pPr>
-      <w:r>
-        <w:rPr>
-          <w:highlight w:val="yellow"/>
-        </w:rPr>
+      <w:r>
+        <w:t xml:space="preserve"> </w:t>
+      </w:r>
+      <w:r>
         <w:t>The models will produce binary outputs for each task:</w:t>
       </w:r>
     </w:p>
     <w:p>
       <w:pPr>
+        <w:pStyle w:val="ListParagraph"/>
         <w:numPr>
           <w:ilvl w:val="1"/>
-          <w:numId w:val="5"/>
+          <w:numId w:val="6"/>
         </w:numPr>
         <w:spacing w:before="100" w:beforeAutospacing="1" w:after="100" w:afterAutospacing="1"/>
-        <w:rPr>
-          <w:highlight w:val="yellow"/>
-        </w:rPr>
-      </w:pPr>
-      <w:r>
-        <w:rPr>
-          <w:highlight w:val="yellow"/>
-        </w:rPr>
+      </w:pPr>
+      <w:r>
         <w:t>Fake News Detection: Fake (1) or Not Fake (0).</w:t>
       </w:r>
     </w:p>
     <w:p>
       <w:pPr>
+        <w:pStyle w:val="ListParagraph"/>
         <w:numPr>
           <w:ilvl w:val="1"/>
-          <w:numId w:val="5"/>
+          <w:numId w:val="6"/>
         </w:numPr>
         <w:spacing w:before="100" w:beforeAutospacing="1" w:after="100" w:afterAutospacing="1"/>
-        <w:rPr>
-          <w:highlight w:val="yellow"/>
-        </w:rPr>
-      </w:pPr>
-      <w:r>
-        <w:rPr>
-          <w:highlight w:val="yellow"/>
-        </w:rPr>
+      </w:pPr>
+      <w:r>
+        <w:t xml:space="preserve"> </w:t>
+      </w:r>
+      <w:r>
         <w:t>Threat Detection: Threat (1) or No Threat (0).</w:t>
       </w:r>
+    </w:p>
+    <w:p>
+      <w:pPr>
+        <w:pStyle w:val="ListParagraph"/>
+        <w:spacing w:before="100" w:beforeAutospacing="1" w:after="100" w:afterAutospacing="1"/>
+        <w:ind w:left="1440"/>
+      </w:pPr>
     </w:p>
     <w:p>
       <w:pPr>
@@ -2034,51 +1714,28 @@
           <w:numId w:val="6"/>
         </w:numPr>
         <w:spacing w:before="100" w:beforeAutospacing="1" w:after="100" w:afterAutospacing="1"/>
-        <w:rPr>
-          <w:highlight w:val="yellow"/>
-        </w:rPr>
       </w:pPr>
       <w:r>
         <w:rPr>
           <w:b/>
           <w:bCs/>
-          <w:highlight w:val="yellow"/>
         </w:rPr>
         <w:t>Evaluation of Combined Detection Impact</w:t>
       </w:r>
       <w:r>
-        <w:rPr>
-          <w:highlight w:val="yellow"/>
-        </w:rPr>
         <w:t>:</w:t>
       </w:r>
-    </w:p>
-    <w:p>
-      <w:pPr>
-        <w:pStyle w:val="ListParagraph"/>
-        <w:spacing w:before="100" w:beforeAutospacing="1" w:after="100" w:afterAutospacing="1"/>
-        <w:rPr>
-          <w:highlight w:val="yellow"/>
-        </w:rPr>
-      </w:pPr>
     </w:p>
     <w:p>
       <w:pPr>
         <w:pStyle w:val="ListParagraph"/>
         <w:numPr>
           <w:ilvl w:val="0"/>
-          <w:numId w:val="11"/>
+          <w:numId w:val="15"/>
         </w:numPr>
         <w:spacing w:before="100" w:beforeAutospacing="1" w:after="100" w:afterAutospacing="1"/>
-        <w:ind w:left="1080"/>
-        <w:rPr>
-          <w:highlight w:val="yellow"/>
-        </w:rPr>
-      </w:pPr>
-      <w:r>
-        <w:rPr>
-          <w:highlight w:val="yellow"/>
-        </w:rPr>
+      </w:pPr>
+      <w:r>
         <w:t>Measure improvements in predictive performance when fake news and threats are detected simultaneously.</w:t>
       </w:r>
     </w:p>
@@ -2087,18 +1744,11 @@
         <w:pStyle w:val="ListParagraph"/>
         <w:numPr>
           <w:ilvl w:val="0"/>
-          <w:numId w:val="10"/>
+          <w:numId w:val="15"/>
         </w:numPr>
         <w:spacing w:before="100" w:beforeAutospacing="1" w:after="100" w:afterAutospacing="1"/>
-        <w:ind w:left="1080"/>
-        <w:rPr>
-          <w:highlight w:val="yellow"/>
-        </w:rPr>
-      </w:pPr>
-      <w:r>
-        <w:rPr>
-          <w:highlight w:val="yellow"/>
-        </w:rPr>
+      </w:pPr>
+      <w:r>
         <w:t>Conduct comparative analysis on datasets processed through separate versus unified models to assess accuracy gains and computational efficiency.</w:t>
       </w:r>
     </w:p>
@@ -2111,7 +1761,6 @@
           <w:rStyle w:val="Strong"/>
           <w:b w:val="0"/>
           <w:bCs w:val="0"/>
-          <w:highlight w:val="yellow"/>
         </w:rPr>
       </w:pPr>
     </w:p>
@@ -2123,46 +1772,16 @@
           <w:numId w:val="6"/>
         </w:numPr>
         <w:spacing w:before="100" w:beforeAutospacing="1" w:after="100" w:afterAutospacing="1"/>
-        <w:rPr>
-          <w:highlight w:val="yellow"/>
-        </w:rPr>
       </w:pPr>
       <w:r>
         <w:rPr>
           <w:rStyle w:val="Strong"/>
-          <w:highlight w:val="yellow"/>
         </w:rPr>
         <w:t>Societal Analysis:</w:t>
       </w:r>
       <w:r>
-        <w:rPr>
-          <w:highlight w:val="yellow"/>
-        </w:rPr>
-        <w:t xml:space="preserve"> </w:t>
-      </w:r>
-    </w:p>
-    <w:p>
-      <w:pPr>
-        <w:spacing w:before="100" w:beforeAutospacing="1" w:after="100" w:afterAutospacing="1"/>
-        <w:ind w:left="720"/>
-        <w:rPr>
-          <w:highlight w:val="yellow"/>
-        </w:rPr>
-      </w:pPr>
-      <w:r>
-        <w:rPr>
-          <w:highlight w:val="yellow"/>
-        </w:rPr>
-        <w:lastRenderedPageBreak/>
-        <w:t>Study how these methods can help make online spaces safer and improve the way people interact on social media.</w:t>
-      </w:r>
-    </w:p>
-    <w:p>
-      <w:pPr>
-        <w:rPr>
-          <w:noProof/>
-        </w:rPr>
-      </w:pPr>
+        <w:t xml:space="preserve"> Study how these methods can help make online spaces safer and improve the way people interact on social media.</w:t>
+      </w:r>
     </w:p>
     <w:p>
       <w:pPr>
@@ -2187,7 +1806,6 @@
         <w:rPr>
           <w:sz w:val="24"/>
           <w:szCs w:val="24"/>
-          <w:highlight w:val="yellow"/>
         </w:rPr>
       </w:pPr>
       <w:r>
@@ -2197,65 +1815,25 @@
           <w:bCs/>
           <w:sz w:val="24"/>
           <w:szCs w:val="24"/>
-          <w:highlight w:val="yellow"/>
         </w:rPr>
         <w:t>Conclusion</w:t>
       </w:r>
     </w:p>
     <w:p>
       <w:r>
-        <w:rPr>
-          <w:highlight w:val="yellow"/>
-        </w:rPr>
         <w:t>This research will help us understand the best way to detect both fake news and online threats at the same time. It will show whether separate or joint models work better and highlight the trends in transformer models for these tasks. The findings will also explore how better detection can make online spaces safer and encourage healthy public discussions.</w:t>
       </w:r>
     </w:p>
-    <w:p/>
-    <w:p/>
-    <w:p/>
-    <w:p/>
-    <w:p/>
-    <w:p/>
-    <w:p/>
-    <w:p/>
-    <w:p/>
-    <w:p/>
-    <w:p/>
-    <w:p/>
-    <w:p/>
-    <w:p/>
-    <w:p/>
-    <w:p/>
-    <w:p/>
-    <w:p/>
-    <w:p/>
-    <w:p/>
-    <w:p/>
-    <w:p/>
-    <w:p/>
-    <w:p/>
-    <w:p/>
-    <w:p/>
-    <w:p/>
-    <w:p/>
-    <w:p/>
-    <w:p/>
-    <w:p/>
-    <w:p/>
-    <w:p/>
-    <w:p/>
-    <w:p/>
-    <w:p/>
-    <w:p/>
-    <w:p/>
-    <w:p/>
-    <w:p/>
-    <w:p/>
+    <w:p>
+      <w:bookmarkStart w:id="0" w:name="_GoBack"/>
+      <w:bookmarkEnd w:id="0"/>
+    </w:p>
     <w:p>
       <w:r>
         <w:rPr>
           <w:noProof/>
         </w:rPr>
+        <w:lastRenderedPageBreak/>
         <w:pict w14:anchorId="7EB8EDAA">
           <v:rect id="_x0000_i1025" alt="" style="width:451pt;height:.05pt;mso-width-percent:0;mso-height-percent:0;mso-width-percent:0;mso-height-percent:0" o:hralign="center" o:hrstd="t" o:hr="t" fillcolor="#a0a0a0" stroked="f"/>
         </w:pict>
@@ -2317,6 +1895,43 @@
       </w:r>
       <w:r>
         <w:t xml:space="preserve"> In Proceedings of the 2023 International Conference on Data Science and Advanced Analytics (DSAA). IEEE. </w:t>
+      </w:r>
+      <w:hyperlink r:id="rId8" w:history="1">
+        <w:r>
+          <w:rPr>
+            <w:rStyle w:val="Hyperlink"/>
+          </w:rPr>
+          <w:t>Link</w:t>
+        </w:r>
+      </w:hyperlink>
+      <w:bookmarkEnd w:id="1"/>
+      <w:r>
+        <w:rPr>
+          <w:rStyle w:val="Hyperlink"/>
+        </w:rPr>
+        <w:br/>
+      </w:r>
+    </w:p>
+    <w:p>
+      <w:pPr>
+        <w:pStyle w:val="NormalWeb"/>
+        <w:numPr>
+          <w:ilvl w:val="0"/>
+          <w:numId w:val="1"/>
+        </w:numPr>
+      </w:pPr>
+      <w:bookmarkStart w:id="2" w:name="_Ref183604302"/>
+      <w:r>
+        <w:t xml:space="preserve">Gupta, S., &amp; Chauhan, V. (2022). </w:t>
+      </w:r>
+      <w:r>
+        <w:rPr>
+          <w:rStyle w:val="Emphasis"/>
+        </w:rPr>
+        <w:t>Hate Speech, Toxicity Detection in Online Social Media: A Recent Survey of State of the Art and Opportunities.</w:t>
+      </w:r>
+      <w:r>
+        <w:t xml:space="preserve"> Social Media Studies, 12(3), 45-63. </w:t>
       </w:r>
       <w:hyperlink r:id="rId9" w:history="1">
         <w:r>
@@ -2326,7 +1941,7 @@
           <w:t>Link</w:t>
         </w:r>
       </w:hyperlink>
-      <w:bookmarkEnd w:id="1"/>
+      <w:bookmarkEnd w:id="2"/>
       <w:r>
         <w:rPr>
           <w:rStyle w:val="Hyperlink"/>
@@ -2342,57 +1957,20 @@
           <w:numId w:val="1"/>
         </w:numPr>
       </w:pPr>
-      <w:bookmarkStart w:id="2" w:name="_Ref183604302"/>
-      <w:r>
-        <w:t xml:space="preserve">Gupta, S., &amp; Chauhan, V. (2022). </w:t>
+      <w:bookmarkStart w:id="3" w:name="_Ref183604270"/>
+      <w:r>
+        <w:t xml:space="preserve">Singh, R., &amp; Sharma, K. (2023). </w:t>
       </w:r>
       <w:r>
         <w:rPr>
           <w:rStyle w:val="Emphasis"/>
         </w:rPr>
-        <w:t>Hate Speech, Toxicity Detection in Online Social Media: A Recent Survey of State of the Art and Opportunities.</w:t>
-      </w:r>
-      <w:r>
-        <w:t xml:space="preserve"> Social Media Studies, 12(3), 45-63. </w:t>
+        <w:t>Threat Modelling and Detection Using Semantic Network for Improving Social Media Safety.</w:t>
+      </w:r>
+      <w:r>
+        <w:t xml:space="preserve"> Journal of Cybersecurity Studies, 5(4), 198-210. </w:t>
       </w:r>
       <w:hyperlink r:id="rId10" w:history="1">
-        <w:r>
-          <w:rPr>
-            <w:rStyle w:val="Hyperlink"/>
-          </w:rPr>
-          <w:t>Link</w:t>
-        </w:r>
-      </w:hyperlink>
-      <w:bookmarkEnd w:id="2"/>
-      <w:r>
-        <w:rPr>
-          <w:rStyle w:val="Hyperlink"/>
-        </w:rPr>
-        <w:br/>
-      </w:r>
-    </w:p>
-    <w:p>
-      <w:pPr>
-        <w:pStyle w:val="NormalWeb"/>
-        <w:numPr>
-          <w:ilvl w:val="0"/>
-          <w:numId w:val="1"/>
-        </w:numPr>
-      </w:pPr>
-      <w:bookmarkStart w:id="3" w:name="_Ref183604270"/>
-      <w:r>
-        <w:t xml:space="preserve">Singh, R., &amp; Sharma, K. (2023). </w:t>
-      </w:r>
-      <w:r>
-        <w:rPr>
-          <w:rStyle w:val="Emphasis"/>
-        </w:rPr>
-        <w:t>Threat Modelling and Detection Using Semantic Network for Improving Social Media Safety.</w:t>
-      </w:r>
-      <w:r>
-        <w:t xml:space="preserve"> Journal of Cybersecurity Studies, 5(4), 198-210. </w:t>
-      </w:r>
-      <w:hyperlink r:id="rId11" w:history="1">
         <w:r>
           <w:rPr>
             <w:rStyle w:val="Hyperlink"/>
@@ -3148,6 +2726,119 @@
     </w:lvl>
   </w:abstractNum>
   <w:abstractNum w:abstractNumId="6" w15:restartNumberingAfterBreak="0">
+    <w:nsid w:val="3C641330"/>
+    <w:multiLevelType w:val="hybridMultilevel"/>
+    <w:tmpl w:val="964ED4EE"/>
+    <w:lvl w:ilvl="0" w:tplc="04090003">
+      <w:start w:val="1"/>
+      <w:numFmt w:val="bullet"/>
+      <w:lvlText w:val="o"/>
+      <w:lvlJc w:val="left"/>
+      <w:pPr>
+        <w:ind w:left="1080" w:hanging="360"/>
+      </w:pPr>
+      <w:rPr>
+        <w:rFonts w:ascii="Courier New" w:hAnsi="Courier New" w:cs="Courier New" w:hint="default"/>
+      </w:rPr>
+    </w:lvl>
+    <w:lvl w:ilvl="1" w:tplc="04090003" w:tentative="1">
+      <w:start w:val="1"/>
+      <w:numFmt w:val="bullet"/>
+      <w:lvlText w:val="o"/>
+      <w:lvlJc w:val="left"/>
+      <w:pPr>
+        <w:ind w:left="1800" w:hanging="360"/>
+      </w:pPr>
+      <w:rPr>
+        <w:rFonts w:ascii="Courier New" w:hAnsi="Courier New" w:cs="Courier New" w:hint="default"/>
+      </w:rPr>
+    </w:lvl>
+    <w:lvl w:ilvl="2" w:tplc="04090005" w:tentative="1">
+      <w:start w:val="1"/>
+      <w:numFmt w:val="bullet"/>
+      <w:lvlText w:val=""/>
+      <w:lvlJc w:val="left"/>
+      <w:pPr>
+        <w:ind w:left="2520" w:hanging="360"/>
+      </w:pPr>
+      <w:rPr>
+        <w:rFonts w:ascii="Wingdings" w:hAnsi="Wingdings" w:hint="default"/>
+      </w:rPr>
+    </w:lvl>
+    <w:lvl w:ilvl="3" w:tplc="04090001" w:tentative="1">
+      <w:start w:val="1"/>
+      <w:numFmt w:val="bullet"/>
+      <w:lvlText w:val=""/>
+      <w:lvlJc w:val="left"/>
+      <w:pPr>
+        <w:ind w:left="3240" w:hanging="360"/>
+      </w:pPr>
+      <w:rPr>
+        <w:rFonts w:ascii="Symbol" w:hAnsi="Symbol" w:hint="default"/>
+      </w:rPr>
+    </w:lvl>
+    <w:lvl w:ilvl="4" w:tplc="04090003" w:tentative="1">
+      <w:start w:val="1"/>
+      <w:numFmt w:val="bullet"/>
+      <w:lvlText w:val="o"/>
+      <w:lvlJc w:val="left"/>
+      <w:pPr>
+        <w:ind w:left="3960" w:hanging="360"/>
+      </w:pPr>
+      <w:rPr>
+        <w:rFonts w:ascii="Courier New" w:hAnsi="Courier New" w:cs="Courier New" w:hint="default"/>
+      </w:rPr>
+    </w:lvl>
+    <w:lvl w:ilvl="5" w:tplc="04090005" w:tentative="1">
+      <w:start w:val="1"/>
+      <w:numFmt w:val="bullet"/>
+      <w:lvlText w:val=""/>
+      <w:lvlJc w:val="left"/>
+      <w:pPr>
+        <w:ind w:left="4680" w:hanging="360"/>
+      </w:pPr>
+      <w:rPr>
+        <w:rFonts w:ascii="Wingdings" w:hAnsi="Wingdings" w:hint="default"/>
+      </w:rPr>
+    </w:lvl>
+    <w:lvl w:ilvl="6" w:tplc="04090001" w:tentative="1">
+      <w:start w:val="1"/>
+      <w:numFmt w:val="bullet"/>
+      <w:lvlText w:val=""/>
+      <w:lvlJc w:val="left"/>
+      <w:pPr>
+        <w:ind w:left="5400" w:hanging="360"/>
+      </w:pPr>
+      <w:rPr>
+        <w:rFonts w:ascii="Symbol" w:hAnsi="Symbol" w:hint="default"/>
+      </w:rPr>
+    </w:lvl>
+    <w:lvl w:ilvl="7" w:tplc="04090003" w:tentative="1">
+      <w:start w:val="1"/>
+      <w:numFmt w:val="bullet"/>
+      <w:lvlText w:val="o"/>
+      <w:lvlJc w:val="left"/>
+      <w:pPr>
+        <w:ind w:left="6120" w:hanging="360"/>
+      </w:pPr>
+      <w:rPr>
+        <w:rFonts w:ascii="Courier New" w:hAnsi="Courier New" w:cs="Courier New" w:hint="default"/>
+      </w:rPr>
+    </w:lvl>
+    <w:lvl w:ilvl="8" w:tplc="04090005" w:tentative="1">
+      <w:start w:val="1"/>
+      <w:numFmt w:val="bullet"/>
+      <w:lvlText w:val=""/>
+      <w:lvlJc w:val="left"/>
+      <w:pPr>
+        <w:ind w:left="6840" w:hanging="360"/>
+      </w:pPr>
+      <w:rPr>
+        <w:rFonts w:ascii="Wingdings" w:hAnsi="Wingdings" w:hint="default"/>
+      </w:rPr>
+    </w:lvl>
+  </w:abstractNum>
+  <w:abstractNum w:abstractNumId="7" w15:restartNumberingAfterBreak="0">
     <w:nsid w:val="40EC5660"/>
     <w:multiLevelType w:val="multilevel"/>
     <w:tmpl w:val="C610D1F0"/>
@@ -3296,7 +2987,7 @@
       </w:rPr>
     </w:lvl>
   </w:abstractNum>
-  <w:abstractNum w:abstractNumId="7" w15:restartNumberingAfterBreak="0">
+  <w:abstractNum w:abstractNumId="8" w15:restartNumberingAfterBreak="0">
     <w:nsid w:val="547F48AE"/>
     <w:multiLevelType w:val="hybridMultilevel"/>
     <w:tmpl w:val="DF683B00"/>
@@ -3409,7 +3100,7 @@
       </w:rPr>
     </w:lvl>
   </w:abstractNum>
-  <w:abstractNum w:abstractNumId="8" w15:restartNumberingAfterBreak="0">
+  <w:abstractNum w:abstractNumId="9" w15:restartNumberingAfterBreak="0">
     <w:nsid w:val="565E0BE4"/>
     <w:multiLevelType w:val="multilevel"/>
     <w:tmpl w:val="AF46BFFC"/>
@@ -3555,7 +3246,7 @@
       </w:rPr>
     </w:lvl>
   </w:abstractNum>
-  <w:abstractNum w:abstractNumId="9" w15:restartNumberingAfterBreak="0">
+  <w:abstractNum w:abstractNumId="10" w15:restartNumberingAfterBreak="0">
     <w:nsid w:val="5EF70002"/>
     <w:multiLevelType w:val="multilevel"/>
     <w:tmpl w:val="81564F1C"/>
@@ -3701,7 +3392,7 @@
       </w:rPr>
     </w:lvl>
   </w:abstractNum>
-  <w:abstractNum w:abstractNumId="10" w15:restartNumberingAfterBreak="0">
+  <w:abstractNum w:abstractNumId="11" w15:restartNumberingAfterBreak="0">
     <w:nsid w:val="631E4974"/>
     <w:multiLevelType w:val="multilevel"/>
     <w:tmpl w:val="6A64F17A"/>
@@ -3850,7 +3541,7 @@
       </w:rPr>
     </w:lvl>
   </w:abstractNum>
-  <w:abstractNum w:abstractNumId="11" w15:restartNumberingAfterBreak="0">
+  <w:abstractNum w:abstractNumId="12" w15:restartNumberingAfterBreak="0">
     <w:nsid w:val="6E4E00B6"/>
     <w:multiLevelType w:val="multilevel"/>
     <w:tmpl w:val="EF74C0A6"/>
@@ -3999,7 +3690,7 @@
       </w:rPr>
     </w:lvl>
   </w:abstractNum>
-  <w:abstractNum w:abstractNumId="12" w15:restartNumberingAfterBreak="0">
+  <w:abstractNum w:abstractNumId="13" w15:restartNumberingAfterBreak="0">
     <w:nsid w:val="79337269"/>
     <w:multiLevelType w:val="hybridMultilevel"/>
     <w:tmpl w:val="B83AF9A8"/>
@@ -4013,6 +3704,119 @@
       </w:pPr>
       <w:rPr>
         <w:rFonts w:ascii="Symbol" w:hAnsi="Symbol" w:hint="default"/>
+      </w:rPr>
+    </w:lvl>
+    <w:lvl w:ilvl="1" w:tplc="04090003" w:tentative="1">
+      <w:start w:val="1"/>
+      <w:numFmt w:val="bullet"/>
+      <w:lvlText w:val="o"/>
+      <w:lvlJc w:val="left"/>
+      <w:pPr>
+        <w:ind w:left="2160" w:hanging="360"/>
+      </w:pPr>
+      <w:rPr>
+        <w:rFonts w:ascii="Courier New" w:hAnsi="Courier New" w:cs="Courier New" w:hint="default"/>
+      </w:rPr>
+    </w:lvl>
+    <w:lvl w:ilvl="2" w:tplc="04090005" w:tentative="1">
+      <w:start w:val="1"/>
+      <w:numFmt w:val="bullet"/>
+      <w:lvlText w:val=""/>
+      <w:lvlJc w:val="left"/>
+      <w:pPr>
+        <w:ind w:left="2880" w:hanging="360"/>
+      </w:pPr>
+      <w:rPr>
+        <w:rFonts w:ascii="Wingdings" w:hAnsi="Wingdings" w:hint="default"/>
+      </w:rPr>
+    </w:lvl>
+    <w:lvl w:ilvl="3" w:tplc="04090001" w:tentative="1">
+      <w:start w:val="1"/>
+      <w:numFmt w:val="bullet"/>
+      <w:lvlText w:val=""/>
+      <w:lvlJc w:val="left"/>
+      <w:pPr>
+        <w:ind w:left="3600" w:hanging="360"/>
+      </w:pPr>
+      <w:rPr>
+        <w:rFonts w:ascii="Symbol" w:hAnsi="Symbol" w:hint="default"/>
+      </w:rPr>
+    </w:lvl>
+    <w:lvl w:ilvl="4" w:tplc="04090003" w:tentative="1">
+      <w:start w:val="1"/>
+      <w:numFmt w:val="bullet"/>
+      <w:lvlText w:val="o"/>
+      <w:lvlJc w:val="left"/>
+      <w:pPr>
+        <w:ind w:left="4320" w:hanging="360"/>
+      </w:pPr>
+      <w:rPr>
+        <w:rFonts w:ascii="Courier New" w:hAnsi="Courier New" w:cs="Courier New" w:hint="default"/>
+      </w:rPr>
+    </w:lvl>
+    <w:lvl w:ilvl="5" w:tplc="04090005" w:tentative="1">
+      <w:start w:val="1"/>
+      <w:numFmt w:val="bullet"/>
+      <w:lvlText w:val=""/>
+      <w:lvlJc w:val="left"/>
+      <w:pPr>
+        <w:ind w:left="5040" w:hanging="360"/>
+      </w:pPr>
+      <w:rPr>
+        <w:rFonts w:ascii="Wingdings" w:hAnsi="Wingdings" w:hint="default"/>
+      </w:rPr>
+    </w:lvl>
+    <w:lvl w:ilvl="6" w:tplc="04090001" w:tentative="1">
+      <w:start w:val="1"/>
+      <w:numFmt w:val="bullet"/>
+      <w:lvlText w:val=""/>
+      <w:lvlJc w:val="left"/>
+      <w:pPr>
+        <w:ind w:left="5760" w:hanging="360"/>
+      </w:pPr>
+      <w:rPr>
+        <w:rFonts w:ascii="Symbol" w:hAnsi="Symbol" w:hint="default"/>
+      </w:rPr>
+    </w:lvl>
+    <w:lvl w:ilvl="7" w:tplc="04090003" w:tentative="1">
+      <w:start w:val="1"/>
+      <w:numFmt w:val="bullet"/>
+      <w:lvlText w:val="o"/>
+      <w:lvlJc w:val="left"/>
+      <w:pPr>
+        <w:ind w:left="6480" w:hanging="360"/>
+      </w:pPr>
+      <w:rPr>
+        <w:rFonts w:ascii="Courier New" w:hAnsi="Courier New" w:cs="Courier New" w:hint="default"/>
+      </w:rPr>
+    </w:lvl>
+    <w:lvl w:ilvl="8" w:tplc="04090005" w:tentative="1">
+      <w:start w:val="1"/>
+      <w:numFmt w:val="bullet"/>
+      <w:lvlText w:val=""/>
+      <w:lvlJc w:val="left"/>
+      <w:pPr>
+        <w:ind w:left="7200" w:hanging="360"/>
+      </w:pPr>
+      <w:rPr>
+        <w:rFonts w:ascii="Wingdings" w:hAnsi="Wingdings" w:hint="default"/>
+      </w:rPr>
+    </w:lvl>
+  </w:abstractNum>
+  <w:abstractNum w:abstractNumId="14" w15:restartNumberingAfterBreak="0">
+    <w:nsid w:val="7FDA329B"/>
+    <w:multiLevelType w:val="hybridMultilevel"/>
+    <w:tmpl w:val="35B031E8"/>
+    <w:lvl w:ilvl="0" w:tplc="04090003">
+      <w:start w:val="1"/>
+      <w:numFmt w:val="bullet"/>
+      <w:lvlText w:val="o"/>
+      <w:lvlJc w:val="left"/>
+      <w:pPr>
+        <w:ind w:left="1440" w:hanging="360"/>
+      </w:pPr>
+      <w:rPr>
+        <w:rFonts w:ascii="Courier New" w:hAnsi="Courier New" w:cs="Courier New" w:hint="default"/>
       </w:rPr>
     </w:lvl>
     <w:lvl w:ilvl="1" w:tplc="04090003" w:tentative="1">
@@ -4116,31 +3920,31 @@
     <w:abstractNumId w:val="2"/>
   </w:num>
   <w:num w:numId="2">
-    <w:abstractNumId w:val="10"/>
+    <w:abstractNumId w:val="11"/>
   </w:num>
   <w:num w:numId="3">
-    <w:abstractNumId w:val="6"/>
+    <w:abstractNumId w:val="7"/>
   </w:num>
   <w:num w:numId="4">
     <w:abstractNumId w:val="4"/>
   </w:num>
   <w:num w:numId="5">
-    <w:abstractNumId w:val="11"/>
+    <w:abstractNumId w:val="12"/>
   </w:num>
   <w:num w:numId="6">
     <w:abstractNumId w:val="3"/>
   </w:num>
   <w:num w:numId="7">
-    <w:abstractNumId w:val="12"/>
+    <w:abstractNumId w:val="13"/>
   </w:num>
   <w:num w:numId="8">
     <w:abstractNumId w:val="1"/>
   </w:num>
   <w:num w:numId="9">
-    <w:abstractNumId w:val="8"/>
+    <w:abstractNumId w:val="9"/>
   </w:num>
   <w:num w:numId="10">
-    <w:abstractNumId w:val="7"/>
+    <w:abstractNumId w:val="8"/>
   </w:num>
   <w:num w:numId="11">
     <w:abstractNumId w:val="5"/>
@@ -4149,7 +3953,13 @@
     <w:abstractNumId w:val="0"/>
   </w:num>
   <w:num w:numId="13">
-    <w:abstractNumId w:val="9"/>
+    <w:abstractNumId w:val="10"/>
+  </w:num>
+  <w:num w:numId="14">
+    <w:abstractNumId w:val="14"/>
+  </w:num>
+  <w:num w:numId="15">
+    <w:abstractNumId w:val="6"/>
   </w:num>
   <w:numIdMacAtCleanup w:val="13"/>
 </w:numbering>

--- a/RCS-Proposal.docx
+++ b/RCS-Proposal.docx
@@ -319,7 +319,6 @@
         </w:rPr>
         <w:t xml:space="preserve">Recent work on disinformation, such as the </w:t>
       </w:r>
-      <w:proofErr w:type="spellStart"/>
       <w:r>
         <w:rPr>
           <w:rStyle w:val="Emphasis"/>
@@ -329,7 +328,6 @@
         </w:rPr>
         <w:t>DeFaktS</w:t>
       </w:r>
-      <w:proofErr w:type="spellEnd"/>
       <w:r>
         <w:rPr>
           <w:rFonts w:ascii="Times New Roman" w:hAnsi="Times New Roman" w:cs="Times New Roman"/>
@@ -1052,10 +1050,10 @@
         <w:rPr>
           <w:rStyle w:val="Strong"/>
         </w:rPr>
-        <w:t>Emotionalization:</w:t>
-      </w:r>
-      <w:r>
-        <w:t xml:space="preserve"> Assessing the emotional or persuasive language employed, particularly around sensitive topics.</w:t>
+        <w:t>Polarization:</w:t>
+      </w:r>
+      <w:r>
+        <w:t xml:space="preserve"> Detecting friend-foe framing narratives in fake news articles.</w:t>
       </w:r>
     </w:p>
     <w:p>
@@ -1070,10 +1068,10 @@
         <w:rPr>
           <w:rStyle w:val="Strong"/>
         </w:rPr>
-        <w:t>Polarization:</w:t>
-      </w:r>
-      <w:r>
-        <w:t xml:space="preserve"> Detecting friend-foe framing narratives in fake news articles.</w:t>
+        <w:t>Vagueness of Phrasing:</w:t>
+      </w:r>
+      <w:r>
+        <w:t xml:space="preserve"> Analyzing the use of indirect expressions or hedging words.</w:t>
       </w:r>
     </w:p>
     <w:p>
@@ -1088,24 +1086,6 @@
         <w:rPr>
           <w:rStyle w:val="Strong"/>
         </w:rPr>
-        <w:t>Vagueness of Phrasing:</w:t>
-      </w:r>
-      <w:r>
-        <w:t xml:space="preserve"> Analyzing the use of indirect expressions or hedging words.</w:t>
-      </w:r>
-    </w:p>
-    <w:p>
-      <w:pPr>
-        <w:numPr>
-          <w:ilvl w:val="0"/>
-          <w:numId w:val="2"/>
-        </w:numPr>
-        <w:spacing w:before="100" w:beforeAutospacing="1" w:after="100" w:afterAutospacing="1"/>
-      </w:pPr>
-      <w:r>
-        <w:rPr>
-          <w:rStyle w:val="Strong"/>
-        </w:rPr>
         <w:t>Authenticity and Referencing of Information</w:t>
       </w:r>
       <w:r>
@@ -1176,24 +1156,6 @@
       </w:r>
       <w:r>
         <w:t xml:space="preserve"> Identifying harmful and aggressive language.</w:t>
-      </w:r>
-    </w:p>
-    <w:p>
-      <w:pPr>
-        <w:numPr>
-          <w:ilvl w:val="0"/>
-          <w:numId w:val="3"/>
-        </w:numPr>
-        <w:spacing w:before="100" w:beforeAutospacing="1" w:after="100" w:afterAutospacing="1"/>
-      </w:pPr>
-      <w:r>
-        <w:rPr>
-          <w:rStyle w:val="Strong"/>
-        </w:rPr>
-        <w:t>Severe Toxicity:</w:t>
-      </w:r>
-      <w:r>
-        <w:t xml:space="preserve"> Highlighting extremely aggressive or violent communication.</w:t>
       </w:r>
     </w:p>
     <w:p>
@@ -1371,12 +1333,14 @@
         </w:rPr>
       </w:pPr>
     </w:p>
-    <w:p>
+    <w:p/>
+    <w:p>
+      <w:bookmarkStart w:id="0" w:name="_GoBack"/>
+      <w:bookmarkEnd w:id="0"/>
       <w:r>
         <w:rPr>
           <w:noProof/>
         </w:rPr>
-        <w:lastRenderedPageBreak/>
         <w:pict w14:anchorId="75B72FBF">
           <v:rect id="_x0000_i1027" alt="" style="width:451pt;height:.05pt;mso-width-percent:0;mso-height-percent:0;mso-width-percent:0;mso-height-percent:0" o:hralign="center" o:hrstd="t" o:hr="t" fillcolor="#a0a0a0" stroked="f"/>
         </w:pict>
@@ -1398,6 +1362,7 @@
           <w:sz w:val="24"/>
           <w:szCs w:val="24"/>
         </w:rPr>
+        <w:lastRenderedPageBreak/>
         <w:t>Methods</w:t>
       </w:r>
       <w:r>
@@ -1448,15 +1413,7 @@
         <w:t>Data Sources</w:t>
       </w:r>
       <w:r>
-        <w:t xml:space="preserve">: Social media platforms dataset will be used as well as datasets related to fake news (e.g., </w:t>
-      </w:r>
-      <w:proofErr w:type="spellStart"/>
-      <w:r>
-        <w:t>DeFaktS</w:t>
-      </w:r>
-      <w:proofErr w:type="spellEnd"/>
-      <w:r>
-        <w:t>) and harmful content (e.g., toxicity, hate speech, and threats) will be integrated.</w:t>
+        <w:t>: Social media platforms dataset will be used as well as datasets related to fake news (e.g., DeFaktS) and harmful content (e.g., toxicity, hate speech, and threats) will be integrated.</w:t>
       </w:r>
     </w:p>
     <w:p>
@@ -1824,16 +1781,12 @@
         <w:t>This research will help us understand the best way to detect both fake news and online threats at the same time. It will show whether separate or joint models work better and highlight the trends in transformer models for these tasks. The findings will also explore how better detection can make online spaces safer and encourage healthy public discussions.</w:t>
       </w:r>
     </w:p>
-    <w:p>
-      <w:bookmarkStart w:id="0" w:name="_GoBack"/>
-      <w:bookmarkEnd w:id="0"/>
-    </w:p>
+    <w:p/>
     <w:p>
       <w:r>
         <w:rPr>
           <w:noProof/>
         </w:rPr>
-        <w:lastRenderedPageBreak/>
         <w:pict w14:anchorId="7EB8EDAA">
           <v:rect id="_x0000_i1025" alt="" style="width:451pt;height:.05pt;mso-width-percent:0;mso-height-percent:0;mso-width-percent:0;mso-height-percent:0" o:hralign="center" o:hrstd="t" o:hr="t" fillcolor="#a0a0a0" stroked="f"/>
         </w:pict>
@@ -1845,6 +1798,7 @@
         <w:rPr>
           <w:b/>
         </w:rPr>
+        <w:lastRenderedPageBreak/>
         <w:t>References:</w:t>
       </w:r>
       <w:r>
@@ -1863,35 +1817,14 @@
         </w:numPr>
       </w:pPr>
       <w:bookmarkStart w:id="1" w:name="_Ref183604316"/>
-      <w:proofErr w:type="spellStart"/>
-      <w:r>
-        <w:t>Baly</w:t>
-      </w:r>
-      <w:proofErr w:type="spellEnd"/>
-      <w:r>
-        <w:t xml:space="preserve">, R., Horne, B. D., &amp; </w:t>
-      </w:r>
-      <w:proofErr w:type="spellStart"/>
-      <w:r>
-        <w:t>Adali</w:t>
-      </w:r>
-      <w:proofErr w:type="spellEnd"/>
-      <w:r>
-        <w:t xml:space="preserve">, S. (2023). </w:t>
-      </w:r>
-      <w:proofErr w:type="spellStart"/>
+      <w:r>
+        <w:t xml:space="preserve">Baly, R., Horne, B. D., &amp; Adali, S. (2023). </w:t>
+      </w:r>
       <w:r>
         <w:rPr>
           <w:rStyle w:val="Emphasis"/>
         </w:rPr>
-        <w:t>DeFaktS</w:t>
-      </w:r>
-      <w:proofErr w:type="spellEnd"/>
-      <w:r>
-        <w:rPr>
-          <w:rStyle w:val="Emphasis"/>
-        </w:rPr>
-        <w:t>: A German Dataset for Fine-Grained Disinformation Detection through Social Media Framing.</w:t>
+        <w:t>DeFaktS: A German Dataset for Fine-Grained Disinformation Detection through Social Media Framing.</w:t>
       </w:r>
       <w:r>
         <w:t xml:space="preserve"> In Proceedings of the 2023 International Conference on Data Science and Advanced Analytics (DSAA). IEEE. </w:t>
